--- a/samples/zambia-2026-04/01-review-letter.docx
+++ b/samples/zambia-2026-04/01-review-letter.docx
@@ -14,7 +14,7 @@
           <w:color w:val="B7251C"/>
           <w:sz w:val="22"/>
         </w:rPr>
-        <w:t>OVERLAY REVIEW</w:t>
+        <w:t>CoST IS REVIEW</w:t>
       </w:r>
     </w:p>
     <w:p>
@@ -34,7 +34,7 @@
     </w:p>
     <w:p>
       <w:pPr>
-        <w:spacing w:after="240" w:before="0"/>
+        <w:spacing w:after="200" w:before="0"/>
       </w:pPr>
       <w:r>
         <w:rPr>
@@ -44,15 +44,15 @@
           <w:color w:val="6B6A68"/>
           <w:sz w:val="26"/>
         </w:rPr>
-        <w:t>Zambia (ZPPA / NCC / CoST Zambia)  ·  Draft of 3 March 2026</w:t>
+        <w:t>Zambia: ZPPA, NCC, CoST Zambia   •   Draft of 3 March 2026</w:t>
       </w:r>
     </w:p>
     <w:tbl>
       <w:tblPr>
-        <w:tblW w:type="auto" w:w="0"/>
+        <w:jc w:val="left"/>
         <w:tblLayout w:type="fixed"/>
         <w:tblLook w:firstColumn="1" w:firstRow="1" w:lastColumn="0" w:lastRow="0" w:noHBand="0" w:noVBand="1" w:val="04A0"/>
-        <w:tblW w:w="7600" w:type="dxa"/>
+        <w:tblW w:w="11340" w:type="dxa"/>
       </w:tblPr>
       <w:tblGrid>
         <w:gridCol w:w="14798"/>
@@ -69,6 +69,9 @@
             </w:tcBorders>
           </w:tcPr>
           <w:p>
+            <w:pPr>
+              <w:spacing w:after="0"/>
+            </w:pPr>
             <w:r/>
           </w:p>
         </w:tc>
@@ -81,66 +84,19 @@
     </w:p>
     <w:tbl>
       <w:tblPr>
-        <w:tblW w:type="auto" w:w="0"/>
+        <w:jc w:val="left"/>
         <w:tblLayout w:type="fixed"/>
         <w:tblLook w:firstColumn="1" w:firstRow="1" w:lastColumn="0" w:lastRow="0" w:noHBand="0" w:noVBand="1" w:val="04A0"/>
+        <w:tblW w:w="14798" w:type="dxa"/>
       </w:tblPr>
       <w:tblGrid>
-        <w:gridCol w:w="7399"/>
-        <w:gridCol w:w="7399"/>
+        <w:gridCol w:w="3118"/>
+        <w:gridCol w:w="11623"/>
       </w:tblGrid>
       <w:tr>
         <w:tc>
           <w:tcPr>
-            <w:tcW w:type="dxa" w:w="2551"/>
-            <w:tcBorders>
-              <w:top w:val="nil"/>
-              <w:bottom w:val="nil"/>
-              <w:left w:val="nil"/>
-              <w:right w:val="nil"/>
-            </w:tcBorders>
-          </w:tcPr>
-          <w:p>
-            <w:r>
-              <w:rPr>
-                <w:rFonts w:ascii="Arial" w:hAnsi="Arial"/>
-                <w:b/>
-                <w:i w:val="0"/>
-                <w:color w:val="6B6A68"/>
-                <w:sz w:val="20"/>
-              </w:rPr>
-              <w:t>Review framework:</w:t>
-            </w:r>
-          </w:p>
-        </w:tc>
-        <w:tc>
-          <w:tcPr>
-            <w:tcW w:type="dxa" w:w="10205"/>
-            <w:tcBorders>
-              <w:top w:val="nil"/>
-              <w:bottom w:val="nil"/>
-              <w:left w:val="nil"/>
-              <w:right w:val="nil"/>
-            </w:tcBorders>
-          </w:tcPr>
-          <w:p>
-            <w:r>
-              <w:rPr>
-                <w:rFonts w:ascii="Arial" w:hAnsi="Arial"/>
-                <w:b w:val="0"/>
-                <w:i w:val="0"/>
-                <w:color w:val="4A4743"/>
-                <w:sz w:val="21"/>
-              </w:rPr>
-              <w:t>Overlay v0.9  ·  Reviewer Gate Check (Part B) + Full Rubric (Part C)</w:t>
-            </w:r>
-          </w:p>
-        </w:tc>
-      </w:tr>
-      <w:tr>
-        <w:tc>
-          <w:tcPr>
-            <w:tcW w:type="dxa" w:w="2551"/>
+            <w:tcW w:type="dxa" w:w="3118"/>
             <w:tcBorders>
               <w:top w:val="nil"/>
               <w:bottom w:val="nil"/>
@@ -163,7 +119,7 @@
         </w:tc>
         <w:tc>
           <w:tcPr>
-            <w:tcW w:type="dxa" w:w="10205"/>
+            <w:tcW w:type="dxa" w:w="11622"/>
             <w:tcBorders>
               <w:top w:val="nil"/>
               <w:bottom w:val="nil"/>
@@ -180,7 +136,7 @@
                 <w:color w:val="4A4743"/>
                 <w:sz w:val="21"/>
               </w:rPr>
-              <w:t>Michael Cengkuru  ·  CoST International Secretariat</w:t>
+              <w:t>CoST International Secretariat. This review applies CoST IS's OC4IDS mapping review methodology.</w:t>
             </w:r>
           </w:p>
         </w:tc>
@@ -188,7 +144,7 @@
       <w:tr>
         <w:tc>
           <w:tcPr>
-            <w:tcW w:type="dxa" w:w="2551"/>
+            <w:tcW w:type="dxa" w:w="3118"/>
             <w:tcBorders>
               <w:top w:val="nil"/>
               <w:bottom w:val="nil"/>
@@ -211,7 +167,7 @@
         </w:tc>
         <w:tc>
           <w:tcPr>
-            <w:tcW w:type="dxa" w:w="10205"/>
+            <w:tcW w:type="dxa" w:w="11622"/>
             <w:tcBorders>
               <w:top w:val="nil"/>
               <w:bottom w:val="nil"/>
@@ -228,7 +184,7 @@
                 <w:color w:val="4A4743"/>
                 <w:sz w:val="21"/>
               </w:rPr>
-              <w:t>2026-04-23</w:t>
+              <w:t>23 April 2026.</w:t>
             </w:r>
           </w:p>
         </w:tc>
@@ -236,7 +192,7 @@
       <w:tr>
         <w:tc>
           <w:tcPr>
-            <w:tcW w:type="dxa" w:w="2551"/>
+            <w:tcW w:type="dxa" w:w="3118"/>
             <w:tcBorders>
               <w:top w:val="nil"/>
               <w:bottom w:val="nil"/>
@@ -253,13 +209,13 @@
                 <w:color w:val="6B6A68"/>
                 <w:sz w:val="20"/>
               </w:rPr>
-              <w:t>Decision:</w:t>
+              <w:t>Companion document:</w:t>
             </w:r>
           </w:p>
         </w:tc>
         <w:tc>
           <w:tcPr>
-            <w:tcW w:type="dxa" w:w="10205"/>
+            <w:tcW w:type="dxa" w:w="11622"/>
             <w:tcBorders>
               <w:top w:val="nil"/>
               <w:bottom w:val="nil"/>
@@ -271,22 +227,12 @@
             <w:r>
               <w:rPr>
                 <w:rFonts w:ascii="Arial" w:hAnsi="Arial"/>
-                <w:b/>
-                <w:i w:val="0"/>
-                <w:color w:val="B7251C"/>
-                <w:sz w:val="21"/>
-              </w:rPr>
-              <w:t>REVISE AND RESUBMIT</w:t>
-            </w:r>
-            <w:r>
-              <w:rPr>
-                <w:rFonts w:ascii="Arial" w:hAnsi="Arial"/>
                 <w:b w:val="0"/>
                 <w:i w:val="0"/>
                 <w:color w:val="4A4743"/>
                 <w:sz w:val="21"/>
               </w:rPr>
-              <w:t xml:space="preserve">  ·  Gate score 3 / 10</w:t>
+              <w:t>02-structural-reference.docx, a short illustrative extract showing one way a revised report could be structured.</w:t>
             </w:r>
           </w:p>
         </w:tc>
@@ -299,9 +245,10 @@
     </w:p>
     <w:tbl>
       <w:tblPr>
-        <w:tblW w:type="auto" w:w="0"/>
+        <w:jc w:val="left"/>
         <w:tblLayout w:type="fixed"/>
         <w:tblLook w:firstColumn="1" w:firstRow="1" w:lastColumn="0" w:lastRow="0" w:noHBand="0" w:noVBand="1" w:val="04A0"/>
+        <w:tblW w:w="14798" w:type="dxa"/>
       </w:tblPr>
       <w:tblGrid>
         <w:gridCol w:w="14798"/>
@@ -309,7 +256,7 @@
       <w:tr>
         <w:tc>
           <w:tcPr>
-            <w:tcW w:type="dxa" w:w="14798"/>
+            <w:tcW w:type="dxa" w:w="14797"/>
             <w:shd w:val="clear" w:color="auto" w:fill="F3F2F1"/>
             <w:tcBorders>
               <w:top w:val="single" w:sz="24" w:color="B7251C"/>
@@ -337,7 +284,7 @@
                 <w:color w:val="4A4743"/>
                 <w:sz w:val="21"/>
               </w:rPr>
-              <w:t xml:space="preserve">Zambia has produced a materially stronger mapping template than the Kaduna calibration floor </w:t>
+              <w:t xml:space="preserve">The Zambia mapping template is substantively strong: 73 OC4IDS fields mapped, every mapped field backed by a real source path, and 47 of 48 source elements traced forward into OC4IDS. </w:t>
             </w:r>
             <w:r>
               <w:rPr>
@@ -347,7 +294,7 @@
                 <w:color w:val="4A4743"/>
                 <w:sz w:val="21"/>
               </w:rPr>
-              <w:t xml:space="preserve">(73 mapped fields, all substantive, 97.9% source forward-mapping). </w:t>
+              <w:t xml:space="preserve">The narrative report does not yet reflect the strength of the underlying work. </w:t>
             </w:r>
             <w:r>
               <w:rPr>
@@ -357,22 +304,7 @@
                 <w:color w:val="4A4743"/>
                 <w:sz w:val="21"/>
               </w:rPr>
-              <w:t>The narrative report does not surface any of these numbers. The legal framework analysis in Annex 8.1 is the strongest we have seen on this kind of report. Fix the quantitative layer and this report reaches a solid band.</w:t>
-            </w:r>
-          </w:p>
-          <w:p>
-            <w:pPr>
-              <w:spacing w:before="80"/>
-            </w:pPr>
-            <w:r>
-              <w:rPr>
-                <w:rFonts w:ascii="Arial" w:hAnsi="Arial"/>
-                <w:b/>
-                <w:i w:val="0"/>
-                <w:color w:val="4A4743"/>
-                <w:sz w:val="20"/>
-              </w:rPr>
-              <w:t>Resubmission target: 2026-05-21.</w:t>
+              <w:t>The executive summary leads with adjectives rather than numbers, the lifecycle findings are described but not quantified, and most recommendations have no named owner. The legal framework analysis in Annex 8.1 is publication-quality and should anchor the report's front page, not sit at the back.</w:t>
             </w:r>
           </w:p>
         </w:tc>
@@ -392,15 +324,15 @@
           <w:color w:val="4A4743"/>
           <w:sz w:val="26"/>
         </w:rPr>
-        <w:t>1.  The template evidence</w:t>
+        <w:t>1.  What is working</w:t>
       </w:r>
     </w:p>
     <w:tbl>
       <w:tblPr>
-        <w:tblW w:type="auto" w:w="0"/>
+        <w:jc w:val="left"/>
         <w:tblLayout w:type="fixed"/>
         <w:tblLook w:firstColumn="1" w:firstRow="1" w:lastColumn="0" w:lastRow="0" w:noHBand="0" w:noVBand="1" w:val="04A0"/>
-        <w:tblW w:w="3200" w:type="dxa"/>
+        <w:tblW w:w="4536" w:type="dxa"/>
       </w:tblPr>
       <w:tblGrid>
         <w:gridCol w:w="14798"/>
@@ -411,12 +343,15 @@
             <w:tcW w:type="dxa" w:w="14798"/>
             <w:tcBorders>
               <w:top w:val="nil"/>
-              <w:bottom w:val="single" w:sz="24" w:color="B7251C"/>
+              <w:bottom w:val="single" w:sz="24" w:color="4EA83D"/>
               <w:left w:val="nil"/>
               <w:right w:val="nil"/>
             </w:tcBorders>
           </w:tcPr>
           <w:p>
+            <w:pPr>
+              <w:spacing w:after="0"/>
+            </w:pPr>
             <w:r/>
           </w:p>
         </w:tc>
@@ -439,51 +374,187 @@
           <w:color w:val="4A4743"/>
           <w:sz w:val="21"/>
         </w:rPr>
-        <w:t>Zambia mapped 73 of 1,480 OC4IDS template slots across four sheets. All mapped fields are substantive (no placeholders). The Projects and Contracting Processes sheets carry the bulk of the coverage; Linked Releases is at zero and Parties is effectively silent.</w:t>
+        <w:t>These elements of the current draft are already at the level a reader needs. Keep them on revision.</w:t>
       </w:r>
     </w:p>
     <w:p>
       <w:pPr>
-        <w:jc w:val="center"/>
+        <w:spacing w:after="120"/>
       </w:pPr>
       <w:r>
-        <w:drawing>
-          <wp:inline xmlns:a="http://schemas.openxmlformats.org/drawingml/2006/main" xmlns:pic="http://schemas.openxmlformats.org/drawingml/2006/picture">
-            <wp:extent cx="6480000" cy="3869183"/>
-            <wp:docPr id="1" name="Picture 1"/>
-            <wp:cNvGraphicFramePr>
-              <a:graphicFrameLocks noChangeAspect="1"/>
-            </wp:cNvGraphicFramePr>
-            <a:graphic>
-              <a:graphicData uri="http://schemas.openxmlformats.org/drawingml/2006/picture">
-                <pic:pic>
-                  <pic:nvPicPr>
-                    <pic:cNvPr id="0" name="01-sheet-coverage.png"/>
-                    <pic:cNvPicPr/>
-                  </pic:nvPicPr>
-                  <pic:blipFill>
-                    <a:blip r:embed="rId11"/>
-                    <a:stretch>
-                      <a:fillRect/>
-                    </a:stretch>
-                  </pic:blipFill>
-                  <pic:spPr>
-                    <a:xfrm>
-                      <a:off x="0" y="0"/>
-                      <a:ext cx="6480000" cy="3869183"/>
-                    </a:xfrm>
-                    <a:prstGeom prst="rect"/>
-                  </pic:spPr>
-                </pic:pic>
-              </a:graphicData>
-            </a:graphic>
-          </wp:inline>
-        </w:drawing>
+        <w:rPr>
+          <w:rFonts w:ascii="Arial" w:hAnsi="Arial"/>
+          <w:b/>
+          <w:i w:val="0"/>
+          <w:color w:val="4EA83D"/>
+          <w:sz w:val="21"/>
+        </w:rPr>
+        <w:t xml:space="preserve">+  </w:t>
+      </w:r>
+      <w:r>
+        <w:rPr>
+          <w:rFonts w:ascii="Arial" w:hAnsi="Arial"/>
+          <w:b/>
+          <w:i w:val="0"/>
+          <w:color w:val="4A4743"/>
+          <w:sz w:val="21"/>
+        </w:rPr>
+        <w:t xml:space="preserve">Legal framework analysis in Annex 8.1.  </w:t>
+      </w:r>
+      <w:r>
+        <w:rPr>
+          <w:rFonts w:ascii="Arial" w:hAnsi="Arial"/>
+          <w:b w:val="0"/>
+          <w:i w:val="0"/>
+          <w:color w:val="4A4743"/>
+          <w:sz w:val="21"/>
+        </w:rPr>
+        <w:t>The citations to the Access to Information Act 2023 (s.6, s.8, s.9, s.17), the ZPPA Act 2020 (s.67, s.70), and the NCC Act 2020 (s.5, s.31, s.33, s.53) are precise and directly tied to disclosure obligations. This is the report's strongest asset. Move the substance forward into the executive summary; keep the full text in the annex.</w:t>
       </w:r>
     </w:p>
     <w:p>
       <w:pPr>
-        <w:spacing w:after="120" w:before="0"/>
+        <w:spacing w:after="120"/>
+      </w:pPr>
+      <w:r>
+        <w:rPr>
+          <w:rFonts w:ascii="Arial" w:hAnsi="Arial"/>
+          <w:b/>
+          <w:i w:val="0"/>
+          <w:color w:val="4EA83D"/>
+          <w:sz w:val="21"/>
+        </w:rPr>
+        <w:t xml:space="preserve">+  </w:t>
+      </w:r>
+      <w:r>
+        <w:rPr>
+          <w:rFonts w:ascii="Arial" w:hAnsi="Arial"/>
+          <w:b/>
+          <w:i w:val="0"/>
+          <w:color w:val="4A4743"/>
+          <w:sz w:val="21"/>
+        </w:rPr>
+        <w:t xml:space="preserve">The NCC insight.  </w:t>
+      </w:r>
+      <w:r>
+        <w:rPr>
+          <w:rFonts w:ascii="Arial" w:hAnsi="Arial"/>
+          <w:b w:val="0"/>
+          <w:i w:val="0"/>
+          <w:color w:val="4A4743"/>
+          <w:sz w:val="21"/>
+        </w:rPr>
+        <w:t>The observation in section 4.1 that most implementation-stage data is already collected by NCC under its statutory monitoring mandate is the single most actionable finding in the report. It reframes the question from 'how do we collect this data?' to 'how do we integrate and disclose what is already collected?' Make this the headline of the recommendations section.</w:t>
+      </w:r>
+    </w:p>
+    <w:p>
+      <w:pPr>
+        <w:spacing w:after="120"/>
+      </w:pPr>
+      <w:r>
+        <w:rPr>
+          <w:rFonts w:ascii="Arial" w:hAnsi="Arial"/>
+          <w:b/>
+          <w:i w:val="0"/>
+          <w:color w:val="4EA83D"/>
+          <w:sz w:val="21"/>
+        </w:rPr>
+        <w:t xml:space="preserve">+  </w:t>
+      </w:r>
+      <w:r>
+        <w:rPr>
+          <w:rFonts w:ascii="Arial" w:hAnsi="Arial"/>
+          <w:b/>
+          <w:i w:val="0"/>
+          <w:color w:val="4A4743"/>
+          <w:sz w:val="21"/>
+        </w:rPr>
+        <w:t xml:space="preserve">Source element forward-mapping.  </w:t>
+      </w:r>
+      <w:r>
+        <w:rPr>
+          <w:rFonts w:ascii="Arial" w:hAnsi="Arial"/>
+          <w:b w:val="0"/>
+          <w:i w:val="0"/>
+          <w:color w:val="4A4743"/>
+          <w:sz w:val="21"/>
+        </w:rPr>
+        <w:t>The template maps 47 of the 48 source data elements from the ZPPA e-GP system into OC4IDS paths. That coverage is excellent. Report the number in the methodology section.</w:t>
+      </w:r>
+    </w:p>
+    <w:p>
+      <w:pPr>
+        <w:spacing w:after="120"/>
+      </w:pPr>
+      <w:r>
+        <w:rPr>
+          <w:rFonts w:ascii="Arial" w:hAnsi="Arial"/>
+          <w:b/>
+          <w:i w:val="0"/>
+          <w:color w:val="4EA83D"/>
+          <w:sz w:val="21"/>
+        </w:rPr>
+        <w:t xml:space="preserve">+  </w:t>
+      </w:r>
+      <w:r>
+        <w:rPr>
+          <w:rFonts w:ascii="Arial" w:hAnsi="Arial"/>
+          <w:b/>
+          <w:i w:val="0"/>
+          <w:color w:val="4A4743"/>
+          <w:sz w:val="21"/>
+        </w:rPr>
+        <w:t xml:space="preserve">Lifecycle framework in section 8.2.  </w:t>
+      </w:r>
+      <w:r>
+        <w:rPr>
+          <w:rFonts w:ascii="Arial" w:hAnsi="Arial"/>
+          <w:b w:val="0"/>
+          <w:i w:val="0"/>
+          <w:color w:val="4A4743"/>
+          <w:sz w:val="21"/>
+        </w:rPr>
+        <w:t>The five-row data-source-by-stage table is a foundation for the decision summary this review asks for (section 2, revision R4 below). Expand it into the four-bucket classification: ready to publish, small format fixes, needs system work, needs policy action.</w:t>
+      </w:r>
+    </w:p>
+    <w:p>
+      <w:pPr>
+        <w:spacing w:after="120"/>
+      </w:pPr>
+      <w:r>
+        <w:rPr>
+          <w:rFonts w:ascii="Arial" w:hAnsi="Arial"/>
+          <w:b/>
+          <w:i w:val="0"/>
+          <w:color w:val="4EA83D"/>
+          <w:sz w:val="21"/>
+        </w:rPr>
+        <w:t xml:space="preserve">+  </w:t>
+      </w:r>
+      <w:r>
+        <w:rPr>
+          <w:rFonts w:ascii="Arial" w:hAnsi="Arial"/>
+          <w:b/>
+          <w:i w:val="0"/>
+          <w:color w:val="4A4743"/>
+          <w:sz w:val="21"/>
+        </w:rPr>
+        <w:t xml:space="preserve">Mapping quality.  </w:t>
+      </w:r>
+      <w:r>
+        <w:rPr>
+          <w:rFonts w:ascii="Arial" w:hAnsi="Arial"/>
+          <w:b w:val="0"/>
+          <w:i w:val="0"/>
+          <w:color w:val="4A4743"/>
+          <w:sz w:val="21"/>
+        </w:rPr>
+        <w:t>Every OC4IDS path the template lists as mapped contains real source content. No placeholders. A reviewer sampling the mapping sheets can verify every line back to the ZPPA e-GP schema.</w:t>
+      </w:r>
+    </w:p>
+    <w:p>
+      <w:pPr>
+        <w:spacing w:after="280" w:before="0"/>
       </w:pPr>
     </w:p>
     <w:p>
@@ -495,15 +566,15 @@
           <w:color w:val="4A4743"/>
           <w:sz w:val="26"/>
         </w:rPr>
-        <w:t>2.  Gate scorecard</w:t>
+        <w:t>2.  The mapping evidence</w:t>
       </w:r>
     </w:p>
     <w:tbl>
       <w:tblPr>
-        <w:tblW w:type="auto" w:w="0"/>
+        <w:jc w:val="left"/>
         <w:tblLayout w:type="fixed"/>
         <w:tblLook w:firstColumn="1" w:firstRow="1" w:lastColumn="0" w:lastRow="0" w:noHBand="0" w:noVBand="1" w:val="04A0"/>
-        <w:tblW w:w="3200" w:type="dxa"/>
+        <w:tblW w:w="4536" w:type="dxa"/>
       </w:tblPr>
       <w:tblGrid>
         <w:gridCol w:w="14798"/>
@@ -520,6 +591,9 @@
             </w:tcBorders>
           </w:tcPr>
           <w:p>
+            <w:pPr>
+              <w:spacing w:after="0"/>
+            </w:pPr>
             <w:r/>
           </w:p>
         </w:tc>
@@ -542,1129 +616,67 @@
           <w:color w:val="4A4743"/>
           <w:sz w:val="21"/>
         </w:rPr>
-        <w:t>Overlay's 10-item gate check is pass/fail. A score below 7 returns the report at triage without full-rubric scoring. Zambia scored 3 / 10.</w:t>
+        <w:t>The report's strongest asset is the template itself. It maps 73 OC4IDS fields across four sheets, all backed by real source paths from the ZPPA e-GP system. The headline does not yet say this. Section 4 below sets out specific changes to bring the narrative in line with the evidence.</w:t>
       </w:r>
-    </w:p>
-    <w:tbl>
-      <w:tblPr>
-        <w:tblW w:type="auto" w:w="0"/>
-        <w:tblLayout w:type="fixed"/>
-        <w:tblLook w:firstColumn="1" w:firstRow="1" w:lastColumn="0" w:lastRow="0" w:noHBand="0" w:noVBand="1" w:val="04A0"/>
-      </w:tblPr>
-      <w:tblGrid>
-        <w:gridCol w:w="3699"/>
-        <w:gridCol w:w="3699"/>
-        <w:gridCol w:w="3699"/>
-        <w:gridCol w:w="3699"/>
-      </w:tblGrid>
-      <w:tr>
-        <w:tc>
-          <w:tcPr>
-            <w:tcW w:type="dxa" w:w="567"/>
-            <w:shd w:val="clear" w:color="auto" w:fill="2D2D2D"/>
-            <w:tcBorders>
-              <w:top w:val="single" w:sz="4" w:color="2D2D2D"/>
-              <w:bottom w:val="single" w:sz="4" w:color="2D2D2D"/>
-              <w:left w:val="single" w:sz="4" w:color="2D2D2D"/>
-              <w:right w:val="single" w:sz="4" w:color="2D2D2D"/>
-            </w:tcBorders>
-          </w:tcPr>
-          <w:p>
-            <w:r>
-              <w:rPr>
-                <w:rFonts w:ascii="Arial" w:hAnsi="Arial"/>
-                <w:b/>
-                <w:i w:val="0"/>
-                <w:color w:val="FFFFFF"/>
-                <w:sz w:val="20"/>
-              </w:rPr>
-              <w:t>#</w:t>
-            </w:r>
-          </w:p>
-        </w:tc>
-        <w:tc>
-          <w:tcPr>
-            <w:tcW w:type="dxa" w:w="3288"/>
-            <w:shd w:val="clear" w:color="auto" w:fill="2D2D2D"/>
-            <w:tcBorders>
-              <w:top w:val="single" w:sz="4" w:color="2D2D2D"/>
-              <w:bottom w:val="single" w:sz="4" w:color="2D2D2D"/>
-              <w:left w:val="single" w:sz="4" w:color="2D2D2D"/>
-              <w:right w:val="single" w:sz="4" w:color="2D2D2D"/>
-            </w:tcBorders>
-          </w:tcPr>
-          <w:p>
-            <w:r>
-              <w:rPr>
-                <w:rFonts w:ascii="Arial" w:hAnsi="Arial"/>
-                <w:b/>
-                <w:i w:val="0"/>
-                <w:color w:val="FFFFFF"/>
-                <w:sz w:val="20"/>
-              </w:rPr>
-              <w:t>Gate item</w:t>
-            </w:r>
-          </w:p>
-        </w:tc>
-        <w:tc>
-          <w:tcPr>
-            <w:tcW w:type="dxa" w:w="1134"/>
-            <w:shd w:val="clear" w:color="auto" w:fill="2D2D2D"/>
-            <w:tcBorders>
-              <w:top w:val="single" w:sz="4" w:color="2D2D2D"/>
-              <w:bottom w:val="single" w:sz="4" w:color="2D2D2D"/>
-              <w:left w:val="single" w:sz="4" w:color="2D2D2D"/>
-              <w:right w:val="single" w:sz="4" w:color="2D2D2D"/>
-            </w:tcBorders>
-          </w:tcPr>
-          <w:p>
-            <w:r>
-              <w:rPr>
-                <w:rFonts w:ascii="Arial" w:hAnsi="Arial"/>
-                <w:b/>
-                <w:i w:val="0"/>
-                <w:color w:val="FFFFFF"/>
-                <w:sz w:val="20"/>
-              </w:rPr>
-              <w:t>Result</w:t>
-            </w:r>
-          </w:p>
-        </w:tc>
-        <w:tc>
-          <w:tcPr>
-            <w:tcW w:type="dxa" w:w="8957"/>
-            <w:shd w:val="clear" w:color="auto" w:fill="2D2D2D"/>
-            <w:tcBorders>
-              <w:top w:val="single" w:sz="4" w:color="2D2D2D"/>
-              <w:bottom w:val="single" w:sz="4" w:color="2D2D2D"/>
-              <w:left w:val="single" w:sz="4" w:color="2D2D2D"/>
-              <w:right w:val="single" w:sz="4" w:color="2D2D2D"/>
-            </w:tcBorders>
-          </w:tcPr>
-          <w:p>
-            <w:r>
-              <w:rPr>
-                <w:rFonts w:ascii="Arial" w:hAnsi="Arial"/>
-                <w:b/>
-                <w:i w:val="0"/>
-                <w:color w:val="FFFFFF"/>
-                <w:sz w:val="20"/>
-              </w:rPr>
-              <w:t>Note</w:t>
-            </w:r>
-          </w:p>
-        </w:tc>
-      </w:tr>
-      <w:tr>
-        <w:tc>
-          <w:tcPr>
-            <w:tcW w:type="dxa" w:w="567"/>
-            <w:shd w:val="clear" w:color="auto" w:fill="FFFFFF"/>
-            <w:tcBorders>
-              <w:top w:val="nil"/>
-              <w:bottom w:val="nil"/>
-              <w:left w:val="nil"/>
-              <w:right w:val="nil"/>
-            </w:tcBorders>
-          </w:tcPr>
-          <w:p>
-            <w:r>
-              <w:rPr>
-                <w:rFonts w:ascii="Arial" w:hAnsi="Arial"/>
-                <w:b w:val="0"/>
-                <w:i w:val="0"/>
-                <w:color w:val="9C9B99"/>
-                <w:sz w:val="20"/>
-              </w:rPr>
-              <w:t>1</w:t>
-            </w:r>
-          </w:p>
-        </w:tc>
-        <w:tc>
-          <w:tcPr>
-            <w:tcW w:type="dxa" w:w="3288"/>
-            <w:shd w:val="clear" w:color="auto" w:fill="FFFFFF"/>
-            <w:tcBorders>
-              <w:top w:val="nil"/>
-              <w:bottom w:val="nil"/>
-              <w:left w:val="nil"/>
-              <w:right w:val="nil"/>
-            </w:tcBorders>
-          </w:tcPr>
-          <w:p>
-            <w:r>
-              <w:rPr>
-                <w:rFonts w:ascii="Arial" w:hAnsi="Arial"/>
-                <w:b w:val="0"/>
-                <w:i w:val="0"/>
-                <w:color w:val="4A4743"/>
-                <w:sz w:val="20"/>
-              </w:rPr>
-              <w:t>Quantified headline (%)</w:t>
-            </w:r>
-          </w:p>
-        </w:tc>
-        <w:tc>
-          <w:tcPr>
-            <w:tcW w:type="dxa" w:w="1134"/>
-            <w:shd w:val="clear" w:color="auto" w:fill="FFFFFF"/>
-            <w:tcBorders>
-              <w:top w:val="nil"/>
-              <w:bottom w:val="nil"/>
-              <w:left w:val="nil"/>
-              <w:right w:val="nil"/>
-            </w:tcBorders>
-            <w:shd w:val="clear" w:color="auto" w:fill="F5D5D3"/>
-          </w:tcPr>
-          <w:p>
-            <w:r>
-              <w:rPr>
-                <w:rFonts w:ascii="Arial" w:hAnsi="Arial"/>
-                <w:b/>
-                <w:i w:val="0"/>
-                <w:color w:val="B7251C"/>
-                <w:sz w:val="20"/>
-              </w:rPr>
-              <w:t>FAIL</w:t>
-            </w:r>
-          </w:p>
-        </w:tc>
-        <w:tc>
-          <w:tcPr>
-            <w:tcW w:type="dxa" w:w="8957"/>
-            <w:shd w:val="clear" w:color="auto" w:fill="FFFFFF"/>
-            <w:tcBorders>
-              <w:top w:val="nil"/>
-              <w:bottom w:val="nil"/>
-              <w:left w:val="nil"/>
-              <w:right w:val="nil"/>
-            </w:tcBorders>
-          </w:tcPr>
-          <w:p>
-            <w:r>
-              <w:rPr>
-                <w:rFonts w:ascii="Arial" w:hAnsi="Arial"/>
-                <w:b w:val="0"/>
-                <w:i w:val="0"/>
-                <w:color w:val="4A4743"/>
-                <w:sz w:val="19"/>
-              </w:rPr>
-              <w:t>Executive summary states "significant data gaps". No percentage anywhere.</w:t>
-            </w:r>
-          </w:p>
-        </w:tc>
-      </w:tr>
-      <w:tr>
-        <w:tc>
-          <w:tcPr>
-            <w:tcW w:type="dxa" w:w="567"/>
-            <w:shd w:val="clear" w:color="auto" w:fill="F3F2F1"/>
-            <w:tcBorders>
-              <w:top w:val="nil"/>
-              <w:bottom w:val="nil"/>
-              <w:left w:val="nil"/>
-              <w:right w:val="nil"/>
-            </w:tcBorders>
-          </w:tcPr>
-          <w:p>
-            <w:r>
-              <w:rPr>
-                <w:rFonts w:ascii="Arial" w:hAnsi="Arial"/>
-                <w:b w:val="0"/>
-                <w:i w:val="0"/>
-                <w:color w:val="9C9B99"/>
-                <w:sz w:val="20"/>
-              </w:rPr>
-              <w:t>2</w:t>
-            </w:r>
-          </w:p>
-        </w:tc>
-        <w:tc>
-          <w:tcPr>
-            <w:tcW w:type="dxa" w:w="3288"/>
-            <w:shd w:val="clear" w:color="auto" w:fill="F3F2F1"/>
-            <w:tcBorders>
-              <w:top w:val="nil"/>
-              <w:bottom w:val="nil"/>
-              <w:left w:val="nil"/>
-              <w:right w:val="nil"/>
-            </w:tcBorders>
-          </w:tcPr>
-          <w:p>
-            <w:r>
-              <w:rPr>
-                <w:rFonts w:ascii="Arial" w:hAnsi="Arial"/>
-                <w:b w:val="0"/>
-                <w:i w:val="0"/>
-                <w:color w:val="4A4743"/>
-                <w:sz w:val="20"/>
-              </w:rPr>
-              <w:t>Portal URLs + access dates</w:t>
-            </w:r>
-          </w:p>
-        </w:tc>
-        <w:tc>
-          <w:tcPr>
-            <w:tcW w:type="dxa" w:w="1134"/>
-            <w:shd w:val="clear" w:color="auto" w:fill="F3F2F1"/>
-            <w:tcBorders>
-              <w:top w:val="nil"/>
-              <w:bottom w:val="nil"/>
-              <w:left w:val="nil"/>
-              <w:right w:val="nil"/>
-            </w:tcBorders>
-            <w:shd w:val="clear" w:color="auto" w:fill="F5D5D3"/>
-          </w:tcPr>
-          <w:p>
-            <w:r>
-              <w:rPr>
-                <w:rFonts w:ascii="Arial" w:hAnsi="Arial"/>
-                <w:b/>
-                <w:i w:val="0"/>
-                <w:color w:val="B7251C"/>
-                <w:sz w:val="20"/>
-              </w:rPr>
-              <w:t>FAIL</w:t>
-            </w:r>
-          </w:p>
-        </w:tc>
-        <w:tc>
-          <w:tcPr>
-            <w:tcW w:type="dxa" w:w="8957"/>
-            <w:shd w:val="clear" w:color="auto" w:fill="F3F2F1"/>
-            <w:tcBorders>
-              <w:top w:val="nil"/>
-              <w:bottom w:val="nil"/>
-              <w:left w:val="nil"/>
-              <w:right w:val="nil"/>
-            </w:tcBorders>
-          </w:tcPr>
-          <w:p>
-            <w:r>
-              <w:rPr>
-                <w:rFonts w:ascii="Arial" w:hAnsi="Arial"/>
-                <w:b w:val="0"/>
-                <w:i w:val="0"/>
-                <w:color w:val="4A4743"/>
-                <w:sz w:val="19"/>
-              </w:rPr>
-              <w:t>ZPPA e-GP named; URL (eprocure.zppa.org.zm) lives only in the template. No access date.</w:t>
-            </w:r>
-          </w:p>
-        </w:tc>
-      </w:tr>
-      <w:tr>
-        <w:tc>
-          <w:tcPr>
-            <w:tcW w:type="dxa" w:w="567"/>
-            <w:shd w:val="clear" w:color="auto" w:fill="FFFFFF"/>
-            <w:tcBorders>
-              <w:top w:val="nil"/>
-              <w:bottom w:val="nil"/>
-              <w:left w:val="nil"/>
-              <w:right w:val="nil"/>
-            </w:tcBorders>
-          </w:tcPr>
-          <w:p>
-            <w:r>
-              <w:rPr>
-                <w:rFonts w:ascii="Arial" w:hAnsi="Arial"/>
-                <w:b w:val="0"/>
-                <w:i w:val="0"/>
-                <w:color w:val="9C9B99"/>
-                <w:sz w:val="20"/>
-              </w:rPr>
-              <w:t>3</w:t>
-            </w:r>
-          </w:p>
-        </w:tc>
-        <w:tc>
-          <w:tcPr>
-            <w:tcW w:type="dxa" w:w="3288"/>
-            <w:shd w:val="clear" w:color="auto" w:fill="FFFFFF"/>
-            <w:tcBorders>
-              <w:top w:val="nil"/>
-              <w:bottom w:val="nil"/>
-              <w:left w:val="nil"/>
-              <w:right w:val="nil"/>
-            </w:tcBorders>
-          </w:tcPr>
-          <w:p>
-            <w:r>
-              <w:rPr>
-                <w:rFonts w:ascii="Arial" w:hAnsi="Arial"/>
-                <w:b w:val="0"/>
-                <w:i w:val="0"/>
-                <w:color w:val="4A4743"/>
-                <w:sz w:val="20"/>
-              </w:rPr>
-              <w:t>Sample defined</w:t>
-            </w:r>
-          </w:p>
-        </w:tc>
-        <w:tc>
-          <w:tcPr>
-            <w:tcW w:type="dxa" w:w="1134"/>
-            <w:shd w:val="clear" w:color="auto" w:fill="FFFFFF"/>
-            <w:tcBorders>
-              <w:top w:val="nil"/>
-              <w:bottom w:val="nil"/>
-              <w:left w:val="nil"/>
-              <w:right w:val="nil"/>
-            </w:tcBorders>
-            <w:shd w:val="clear" w:color="auto" w:fill="F5D5D3"/>
-          </w:tcPr>
-          <w:p>
-            <w:r>
-              <w:rPr>
-                <w:rFonts w:ascii="Arial" w:hAnsi="Arial"/>
-                <w:b/>
-                <w:i w:val="0"/>
-                <w:color w:val="B7251C"/>
-                <w:sz w:val="20"/>
-              </w:rPr>
-              <w:t>FAIL</w:t>
-            </w:r>
-          </w:p>
-        </w:tc>
-        <w:tc>
-          <w:tcPr>
-            <w:tcW w:type="dxa" w:w="8957"/>
-            <w:shd w:val="clear" w:color="auto" w:fill="FFFFFF"/>
-            <w:tcBorders>
-              <w:top w:val="nil"/>
-              <w:bottom w:val="nil"/>
-              <w:left w:val="nil"/>
-              <w:right w:val="nil"/>
-            </w:tcBorders>
-          </w:tcPr>
-          <w:p>
-            <w:r>
-              <w:rPr>
-                <w:rFonts w:ascii="Arial" w:hAnsi="Arial"/>
-                <w:b w:val="0"/>
-                <w:i w:val="0"/>
-                <w:color w:val="4A4743"/>
-                <w:sz w:val="19"/>
-              </w:rPr>
-              <w:t>No project count, value, sectors, time window, or sampling method.</w:t>
-            </w:r>
-          </w:p>
-        </w:tc>
-      </w:tr>
-      <w:tr>
-        <w:tc>
-          <w:tcPr>
-            <w:tcW w:type="dxa" w:w="567"/>
-            <w:shd w:val="clear" w:color="auto" w:fill="F3F2F1"/>
-            <w:tcBorders>
-              <w:top w:val="nil"/>
-              <w:bottom w:val="nil"/>
-              <w:left w:val="nil"/>
-              <w:right w:val="nil"/>
-            </w:tcBorders>
-          </w:tcPr>
-          <w:p>
-            <w:r>
-              <w:rPr>
-                <w:rFonts w:ascii="Arial" w:hAnsi="Arial"/>
-                <w:b w:val="0"/>
-                <w:i w:val="0"/>
-                <w:color w:val="9C9B99"/>
-                <w:sz w:val="20"/>
-              </w:rPr>
-              <w:t>4</w:t>
-            </w:r>
-          </w:p>
-        </w:tc>
-        <w:tc>
-          <w:tcPr>
-            <w:tcW w:type="dxa" w:w="3288"/>
-            <w:shd w:val="clear" w:color="auto" w:fill="F3F2F1"/>
-            <w:tcBorders>
-              <w:top w:val="nil"/>
-              <w:bottom w:val="nil"/>
-              <w:left w:val="nil"/>
-              <w:right w:val="nil"/>
-            </w:tcBorders>
-          </w:tcPr>
-          <w:p>
-            <w:r>
-              <w:rPr>
-                <w:rFonts w:ascii="Arial" w:hAnsi="Arial"/>
-                <w:b w:val="0"/>
-                <w:i w:val="0"/>
-                <w:color w:val="4A4743"/>
-                <w:sz w:val="20"/>
-              </w:rPr>
-              <w:t>OC4IDS template version</w:t>
-            </w:r>
-          </w:p>
-        </w:tc>
-        <w:tc>
-          <w:tcPr>
-            <w:tcW w:type="dxa" w:w="1134"/>
-            <w:shd w:val="clear" w:color="auto" w:fill="F3F2F1"/>
-            <w:tcBorders>
-              <w:top w:val="nil"/>
-              <w:bottom w:val="nil"/>
-              <w:left w:val="nil"/>
-              <w:right w:val="nil"/>
-            </w:tcBorders>
-            <w:shd w:val="clear" w:color="auto" w:fill="E8F5E9"/>
-          </w:tcPr>
-          <w:p>
-            <w:r>
-              <w:rPr>
-                <w:rFonts w:ascii="Arial" w:hAnsi="Arial"/>
-                <w:b/>
-                <w:i w:val="0"/>
-                <w:color w:val="4EA83D"/>
-                <w:sz w:val="20"/>
-              </w:rPr>
-              <w:t>PASS</w:t>
-            </w:r>
-          </w:p>
-        </w:tc>
-        <w:tc>
-          <w:tcPr>
-            <w:tcW w:type="dxa" w:w="8957"/>
-            <w:shd w:val="clear" w:color="auto" w:fill="F3F2F1"/>
-            <w:tcBorders>
-              <w:top w:val="nil"/>
-              <w:bottom w:val="nil"/>
-              <w:left w:val="nil"/>
-              <w:right w:val="nil"/>
-            </w:tcBorders>
-          </w:tcPr>
-          <w:p>
-            <w:r>
-              <w:rPr>
-                <w:rFonts w:ascii="Arial" w:hAnsi="Arial"/>
-                <w:b w:val="0"/>
-                <w:i w:val="0"/>
-                <w:color w:val="4A4743"/>
-                <w:sz w:val="19"/>
-              </w:rPr>
-              <w:t>"OC4IDS v0.9.5" stated in §3 Methodology.</w:t>
-            </w:r>
-          </w:p>
-        </w:tc>
-      </w:tr>
-      <w:tr>
-        <w:tc>
-          <w:tcPr>
-            <w:tcW w:type="dxa" w:w="567"/>
-            <w:shd w:val="clear" w:color="auto" w:fill="FFFFFF"/>
-            <w:tcBorders>
-              <w:top w:val="nil"/>
-              <w:bottom w:val="nil"/>
-              <w:left w:val="nil"/>
-              <w:right w:val="nil"/>
-            </w:tcBorders>
-          </w:tcPr>
-          <w:p>
-            <w:r>
-              <w:rPr>
-                <w:rFonts w:ascii="Arial" w:hAnsi="Arial"/>
-                <w:b w:val="0"/>
-                <w:i w:val="0"/>
-                <w:color w:val="9C9B99"/>
-                <w:sz w:val="20"/>
-              </w:rPr>
-              <w:t>5</w:t>
-            </w:r>
-          </w:p>
-        </w:tc>
-        <w:tc>
-          <w:tcPr>
-            <w:tcW w:type="dxa" w:w="3288"/>
-            <w:shd w:val="clear" w:color="auto" w:fill="FFFFFF"/>
-            <w:tcBorders>
-              <w:top w:val="nil"/>
-              <w:bottom w:val="nil"/>
-              <w:left w:val="nil"/>
-              <w:right w:val="nil"/>
-            </w:tcBorders>
-          </w:tcPr>
-          <w:p>
-            <w:r>
-              <w:rPr>
-                <w:rFonts w:ascii="Arial" w:hAnsi="Arial"/>
-                <w:b w:val="0"/>
-                <w:i w:val="0"/>
-                <w:color w:val="4A4743"/>
-                <w:sz w:val="20"/>
-              </w:rPr>
-              <w:t>Coverage % by phase</w:t>
-            </w:r>
-          </w:p>
-        </w:tc>
-        <w:tc>
-          <w:tcPr>
-            <w:tcW w:type="dxa" w:w="1134"/>
-            <w:shd w:val="clear" w:color="auto" w:fill="FFFFFF"/>
-            <w:tcBorders>
-              <w:top w:val="nil"/>
-              <w:bottom w:val="nil"/>
-              <w:left w:val="nil"/>
-              <w:right w:val="nil"/>
-            </w:tcBorders>
-            <w:shd w:val="clear" w:color="auto" w:fill="F5D5D3"/>
-          </w:tcPr>
-          <w:p>
-            <w:r>
-              <w:rPr>
-                <w:rFonts w:ascii="Arial" w:hAnsi="Arial"/>
-                <w:b/>
-                <w:i w:val="0"/>
-                <w:color w:val="B7251C"/>
-                <w:sz w:val="20"/>
-              </w:rPr>
-              <w:t>FAIL</w:t>
-            </w:r>
-          </w:p>
-        </w:tc>
-        <w:tc>
-          <w:tcPr>
-            <w:tcW w:type="dxa" w:w="8957"/>
-            <w:shd w:val="clear" w:color="auto" w:fill="FFFFFF"/>
-            <w:tcBorders>
-              <w:top w:val="nil"/>
-              <w:bottom w:val="nil"/>
-              <w:left w:val="nil"/>
-              <w:right w:val="nil"/>
-            </w:tcBorders>
-          </w:tcPr>
-          <w:p>
-            <w:r>
-              <w:rPr>
-                <w:rFonts w:ascii="Arial" w:hAnsi="Arial"/>
-                <w:b w:val="0"/>
-                <w:i w:val="0"/>
-                <w:color w:val="4A4743"/>
-                <w:sz w:val="19"/>
-              </w:rPr>
-              <w:t>Phases discussed qualitatively. Template supports percentages directly.</w:t>
-            </w:r>
-          </w:p>
-        </w:tc>
-      </w:tr>
-      <w:tr>
-        <w:tc>
-          <w:tcPr>
-            <w:tcW w:type="dxa" w:w="567"/>
-            <w:shd w:val="clear" w:color="auto" w:fill="F3F2F1"/>
-            <w:tcBorders>
-              <w:top w:val="nil"/>
-              <w:bottom w:val="nil"/>
-              <w:left w:val="nil"/>
-              <w:right w:val="nil"/>
-            </w:tcBorders>
-          </w:tcPr>
-          <w:p>
-            <w:r>
-              <w:rPr>
-                <w:rFonts w:ascii="Arial" w:hAnsi="Arial"/>
-                <w:b w:val="0"/>
-                <w:i w:val="0"/>
-                <w:color w:val="9C9B99"/>
-                <w:sz w:val="20"/>
-              </w:rPr>
-              <w:t>6</w:t>
-            </w:r>
-          </w:p>
-        </w:tc>
-        <w:tc>
-          <w:tcPr>
-            <w:tcW w:type="dxa" w:w="3288"/>
-            <w:shd w:val="clear" w:color="auto" w:fill="F3F2F1"/>
-            <w:tcBorders>
-              <w:top w:val="nil"/>
-              <w:bottom w:val="nil"/>
-              <w:left w:val="nil"/>
-              <w:right w:val="nil"/>
-            </w:tcBorders>
-          </w:tcPr>
-          <w:p>
-            <w:r>
-              <w:rPr>
-                <w:rFonts w:ascii="Arial" w:hAnsi="Arial"/>
-                <w:b w:val="0"/>
-                <w:i w:val="0"/>
-                <w:color w:val="4A4743"/>
-                <w:sz w:val="20"/>
-              </w:rPr>
-              <w:t>Source-field provenance</w:t>
-            </w:r>
-          </w:p>
-        </w:tc>
-        <w:tc>
-          <w:tcPr>
-            <w:tcW w:type="dxa" w:w="1134"/>
-            <w:shd w:val="clear" w:color="auto" w:fill="F3F2F1"/>
-            <w:tcBorders>
-              <w:top w:val="nil"/>
-              <w:bottom w:val="nil"/>
-              <w:left w:val="nil"/>
-              <w:right w:val="nil"/>
-            </w:tcBorders>
-            <w:shd w:val="clear" w:color="auto" w:fill="F5D5D3"/>
-          </w:tcPr>
-          <w:p>
-            <w:r>
-              <w:rPr>
-                <w:rFonts w:ascii="Arial" w:hAnsi="Arial"/>
-                <w:b/>
-                <w:i w:val="0"/>
-                <w:color w:val="B7251C"/>
-                <w:sz w:val="20"/>
-              </w:rPr>
-              <w:t>FAIL</w:t>
-            </w:r>
-          </w:p>
-        </w:tc>
-        <w:tc>
-          <w:tcPr>
-            <w:tcW w:type="dxa" w:w="8957"/>
-            <w:shd w:val="clear" w:color="auto" w:fill="F3F2F1"/>
-            <w:tcBorders>
-              <w:top w:val="nil"/>
-              <w:bottom w:val="nil"/>
-              <w:left w:val="nil"/>
-              <w:right w:val="nil"/>
-            </w:tcBorders>
-          </w:tcPr>
-          <w:p>
-            <w:r>
-              <w:rPr>
-                <w:rFonts w:ascii="Arial" w:hAnsi="Arial"/>
-                <w:b w:val="0"/>
-                <w:i w:val="0"/>
-                <w:color w:val="4A4743"/>
-                <w:sz w:val="19"/>
-              </w:rPr>
-              <w:t>Template has clean notation (zppa_egp.project.project.id). Report buries it.</w:t>
-            </w:r>
-          </w:p>
-        </w:tc>
-      </w:tr>
-      <w:tr>
-        <w:tc>
-          <w:tcPr>
-            <w:tcW w:type="dxa" w:w="567"/>
-            <w:shd w:val="clear" w:color="auto" w:fill="FFFFFF"/>
-            <w:tcBorders>
-              <w:top w:val="nil"/>
-              <w:bottom w:val="nil"/>
-              <w:left w:val="nil"/>
-              <w:right w:val="nil"/>
-            </w:tcBorders>
-          </w:tcPr>
-          <w:p>
-            <w:r>
-              <w:rPr>
-                <w:rFonts w:ascii="Arial" w:hAnsi="Arial"/>
-                <w:b w:val="0"/>
-                <w:i w:val="0"/>
-                <w:color w:val="9C9B99"/>
-                <w:sz w:val="20"/>
-              </w:rPr>
-              <w:t>7</w:t>
-            </w:r>
-          </w:p>
-        </w:tc>
-        <w:tc>
-          <w:tcPr>
-            <w:tcW w:type="dxa" w:w="3288"/>
-            <w:shd w:val="clear" w:color="auto" w:fill="FFFFFF"/>
-            <w:tcBorders>
-              <w:top w:val="nil"/>
-              <w:bottom w:val="nil"/>
-              <w:left w:val="nil"/>
-              <w:right w:val="nil"/>
-            </w:tcBorders>
-          </w:tcPr>
-          <w:p>
-            <w:r>
-              <w:rPr>
-                <w:rFonts w:ascii="Arial" w:hAnsi="Arial"/>
-                <w:b w:val="0"/>
-                <w:i w:val="0"/>
-                <w:color w:val="4A4743"/>
-                <w:sz w:val="20"/>
-              </w:rPr>
-              <w:t>Gap root causes (typology)</w:t>
-            </w:r>
-          </w:p>
-        </w:tc>
-        <w:tc>
-          <w:tcPr>
-            <w:tcW w:type="dxa" w:w="1134"/>
-            <w:shd w:val="clear" w:color="auto" w:fill="FFFFFF"/>
-            <w:tcBorders>
-              <w:top w:val="nil"/>
-              <w:bottom w:val="nil"/>
-              <w:left w:val="nil"/>
-              <w:right w:val="nil"/>
-            </w:tcBorders>
-            <w:shd w:val="clear" w:color="auto" w:fill="F5D5D3"/>
-          </w:tcPr>
-          <w:p>
-            <w:r>
-              <w:rPr>
-                <w:rFonts w:ascii="Arial" w:hAnsi="Arial"/>
-                <w:b/>
-                <w:i w:val="0"/>
-                <w:color w:val="B7251C"/>
-                <w:sz w:val="20"/>
-              </w:rPr>
-              <w:t>FAIL</w:t>
-            </w:r>
-          </w:p>
-        </w:tc>
-        <w:tc>
-          <w:tcPr>
-            <w:tcW w:type="dxa" w:w="8957"/>
-            <w:shd w:val="clear" w:color="auto" w:fill="FFFFFF"/>
-            <w:tcBorders>
-              <w:top w:val="nil"/>
-              <w:bottom w:val="nil"/>
-              <w:left w:val="nil"/>
-              <w:right w:val="nil"/>
-            </w:tcBorders>
-          </w:tcPr>
-          <w:p>
-            <w:r>
-              <w:rPr>
-                <w:rFonts w:ascii="Arial" w:hAnsi="Arial"/>
-                <w:b w:val="0"/>
-                <w:i w:val="0"/>
-                <w:color w:val="4A4743"/>
-                <w:sz w:val="19"/>
-              </w:rPr>
-              <w:t>Gaps labelled "missing". The NCC-already-collects-this insight is a type-6 gap (collected, not disclosed) and should be labelled.</w:t>
-            </w:r>
-          </w:p>
-        </w:tc>
-      </w:tr>
-      <w:tr>
-        <w:tc>
-          <w:tcPr>
-            <w:tcW w:type="dxa" w:w="567"/>
-            <w:shd w:val="clear" w:color="auto" w:fill="F3F2F1"/>
-            <w:tcBorders>
-              <w:top w:val="nil"/>
-              <w:bottom w:val="nil"/>
-              <w:left w:val="nil"/>
-              <w:right w:val="nil"/>
-            </w:tcBorders>
-          </w:tcPr>
-          <w:p>
-            <w:r>
-              <w:rPr>
-                <w:rFonts w:ascii="Arial" w:hAnsi="Arial"/>
-                <w:b w:val="0"/>
-                <w:i w:val="0"/>
-                <w:color w:val="9C9B99"/>
-                <w:sz w:val="20"/>
-              </w:rPr>
-              <w:t>8</w:t>
-            </w:r>
-          </w:p>
-        </w:tc>
-        <w:tc>
-          <w:tcPr>
-            <w:tcW w:type="dxa" w:w="3288"/>
-            <w:shd w:val="clear" w:color="auto" w:fill="F3F2F1"/>
-            <w:tcBorders>
-              <w:top w:val="nil"/>
-              <w:bottom w:val="nil"/>
-              <w:left w:val="nil"/>
-              <w:right w:val="nil"/>
-            </w:tcBorders>
-          </w:tcPr>
-          <w:p>
-            <w:r>
-              <w:rPr>
-                <w:rFonts w:ascii="Arial" w:hAnsi="Arial"/>
-                <w:b w:val="0"/>
-                <w:i w:val="0"/>
-                <w:color w:val="4A4743"/>
-                <w:sz w:val="20"/>
-              </w:rPr>
-              <w:t>Procurement + FOI law cited</w:t>
-            </w:r>
-          </w:p>
-        </w:tc>
-        <w:tc>
-          <w:tcPr>
-            <w:tcW w:type="dxa" w:w="1134"/>
-            <w:shd w:val="clear" w:color="auto" w:fill="F3F2F1"/>
-            <w:tcBorders>
-              <w:top w:val="nil"/>
-              <w:bottom w:val="nil"/>
-              <w:left w:val="nil"/>
-              <w:right w:val="nil"/>
-            </w:tcBorders>
-            <w:shd w:val="clear" w:color="auto" w:fill="E8F5E9"/>
-          </w:tcPr>
-          <w:p>
-            <w:r>
-              <w:rPr>
-                <w:rFonts w:ascii="Arial" w:hAnsi="Arial"/>
-                <w:b/>
-                <w:i w:val="0"/>
-                <w:color w:val="4EA83D"/>
-                <w:sz w:val="20"/>
-              </w:rPr>
-              <w:t>PASS</w:t>
-            </w:r>
-          </w:p>
-        </w:tc>
-        <w:tc>
-          <w:tcPr>
-            <w:tcW w:type="dxa" w:w="8957"/>
-            <w:shd w:val="clear" w:color="auto" w:fill="F3F2F1"/>
-            <w:tcBorders>
-              <w:top w:val="nil"/>
-              <w:bottom w:val="nil"/>
-              <w:left w:val="nil"/>
-              <w:right w:val="nil"/>
-            </w:tcBorders>
-          </w:tcPr>
-          <w:p>
-            <w:r>
-              <w:rPr>
-                <w:rFonts w:ascii="Arial" w:hAnsi="Arial"/>
-                <w:b w:val="0"/>
-                <w:i w:val="0"/>
-                <w:color w:val="4A4743"/>
-                <w:sz w:val="19"/>
-              </w:rPr>
-              <w:t>Strong: ATI Act s.6/8/9/17, ZPPA Act s.67/70, NCC Act s.5/31/33/53.</w:t>
-            </w:r>
-          </w:p>
-        </w:tc>
-      </w:tr>
-      <w:tr>
-        <w:tc>
-          <w:tcPr>
-            <w:tcW w:type="dxa" w:w="567"/>
-            <w:shd w:val="clear" w:color="auto" w:fill="FFFFFF"/>
-            <w:tcBorders>
-              <w:top w:val="nil"/>
-              <w:bottom w:val="nil"/>
-              <w:left w:val="nil"/>
-              <w:right w:val="nil"/>
-            </w:tcBorders>
-          </w:tcPr>
-          <w:p>
-            <w:r>
-              <w:rPr>
-                <w:rFonts w:ascii="Arial" w:hAnsi="Arial"/>
-                <w:b w:val="0"/>
-                <w:i w:val="0"/>
-                <w:color w:val="9C9B99"/>
-                <w:sz w:val="20"/>
-              </w:rPr>
-              <w:t>9</w:t>
-            </w:r>
-          </w:p>
-        </w:tc>
-        <w:tc>
-          <w:tcPr>
-            <w:tcW w:type="dxa" w:w="3288"/>
-            <w:shd w:val="clear" w:color="auto" w:fill="FFFFFF"/>
-            <w:tcBorders>
-              <w:top w:val="nil"/>
-              <w:bottom w:val="nil"/>
-              <w:left w:val="nil"/>
-              <w:right w:val="nil"/>
-            </w:tcBorders>
-          </w:tcPr>
-          <w:p>
-            <w:r>
-              <w:rPr>
-                <w:rFonts w:ascii="Arial" w:hAnsi="Arial"/>
-                <w:b w:val="0"/>
-                <w:i w:val="0"/>
-                <w:color w:val="4A4743"/>
-                <w:sz w:val="20"/>
-              </w:rPr>
-              <w:t>Recommendations with owners + timelines</w:t>
-            </w:r>
-          </w:p>
-        </w:tc>
-        <w:tc>
-          <w:tcPr>
-            <w:tcW w:type="dxa" w:w="1134"/>
-            <w:shd w:val="clear" w:color="auto" w:fill="FFFFFF"/>
-            <w:tcBorders>
-              <w:top w:val="nil"/>
-              <w:bottom w:val="nil"/>
-              <w:left w:val="nil"/>
-              <w:right w:val="nil"/>
-            </w:tcBorders>
-            <w:shd w:val="clear" w:color="auto" w:fill="F5D5D3"/>
-          </w:tcPr>
-          <w:p>
-            <w:r>
-              <w:rPr>
-                <w:rFonts w:ascii="Arial" w:hAnsi="Arial"/>
-                <w:b/>
-                <w:i w:val="0"/>
-                <w:color w:val="B7251C"/>
-                <w:sz w:val="20"/>
-              </w:rPr>
-              <w:t>FAIL</w:t>
-            </w:r>
-          </w:p>
-        </w:tc>
-        <w:tc>
-          <w:tcPr>
-            <w:tcW w:type="dxa" w:w="8957"/>
-            <w:shd w:val="clear" w:color="auto" w:fill="FFFFFF"/>
-            <w:tcBorders>
-              <w:top w:val="nil"/>
-              <w:bottom w:val="nil"/>
-              <w:left w:val="nil"/>
-              <w:right w:val="nil"/>
-            </w:tcBorders>
-          </w:tcPr>
-          <w:p>
-            <w:r>
-              <w:rPr>
-                <w:rFonts w:ascii="Arial" w:hAnsi="Arial"/>
-                <w:b w:val="0"/>
-                <w:i w:val="0"/>
-                <w:color w:val="4A4743"/>
-                <w:sz w:val="19"/>
-              </w:rPr>
-              <w:t>Six groups, all directional. No owner, no timeline, no effort level.</w:t>
-            </w:r>
-          </w:p>
-        </w:tc>
-      </w:tr>
-      <w:tr>
-        <w:tc>
-          <w:tcPr>
-            <w:tcW w:type="dxa" w:w="567"/>
-            <w:shd w:val="clear" w:color="auto" w:fill="F3F2F1"/>
-            <w:tcBorders>
-              <w:top w:val="nil"/>
-              <w:bottom w:val="nil"/>
-              <w:left w:val="nil"/>
-              <w:right w:val="nil"/>
-            </w:tcBorders>
-          </w:tcPr>
-          <w:p>
-            <w:r>
-              <w:rPr>
-                <w:rFonts w:ascii="Arial" w:hAnsi="Arial"/>
-                <w:b w:val="0"/>
-                <w:i w:val="0"/>
-                <w:color w:val="9C9B99"/>
-                <w:sz w:val="20"/>
-              </w:rPr>
-              <w:t>10</w:t>
-            </w:r>
-          </w:p>
-        </w:tc>
-        <w:tc>
-          <w:tcPr>
-            <w:tcW w:type="dxa" w:w="3288"/>
-            <w:shd w:val="clear" w:color="auto" w:fill="F3F2F1"/>
-            <w:tcBorders>
-              <w:top w:val="nil"/>
-              <w:bottom w:val="nil"/>
-              <w:left w:val="nil"/>
-              <w:right w:val="nil"/>
-            </w:tcBorders>
-          </w:tcPr>
-          <w:p>
-            <w:r>
-              <w:rPr>
-                <w:rFonts w:ascii="Arial" w:hAnsi="Arial"/>
-                <w:b w:val="0"/>
-                <w:i w:val="0"/>
-                <w:color w:val="4A4743"/>
-                <w:sz w:val="20"/>
-              </w:rPr>
-              <w:t>Template attached</w:t>
-            </w:r>
-          </w:p>
-        </w:tc>
-        <w:tc>
-          <w:tcPr>
-            <w:tcW w:type="dxa" w:w="1134"/>
-            <w:shd w:val="clear" w:color="auto" w:fill="F3F2F1"/>
-            <w:tcBorders>
-              <w:top w:val="nil"/>
-              <w:bottom w:val="nil"/>
-              <w:left w:val="nil"/>
-              <w:right w:val="nil"/>
-            </w:tcBorders>
-            <w:shd w:val="clear" w:color="auto" w:fill="E8F5E9"/>
-          </w:tcPr>
-          <w:p>
-            <w:r>
-              <w:rPr>
-                <w:rFonts w:ascii="Arial" w:hAnsi="Arial"/>
-                <w:b/>
-                <w:i w:val="0"/>
-                <w:color w:val="4EA83D"/>
-                <w:sz w:val="20"/>
-              </w:rPr>
-              <w:t>PASS</w:t>
-            </w:r>
-          </w:p>
-        </w:tc>
-        <w:tc>
-          <w:tcPr>
-            <w:tcW w:type="dxa" w:w="8957"/>
-            <w:shd w:val="clear" w:color="auto" w:fill="F3F2F1"/>
-            <w:tcBorders>
-              <w:top w:val="nil"/>
-              <w:bottom w:val="nil"/>
-              <w:left w:val="nil"/>
-              <w:right w:val="nil"/>
-            </w:tcBorders>
-          </w:tcPr>
-          <w:p>
-            <w:r>
-              <w:rPr>
-                <w:rFonts w:ascii="Arial" w:hAnsi="Arial"/>
-                <w:b w:val="0"/>
-                <w:i w:val="0"/>
-                <w:color w:val="4A4743"/>
-                <w:sz w:val="19"/>
-              </w:rPr>
-              <w:t>Workbook attached alongside.</w:t>
-            </w:r>
-          </w:p>
-        </w:tc>
-      </w:tr>
-    </w:tbl>
-    <w:p>
-      <w:pPr>
-        <w:spacing w:after="80" w:before="0"/>
-      </w:pPr>
     </w:p>
     <w:p>
       <w:pPr>
-        <w:spacing w:after="240" w:before="0"/>
+        <w:spacing w:after="120" w:before="0"/>
       </w:pPr>
       <w:r>
         <w:rPr>
           <w:rFonts w:ascii="Arial" w:hAnsi="Arial"/>
           <w:b w:val="0"/>
-          <w:i/>
-          <w:color w:val="6B6A68"/>
-          <w:sz w:val="20"/>
+          <w:i w:val="0"/>
+          <w:color w:val="4A4743"/>
+          <w:sz w:val="21"/>
         </w:rPr>
-        <w:t>Spot-sample (template evidence check): 5 of 5 mapped rows carry substantive content, no placeholders. This is the strongest spot-sample result we have seen. Unmapped rows, however, have empty Notes columns: gate rule fails on unjustified omissions.</w:t>
+        <w:t>Two of the four OC4IDS template sheets carry almost no Zambia data. That is the first story the executive summary should lead with.</w:t>
       </w:r>
+    </w:p>
+    <w:p>
+      <w:pPr>
+        <w:jc w:val="center"/>
+      </w:pPr>
+      <w:r>
+        <w:drawing>
+          <wp:inline xmlns:a="http://schemas.openxmlformats.org/drawingml/2006/main" xmlns:pic="http://schemas.openxmlformats.org/drawingml/2006/picture">
+            <wp:extent cx="7920000" cy="4055533"/>
+            <wp:docPr id="1" name="Picture 1"/>
+            <wp:cNvGraphicFramePr>
+              <a:graphicFrameLocks noChangeAspect="1"/>
+            </wp:cNvGraphicFramePr>
+            <a:graphic>
+              <a:graphicData uri="http://schemas.openxmlformats.org/drawingml/2006/picture">
+                <pic:pic>
+                  <pic:nvPicPr>
+                    <pic:cNvPr id="0" name="01-sheet-coverage.png"/>
+                    <pic:cNvPicPr/>
+                  </pic:nvPicPr>
+                  <pic:blipFill>
+                    <a:blip r:embed="rId11"/>
+                    <a:stretch>
+                      <a:fillRect/>
+                    </a:stretch>
+                  </pic:blipFill>
+                  <pic:spPr>
+                    <a:xfrm>
+                      <a:off x="0" y="0"/>
+                      <a:ext cx="7920000" cy="4055533"/>
+                    </a:xfrm>
+                    <a:prstGeom prst="rect"/>
+                  </pic:spPr>
+                </pic:pic>
+              </a:graphicData>
+            </a:graphic>
+          </wp:inline>
+        </w:drawing>
+      </w:r>
+    </w:p>
+    <w:p>
+      <w:pPr>
+        <w:spacing w:after="280" w:before="0"/>
+      </w:pPr>
     </w:p>
     <w:p>
       <w:r>
@@ -1680,15 +692,15 @@
           <w:color w:val="4A4743"/>
           <w:sz w:val="26"/>
         </w:rPr>
-        <w:t>3.  Where the gaps sit</w:t>
+        <w:t>3.  Where the gaps sit across the project lifecycle</w:t>
       </w:r>
     </w:p>
     <w:tbl>
       <w:tblPr>
-        <w:tblW w:type="auto" w:w="0"/>
+        <w:jc w:val="left"/>
         <w:tblLayout w:type="fixed"/>
         <w:tblLook w:firstColumn="1" w:firstRow="1" w:lastColumn="0" w:lastRow="0" w:noHBand="0" w:noVBand="1" w:val="04A0"/>
-        <w:tblW w:w="3200" w:type="dxa"/>
+        <w:tblW w:w="4536" w:type="dxa"/>
       </w:tblPr>
       <w:tblGrid>
         <w:gridCol w:w="14798"/>
@@ -1705,6 +717,9 @@
             </w:tcBorders>
           </w:tcPr>
           <w:p>
+            <w:pPr>
+              <w:spacing w:after="0"/>
+            </w:pPr>
             <w:r/>
           </w:p>
         </w:tc>
@@ -1727,7 +742,7 @@
           <w:color w:val="4A4743"/>
           <w:sz w:val="21"/>
         </w:rPr>
-        <w:t>Coverage is front-loaded on identification and procurement. The middle of the lifecycle, where value-for-money judgments live, is almost empty. Maintenance and decommissioning return zero mapped fields.</w:t>
+        <w:t>Disclosure is strong at identification and procurement. It thins out sharply across implementation and collapses entirely at maintenance and decommissioning. The report describes this in words; the revision should add the percentages.</w:t>
       </w:r>
     </w:p>
     <w:p>
@@ -1737,7 +752,7 @@
       <w:r>
         <w:drawing>
           <wp:inline xmlns:a="http://schemas.openxmlformats.org/drawingml/2006/main" xmlns:pic="http://schemas.openxmlformats.org/drawingml/2006/picture">
-            <wp:extent cx="6480000" cy="3088716"/>
+            <wp:extent cx="7920000" cy="4423404"/>
             <wp:docPr id="2" name="Picture 2"/>
             <wp:cNvGraphicFramePr>
               <a:graphicFrameLocks noChangeAspect="1"/>
@@ -1758,7 +773,7 @@
                   <pic:spPr>
                     <a:xfrm>
                       <a:off x="0" y="0"/>
-                      <a:ext cx="6480000" cy="3088716"/>
+                      <a:ext cx="7920000" cy="4423404"/>
                     </a:xfrm>
                     <a:prstGeom prst="rect"/>
                   </pic:spPr>
@@ -1786,7 +801,7 @@
           <w:color w:val="4A4743"/>
           <w:sz w:val="21"/>
         </w:rPr>
-        <w:t>The report's §5.3 labels Implementation a "critical gap" and §4.1 flags that the NCC already collects most of the missing data through its monitoring mandate (NCC Act 2020, s.53). Under the Overlay typology this is a type-6 gap (collected, not disclosed). Remediation is data integration, not data collection. Label it.</w:t>
+        <w:t>The report already points to the single most useful reading of this pattern: most of the missing implementation-stage data is already collected by the National Council for Construction under its statutory monitoring mandate (NCC Act 2020, s.53). In other words, this is a disclosure gap, not a data gap. Remediation is integration, not new collection. That framing should carry the report.</w:t>
       </w:r>
     </w:p>
     <w:p>
@@ -1798,15 +813,15 @@
           <w:color w:val="4A4743"/>
           <w:sz w:val="26"/>
         </w:rPr>
-        <w:t>4.  Findings, owners, and specific revisions</w:t>
+        <w:t>4.  Priority revisions requested</w:t>
       </w:r>
     </w:p>
     <w:tbl>
       <w:tblPr>
-        <w:tblW w:type="auto" w:w="0"/>
+        <w:jc w:val="left"/>
         <w:tblLayout w:type="fixed"/>
         <w:tblLook w:firstColumn="1" w:firstRow="1" w:lastColumn="0" w:lastRow="0" w:noHBand="0" w:noVBand="1" w:val="04A0"/>
-        <w:tblW w:w="3200" w:type="dxa"/>
+        <w:tblW w:w="4536" w:type="dxa"/>
       </w:tblPr>
       <w:tblGrid>
         <w:gridCol w:w="14798"/>
@@ -1823,6 +838,9 @@
             </w:tcBorders>
           </w:tcPr>
           <w:p>
+            <w:pPr>
+              <w:spacing w:after="0"/>
+            </w:pPr>
             <w:r/>
           </w:p>
         </w:tc>
@@ -1833,24 +851,40 @@
         <w:spacing w:after="80" w:before="0"/>
       </w:pPr>
     </w:p>
+    <w:p>
+      <w:pPr>
+        <w:spacing w:after="200" w:before="0"/>
+      </w:pPr>
+      <w:r>
+        <w:rPr>
+          <w:rFonts w:ascii="Arial" w:hAnsi="Arial"/>
+          <w:b w:val="0"/>
+          <w:i w:val="0"/>
+          <w:color w:val="4A4743"/>
+          <w:sz w:val="21"/>
+        </w:rPr>
+        <w:t>Ten changes, ranked by priority. Each carries an issue, the evidence behind it, the specific revision requested, and a proposed owner. Dates are not set here; a resubmission schedule will be agreed through the MSG in the covering note.</w:t>
+      </w:r>
+    </w:p>
     <w:tbl>
       <w:tblPr>
-        <w:tblW w:type="auto" w:w="0"/>
+        <w:jc w:val="left"/>
         <w:tblLayout w:type="fixed"/>
         <w:tblLook w:firstColumn="1" w:firstRow="1" w:lastColumn="0" w:lastRow="0" w:noHBand="0" w:noVBand="1" w:val="04A0"/>
+        <w:tblW w:w="14798" w:type="dxa"/>
       </w:tblPr>
       <w:tblGrid>
-        <w:gridCol w:w="2466"/>
-        <w:gridCol w:w="2466"/>
-        <w:gridCol w:w="2466"/>
-        <w:gridCol w:w="2466"/>
-        <w:gridCol w:w="2466"/>
-        <w:gridCol w:w="2466"/>
+        <w:gridCol w:w="623"/>
+        <w:gridCol w:w="1190"/>
+        <w:gridCol w:w="2835"/>
+        <w:gridCol w:w="4309"/>
+        <w:gridCol w:w="3628"/>
+        <w:gridCol w:w="2211"/>
       </w:tblGrid>
       <w:tr>
         <w:tc>
           <w:tcPr>
-            <w:tcW w:type="dxa" w:w="510"/>
+            <w:tcW w:type="dxa" w:w="624"/>
             <w:shd w:val="clear" w:color="auto" w:fill="2D2D2D"/>
             <w:tcBorders>
               <w:top w:val="single" w:sz="4" w:color="2D2D2D"/>
@@ -1874,7 +908,7 @@
         </w:tc>
         <w:tc>
           <w:tcPr>
-            <w:tcW w:type="dxa" w:w="1020"/>
+            <w:tcW w:type="dxa" w:w="1191"/>
             <w:shd w:val="clear" w:color="auto" w:fill="2D2D2D"/>
             <w:tcBorders>
               <w:top w:val="single" w:sz="4" w:color="2D2D2D"/>
@@ -1922,7 +956,7 @@
         </w:tc>
         <w:tc>
           <w:tcPr>
-            <w:tcW w:type="dxa" w:w="4422"/>
+            <w:tcW w:type="dxa" w:w="4309"/>
             <w:shd w:val="clear" w:color="auto" w:fill="2D2D2D"/>
             <w:tcBorders>
               <w:top w:val="single" w:sz="4" w:color="2D2D2D"/>
@@ -1946,7 +980,7 @@
         </w:tc>
         <w:tc>
           <w:tcPr>
-            <w:tcW w:type="dxa" w:w="3572"/>
+            <w:tcW w:type="dxa" w:w="3628"/>
             <w:shd w:val="clear" w:color="auto" w:fill="2D2D2D"/>
             <w:tcBorders>
               <w:top w:val="single" w:sz="4" w:color="2D2D2D"/>
@@ -1964,13 +998,13 @@
                 <w:color w:val="FFFFFF"/>
                 <w:sz w:val="20"/>
               </w:rPr>
-              <w:t>Recommendation</w:t>
+              <w:t>Revision requested</w:t>
             </w:r>
           </w:p>
         </w:tc>
         <w:tc>
           <w:tcPr>
-            <w:tcW w:type="dxa" w:w="1928"/>
+            <w:tcW w:type="dxa" w:w="2211"/>
             <w:shd w:val="clear" w:color="auto" w:fill="2D2D2D"/>
             <w:tcBorders>
               <w:top w:val="single" w:sz="4" w:color="2D2D2D"/>
@@ -1988,7 +1022,7 @@
                 <w:color w:val="FFFFFF"/>
                 <w:sz w:val="20"/>
               </w:rPr>
-              <w:t>Owner / deadline</w:t>
+              <w:t>Proposed owner</w:t>
             </w:r>
           </w:p>
         </w:tc>
@@ -1996,7 +1030,7 @@
       <w:tr>
         <w:tc>
           <w:tcPr>
-            <w:tcW w:type="dxa" w:w="510"/>
+            <w:tcW w:type="dxa" w:w="624"/>
             <w:shd w:val="clear" w:color="auto" w:fill="FFFFFF"/>
             <w:tcBorders>
               <w:top w:val="nil"/>
@@ -2014,13 +1048,13 @@
                 <w:color w:val="4A4743"/>
                 <w:sz w:val="19"/>
               </w:rPr>
-              <w:t>F1</w:t>
+              <w:t>R1</w:t>
             </w:r>
           </w:p>
         </w:tc>
         <w:tc>
           <w:tcPr>
-            <w:tcW w:type="dxa" w:w="1020"/>
+            <w:tcW w:type="dxa" w:w="1191"/>
             <w:shd w:val="clear" w:color="auto" w:fill="FFFFFF"/>
             <w:tcBorders>
               <w:top w:val="nil"/>
@@ -2063,13 +1097,13 @@
                 <w:color w:val="4A4743"/>
                 <w:sz w:val="19"/>
               </w:rPr>
-              <w:t>Executive summary carries no quantified headline.</w:t>
+              <w:t>The executive summary carries no number.</w:t>
             </w:r>
           </w:p>
         </w:tc>
         <w:tc>
           <w:tcPr>
-            <w:tcW w:type="dxa" w:w="4422"/>
+            <w:tcW w:type="dxa" w:w="4309"/>
             <w:shd w:val="clear" w:color="auto" w:fill="FFFFFF"/>
             <w:tcBorders>
               <w:top w:val="nil"/>
@@ -2087,13 +1121,13 @@
                 <w:color w:val="4A4743"/>
                 <w:sz w:val="19"/>
               </w:rPr>
-              <w:t>"Significant data gaps exist" is the current phrasing. The template supports "73 of 1,480 OC4IDS fields mapped (4.9%); zero coverage on Linked Releases and effectively zero on Parties".</w:t>
+              <w:t>The opening currently reads "significant data gaps exist". The template itself supports a stronger statement: 73 OC4IDS fields mapped, two of four template sheets near zero (Linked Releases 0/6, Parties 18/968).</w:t>
             </w:r>
           </w:p>
         </w:tc>
         <w:tc>
           <w:tcPr>
-            <w:tcW w:type="dxa" w:w="3572"/>
+            <w:tcW w:type="dxa" w:w="3628"/>
             <w:shd w:val="clear" w:color="auto" w:fill="FFFFFF"/>
             <w:tcBorders>
               <w:top w:val="nil"/>
@@ -2111,13 +1145,13 @@
                 <w:color w:val="4A4743"/>
                 <w:sz w:val="19"/>
               </w:rPr>
-              <w:t>Rewrite the opening sentence with the percentage and the four per-sheet counts. Match Part A item 1.</w:t>
+              <w:t>Rewrite the first paragraph of the executive summary to lead with the headline numbers and the two silent sheets.</w:t>
             </w:r>
           </w:p>
         </w:tc>
         <w:tc>
           <w:tcPr>
-            <w:tcW w:type="dxa" w:w="1928"/>
+            <w:tcW w:type="dxa" w:w="2211"/>
             <w:shd w:val="clear" w:color="auto" w:fill="FFFFFF"/>
             <w:tcBorders>
               <w:top w:val="nil"/>
@@ -2138,27 +1172,12 @@
               <w:t>Zambia Technical Team</w:t>
             </w:r>
           </w:p>
-          <w:p>
-            <w:pPr>
-              <w:spacing w:before="40"/>
-            </w:pPr>
-            <w:r>
-              <w:rPr>
-                <w:rFonts w:ascii="Arial" w:hAnsi="Arial"/>
-                <w:b/>
-                <w:i w:val="0"/>
-                <w:color w:val="B7251C"/>
-                <w:sz w:val="19"/>
-              </w:rPr>
-              <w:t>2026-05-07</w:t>
-            </w:r>
-          </w:p>
         </w:tc>
       </w:tr>
       <w:tr>
         <w:tc>
           <w:tcPr>
-            <w:tcW w:type="dxa" w:w="510"/>
+            <w:tcW w:type="dxa" w:w="624"/>
             <w:shd w:val="clear" w:color="auto" w:fill="F3F2F1"/>
             <w:tcBorders>
               <w:top w:val="nil"/>
@@ -2176,13 +1195,13 @@
                 <w:color w:val="4A4743"/>
                 <w:sz w:val="19"/>
               </w:rPr>
-              <w:t>F2</w:t>
+              <w:t>R2</w:t>
             </w:r>
           </w:p>
         </w:tc>
         <w:tc>
           <w:tcPr>
-            <w:tcW w:type="dxa" w:w="1020"/>
+            <w:tcW w:type="dxa" w:w="1191"/>
             <w:shd w:val="clear" w:color="auto" w:fill="F3F2F1"/>
             <w:tcBorders>
               <w:top w:val="nil"/>
@@ -2225,13 +1244,13 @@
                 <w:color w:val="4A4743"/>
                 <w:sz w:val="19"/>
               </w:rPr>
-              <w:t>Phase-level percentages not disclosed.</w:t>
+              <w:t>Phase-level percentages are discussed but not reported.</w:t>
             </w:r>
           </w:p>
         </w:tc>
         <w:tc>
           <w:tcPr>
-            <w:tcW w:type="dxa" w:w="4422"/>
+            <w:tcW w:type="dxa" w:w="4309"/>
             <w:shd w:val="clear" w:color="auto" w:fill="F3F2F1"/>
             <w:tcBorders>
               <w:top w:val="nil"/>
@@ -2249,13 +1268,13 @@
                 <w:color w:val="4A4743"/>
                 <w:sz w:val="19"/>
               </w:rPr>
-              <w:t>Phases are discussed qualitatively. The template allows quantification: Identification 28%, Procurement 21%, Preparation 12%, Completion 8%, Implementation 2%, Maintenance 0%, Decommissioning 0%.</w:t>
+              <w:t>Section 4 describes each phase qualitatively. A quantitative line per phase is recoverable directly from the template: identification 28%, preparation 12%, procurement 21%, implementation 2%, completion 8%, maintenance 0%, decommissioning 0%.</w:t>
             </w:r>
           </w:p>
         </w:tc>
         <w:tc>
           <w:tcPr>
-            <w:tcW w:type="dxa" w:w="3572"/>
+            <w:tcW w:type="dxa" w:w="3628"/>
             <w:shd w:val="clear" w:color="auto" w:fill="F3F2F1"/>
             <w:tcBorders>
               <w:top w:val="nil"/>
@@ -2273,13 +1292,13 @@
                 <w:color w:val="4A4743"/>
                 <w:sz w:val="19"/>
               </w:rPr>
-              <w:t>Add a phase coverage table to §4 Findings with one row per phase, a percentage column, and the dominant gap type.</w:t>
+              <w:t>Add a phase coverage table to section 4: one row per phase, with percentage, dominant reason for the gap, and a short example.</w:t>
             </w:r>
           </w:p>
         </w:tc>
         <w:tc>
           <w:tcPr>
-            <w:tcW w:type="dxa" w:w="1928"/>
+            <w:tcW w:type="dxa" w:w="2211"/>
             <w:shd w:val="clear" w:color="auto" w:fill="F3F2F1"/>
             <w:tcBorders>
               <w:top w:val="nil"/>
@@ -2300,27 +1319,12 @@
               <w:t>Zambia Technical Team</w:t>
             </w:r>
           </w:p>
-          <w:p>
-            <w:pPr>
-              <w:spacing w:before="40"/>
-            </w:pPr>
-            <w:r>
-              <w:rPr>
-                <w:rFonts w:ascii="Arial" w:hAnsi="Arial"/>
-                <w:b/>
-                <w:i w:val="0"/>
-                <w:color w:val="B7251C"/>
-                <w:sz w:val="19"/>
-              </w:rPr>
-              <w:t>2026-05-10</w:t>
-            </w:r>
-          </w:p>
         </w:tc>
       </w:tr>
       <w:tr>
         <w:tc>
           <w:tcPr>
-            <w:tcW w:type="dxa" w:w="510"/>
+            <w:tcW w:type="dxa" w:w="624"/>
             <w:shd w:val="clear" w:color="auto" w:fill="FFFFFF"/>
             <w:tcBorders>
               <w:top w:val="nil"/>
@@ -2338,13 +1342,13 @@
                 <w:color w:val="4A4743"/>
                 <w:sz w:val="19"/>
               </w:rPr>
-              <w:t>F3</w:t>
+              <w:t>R3</w:t>
             </w:r>
           </w:p>
         </w:tc>
         <w:tc>
           <w:tcPr>
-            <w:tcW w:type="dxa" w:w="1020"/>
+            <w:tcW w:type="dxa" w:w="1191"/>
             <w:shd w:val="clear" w:color="auto" w:fill="FFFFFF"/>
             <w:tcBorders>
               <w:top w:val="nil"/>
@@ -2387,13 +1391,13 @@
                 <w:color w:val="4A4743"/>
                 <w:sz w:val="19"/>
               </w:rPr>
-              <w:t>Source-field provenance buried in the template.</w:t>
+              <w:t>Source-field provenance is in the template but not in the report.</w:t>
             </w:r>
           </w:p>
         </w:tc>
         <w:tc>
           <w:tcPr>
-            <w:tcW w:type="dxa" w:w="4422"/>
+            <w:tcW w:type="dxa" w:w="4309"/>
             <w:shd w:val="clear" w:color="auto" w:fill="FFFFFF"/>
             <w:tcBorders>
               <w:top w:val="nil"/>
@@ -2411,13 +1415,13 @@
                 <w:color w:val="4A4743"/>
                 <w:sz w:val="19"/>
               </w:rPr>
-              <w:t>Every mapped OC4IDS path in the template has a clean source notation, e.g. `/id` -&gt; `zppa_egp.project.project.id`. The report does not expose these mappings.</w:t>
+              <w:t>Every mapped OC4IDS path in the template is already traced to a ZPPA e-GP source path (for example, the OC4IDS project id comes from zppa_egp.project.project.id).</w:t>
             </w:r>
           </w:p>
         </w:tc>
         <w:tc>
           <w:tcPr>
-            <w:tcW w:type="dxa" w:w="3572"/>
+            <w:tcW w:type="dxa" w:w="3628"/>
             <w:shd w:val="clear" w:color="auto" w:fill="FFFFFF"/>
             <w:tcBorders>
               <w:top w:val="nil"/>
@@ -2435,13 +1439,13 @@
                 <w:color w:val="4A4743"/>
                 <w:sz w:val="19"/>
               </w:rPr>
-              <w:t>Add a provenance column to the §5 phase tables: OC4IDS path, ZPPA e-GP path, status.</w:t>
+              <w:t>Add a source column to the section 5 phase tables: the OC4IDS path, the ZPPA e-GP source path, and the current status.</w:t>
             </w:r>
           </w:p>
         </w:tc>
         <w:tc>
           <w:tcPr>
-            <w:tcW w:type="dxa" w:w="1928"/>
+            <w:tcW w:type="dxa" w:w="2211"/>
             <w:shd w:val="clear" w:color="auto" w:fill="FFFFFF"/>
             <w:tcBorders>
               <w:top w:val="nil"/>
@@ -2462,27 +1466,12 @@
               <w:t>Zambia Technical Team</w:t>
             </w:r>
           </w:p>
-          <w:p>
-            <w:pPr>
-              <w:spacing w:before="40"/>
-            </w:pPr>
-            <w:r>
-              <w:rPr>
-                <w:rFonts w:ascii="Arial" w:hAnsi="Arial"/>
-                <w:b/>
-                <w:i w:val="0"/>
-                <w:color w:val="B7251C"/>
-                <w:sz w:val="19"/>
-              </w:rPr>
-              <w:t>2026-05-14</w:t>
-            </w:r>
-          </w:p>
         </w:tc>
       </w:tr>
       <w:tr>
         <w:tc>
           <w:tcPr>
-            <w:tcW w:type="dxa" w:w="510"/>
+            <w:tcW w:type="dxa" w:w="624"/>
             <w:shd w:val="clear" w:color="auto" w:fill="F3F2F1"/>
             <w:tcBorders>
               <w:top w:val="nil"/>
@@ -2500,13 +1489,13 @@
                 <w:color w:val="4A4743"/>
                 <w:sz w:val="19"/>
               </w:rPr>
-              <w:t>F4</w:t>
+              <w:t>R4</w:t>
             </w:r>
           </w:p>
         </w:tc>
         <w:tc>
           <w:tcPr>
-            <w:tcW w:type="dxa" w:w="1020"/>
+            <w:tcW w:type="dxa" w:w="1191"/>
             <w:shd w:val="clear" w:color="auto" w:fill="F3F2F1"/>
             <w:tcBorders>
               <w:top w:val="nil"/>
@@ -2549,13 +1538,13 @@
                 <w:color w:val="4A4743"/>
                 <w:sz w:val="19"/>
               </w:rPr>
-              <w:t>Recommendations have no owners or timelines.</w:t>
+              <w:t>Recommendations carry no owner or timeline.</w:t>
             </w:r>
           </w:p>
         </w:tc>
         <w:tc>
           <w:tcPr>
-            <w:tcW w:type="dxa" w:w="4422"/>
+            <w:tcW w:type="dxa" w:w="4309"/>
             <w:shd w:val="clear" w:color="auto" w:fill="F3F2F1"/>
             <w:tcBorders>
               <w:top w:val="nil"/>
@@ -2573,13 +1562,13 @@
                 <w:color w:val="4A4743"/>
                 <w:sz w:val="19"/>
               </w:rPr>
-              <w:t>§6.1 to §6.6 list six recommendation groups. All are directional. None name an institution or a quarter. Overlay gate item 9 fails.</w:t>
+              <w:t>Sections 6.1 to 6.6 list six recommendation groups. All are directional. None names an institution, a person, or a quarter.</w:t>
             </w:r>
           </w:p>
         </w:tc>
         <w:tc>
           <w:tcPr>
-            <w:tcW w:type="dxa" w:w="3572"/>
+            <w:tcW w:type="dxa" w:w="3628"/>
             <w:shd w:val="clear" w:color="auto" w:fill="F3F2F1"/>
             <w:tcBorders>
               <w:top w:val="nil"/>
@@ -2597,13 +1586,13 @@
                 <w:color w:val="4A4743"/>
                 <w:sz w:val="19"/>
               </w:rPr>
-              <w:t>Assign each recommendation to NCC, ZPPA, CoST Zambia, or MoF with a specific quarter. The NCC Act and ATI Act already provide legal mandates; cite them per recommendation.</w:t>
+              <w:t>Assign each recommendation to a specific institution (NCC, ZPPA, CoST Zambia, or the relevant ministry) with a proposed quarter. Cite the legal provision each recommendation operationalises. Timelines will be confirmed by the MSG.</w:t>
             </w:r>
           </w:p>
         </w:tc>
         <w:tc>
           <w:tcPr>
-            <w:tcW w:type="dxa" w:w="1928"/>
+            <w:tcW w:type="dxa" w:w="2211"/>
             <w:shd w:val="clear" w:color="auto" w:fill="F3F2F1"/>
             <w:tcBorders>
               <w:top w:val="nil"/>
@@ -2621,22 +1610,7 @@
                 <w:color w:val="4A4743"/>
                 <w:sz w:val="19"/>
               </w:rPr>
-              <w:t>CoST Zambia + NCC + ZPPA</w:t>
-            </w:r>
-          </w:p>
-          <w:p>
-            <w:pPr>
-              <w:spacing w:before="40"/>
-            </w:pPr>
-            <w:r>
-              <w:rPr>
-                <w:rFonts w:ascii="Arial" w:hAnsi="Arial"/>
-                <w:b/>
-                <w:i w:val="0"/>
-                <w:color w:val="B7251C"/>
-                <w:sz w:val="19"/>
-              </w:rPr>
-              <w:t>2026-05-14</w:t>
+              <w:t>CoST Zambia with NCC and ZPPA</w:t>
             </w:r>
           </w:p>
         </w:tc>
@@ -2644,7 +1618,7 @@
       <w:tr>
         <w:tc>
           <w:tcPr>
-            <w:tcW w:type="dxa" w:w="510"/>
+            <w:tcW w:type="dxa" w:w="624"/>
             <w:shd w:val="clear" w:color="auto" w:fill="FFFFFF"/>
             <w:tcBorders>
               <w:top w:val="nil"/>
@@ -2662,13 +1636,13 @@
                 <w:color w:val="4A4743"/>
                 <w:sz w:val="19"/>
               </w:rPr>
-              <w:t>F5</w:t>
+              <w:t>R5</w:t>
             </w:r>
           </w:p>
         </w:tc>
         <w:tc>
           <w:tcPr>
-            <w:tcW w:type="dxa" w:w="1020"/>
+            <w:tcW w:type="dxa" w:w="1191"/>
             <w:shd w:val="clear" w:color="auto" w:fill="FFFFFF"/>
             <w:tcBorders>
               <w:top w:val="nil"/>
@@ -2711,13 +1685,13 @@
                 <w:color w:val="4A4743"/>
                 <w:sz w:val="19"/>
               </w:rPr>
-              <w:t>Gap typology not applied.</w:t>
+              <w:t>Gaps are listed by phase but not classified by cause.</w:t>
             </w:r>
           </w:p>
         </w:tc>
         <w:tc>
           <w:tcPr>
-            <w:tcW w:type="dxa" w:w="4422"/>
+            <w:tcW w:type="dxa" w:w="4309"/>
             <w:shd w:val="clear" w:color="auto" w:fill="FFFFFF"/>
             <w:tcBorders>
               <w:top w:val="nil"/>
@@ -2735,13 +1709,13 @@
                 <w:color w:val="4A4743"/>
                 <w:sz w:val="19"/>
               </w:rPr>
-              <w:t>Gaps are described by phase, not by root cause. The strongest implicit finding - "NCC already collects this data" - is a type-6 gap (collected, not disclosed). Remediation differs by type.</w:t>
+              <w:t>The strongest implicit finding in the report is that most of the missing implementation data is already collected by NCC but is not publicly disclosed. That is a different problem from data that does not exist at all, and it takes a different fix.</w:t>
             </w:r>
           </w:p>
         </w:tc>
         <w:tc>
           <w:tcPr>
-            <w:tcW w:type="dxa" w:w="3572"/>
+            <w:tcW w:type="dxa" w:w="3628"/>
             <w:shd w:val="clear" w:color="auto" w:fill="FFFFFF"/>
             <w:tcBorders>
               <w:top w:val="nil"/>
@@ -2759,13 +1733,13 @@
                 <w:color w:val="4A4743"/>
                 <w:sz w:val="19"/>
               </w:rPr>
-              <w:t>Apply the 8-category typology to each material gap in §5. Label the NCC insight explicitly as type-6; this reframes §6 from "collect more data" to "integrate and disclose".</w:t>
+              <w:t>Classify each material gap as one of: not collected, collected but not disclosed, collected only in unstructured documents, collected inconsistently, restricted by law or workflow. Label the NCC insight explicitly as 'collected but not yet disclosed'.</w:t>
             </w:r>
           </w:p>
         </w:tc>
         <w:tc>
           <w:tcPr>
-            <w:tcW w:type="dxa" w:w="1928"/>
+            <w:tcW w:type="dxa" w:w="2211"/>
             <w:shd w:val="clear" w:color="auto" w:fill="FFFFFF"/>
             <w:tcBorders>
               <w:top w:val="nil"/>
@@ -2786,27 +1760,12 @@
               <w:t>Zambia Technical Team</w:t>
             </w:r>
           </w:p>
-          <w:p>
-            <w:pPr>
-              <w:spacing w:before="40"/>
-            </w:pPr>
-            <w:r>
-              <w:rPr>
-                <w:rFonts w:ascii="Arial" w:hAnsi="Arial"/>
-                <w:b/>
-                <w:i w:val="0"/>
-                <w:color w:val="B7251C"/>
-                <w:sz w:val="19"/>
-              </w:rPr>
-              <w:t>2026-05-10</w:t>
-            </w:r>
-          </w:p>
         </w:tc>
       </w:tr>
       <w:tr>
         <w:tc>
           <w:tcPr>
-            <w:tcW w:type="dxa" w:w="510"/>
+            <w:tcW w:type="dxa" w:w="624"/>
             <w:shd w:val="clear" w:color="auto" w:fill="F3F2F1"/>
             <w:tcBorders>
               <w:top w:val="nil"/>
@@ -2824,13 +1783,13 @@
                 <w:color w:val="4A4743"/>
                 <w:sz w:val="19"/>
               </w:rPr>
-              <w:t>F6</w:t>
+              <w:t>R6</w:t>
             </w:r>
           </w:p>
         </w:tc>
         <w:tc>
           <w:tcPr>
-            <w:tcW w:type="dxa" w:w="1020"/>
+            <w:tcW w:type="dxa" w:w="1191"/>
             <w:shd w:val="clear" w:color="auto" w:fill="F3F2F1"/>
             <w:tcBorders>
               <w:top w:val="nil"/>
@@ -2873,13 +1832,13 @@
                 <w:color w:val="4A4743"/>
                 <w:sz w:val="19"/>
               </w:rPr>
-              <w:t>Data beyond OC4IDS not examined.</w:t>
+              <w:t>Data published beyond OC4IDS is not examined.</w:t>
             </w:r>
           </w:p>
         </w:tc>
         <w:tc>
           <w:tcPr>
-            <w:tcW w:type="dxa" w:w="4422"/>
+            <w:tcW w:type="dxa" w:w="4309"/>
             <w:shd w:val="clear" w:color="auto" w:fill="F3F2F1"/>
             <w:tcBorders>
               <w:top w:val="nil"/>
@@ -2897,13 +1856,13 @@
                 <w:color w:val="4A4743"/>
                 <w:sz w:val="19"/>
               </w:rPr>
-              <w:t>The report does not discuss which ZPPA e-GP or NCC fields fall outside OC4IDS. Country-specific disclosure that could feed upstream to OCP is invisible. Scored in Overlay C9.</w:t>
+              <w:t>The report does not discuss which fields the ZPPA e-GP or NCC publish today that fall outside OC4IDS. That is useful country context for both the Zambia audience and for OCP's future OC4IDS revisions.</w:t>
             </w:r>
           </w:p>
         </w:tc>
         <w:tc>
           <w:tcPr>
-            <w:tcW w:type="dxa" w:w="3572"/>
+            <w:tcW w:type="dxa" w:w="3628"/>
             <w:shd w:val="clear" w:color="auto" w:fill="F3F2F1"/>
             <w:tcBorders>
               <w:top w:val="nil"/>
@@ -2921,13 +1880,13 @@
                 <w:color w:val="4A4743"/>
                 <w:sz w:val="19"/>
               </w:rPr>
-              <w:t>Add a short section on non-template fields: what is disclosed locally, whether to preserve as extensions, what might be proposed for OC4IDS standard revision.</w:t>
+              <w:t>Add a short section listing non-OC4IDS fields the country publishes, with a recommendation on whether to preserve them as extensions or to propose them for the standard.</w:t>
             </w:r>
           </w:p>
         </w:tc>
         <w:tc>
           <w:tcPr>
-            <w:tcW w:type="dxa" w:w="1928"/>
+            <w:tcW w:type="dxa" w:w="2211"/>
             <w:shd w:val="clear" w:color="auto" w:fill="F3F2F1"/>
             <w:tcBorders>
               <w:top w:val="nil"/>
@@ -2945,22 +1904,7 @@
                 <w:color w:val="4A4743"/>
                 <w:sz w:val="19"/>
               </w:rPr>
-              <w:t>Zambia Technical Team + CoST IS</w:t>
-            </w:r>
-          </w:p>
-          <w:p>
-            <w:pPr>
-              <w:spacing w:before="40"/>
-            </w:pPr>
-            <w:r>
-              <w:rPr>
-                <w:rFonts w:ascii="Arial" w:hAnsi="Arial"/>
-                <w:b/>
-                <w:i w:val="0"/>
-                <w:color w:val="B7251C"/>
-                <w:sz w:val="19"/>
-              </w:rPr>
-              <w:t>2026-05-21</w:t>
+              <w:t>Zambia Technical Team with CoST IS</w:t>
             </w:r>
           </w:p>
         </w:tc>
@@ -2968,7 +1912,7 @@
       <w:tr>
         <w:tc>
           <w:tcPr>
-            <w:tcW w:type="dxa" w:w="510"/>
+            <w:tcW w:type="dxa" w:w="624"/>
             <w:shd w:val="clear" w:color="auto" w:fill="FFFFFF"/>
             <w:tcBorders>
               <w:top w:val="nil"/>
@@ -2986,13 +1930,13 @@
                 <w:color w:val="4A4743"/>
                 <w:sz w:val="19"/>
               </w:rPr>
-              <w:t>F7</w:t>
+              <w:t>R7</w:t>
             </w:r>
           </w:p>
         </w:tc>
         <w:tc>
           <w:tcPr>
-            <w:tcW w:type="dxa" w:w="1020"/>
+            <w:tcW w:type="dxa" w:w="1191"/>
             <w:shd w:val="clear" w:color="auto" w:fill="FFFFFF"/>
             <w:tcBorders>
               <w:top w:val="nil"/>
@@ -3035,13 +1979,13 @@
                 <w:color w:val="4A4743"/>
                 <w:sz w:val="19"/>
               </w:rPr>
-              <w:t>Decision summary panel absent.</w:t>
+              <w:t>The conclusion does not classify what can be published now.</w:t>
             </w:r>
           </w:p>
         </w:tc>
         <w:tc>
           <w:tcPr>
-            <w:tcW w:type="dxa" w:w="4422"/>
+            <w:tcW w:type="dxa" w:w="4309"/>
             <w:shd w:val="clear" w:color="auto" w:fill="FFFFFF"/>
             <w:tcBorders>
               <w:top w:val="nil"/>
@@ -3059,13 +2003,13 @@
                 <w:color w:val="4A4743"/>
                 <w:sz w:val="19"/>
               </w:rPr>
-              <w:t>Annex 8.2 is a first pass at the lifecycle-to-data-source crosswalk, but it does not classify elements as publish-now / light-transform / system-change / legal-action. C11's mandatory decision panel is missing.</w:t>
+              <w:t>Section 8.2 is a first pass at who holds data at which stage, but it does not separate fields that can be published today from those requiring new workflows or new law.</w:t>
             </w:r>
           </w:p>
         </w:tc>
         <w:tc>
           <w:tcPr>
-            <w:tcW w:type="dxa" w:w="3572"/>
+            <w:tcW w:type="dxa" w:w="3628"/>
             <w:shd w:val="clear" w:color="auto" w:fill="FFFFFF"/>
             <w:tcBorders>
               <w:top w:val="nil"/>
@@ -3083,13 +2027,13 @@
                 <w:color w:val="4A4743"/>
                 <w:sz w:val="19"/>
               </w:rPr>
-              <w:t>Add a decision summary panel to §7 Conclusion using the four-bucket classification. See the sample corrected report, §8, for the target format.</w:t>
+              <w:t>Add a decision summary at the end of the report: four groups (ready to publish, small format fixes, needs system work, needs policy action), with a short example in each. This is the table a Permanent Secretary reads first.</w:t>
             </w:r>
           </w:p>
         </w:tc>
         <w:tc>
           <w:tcPr>
-            <w:tcW w:type="dxa" w:w="1928"/>
+            <w:tcW w:type="dxa" w:w="2211"/>
             <w:shd w:val="clear" w:color="auto" w:fill="FFFFFF"/>
             <w:tcBorders>
               <w:top w:val="nil"/>
@@ -3110,27 +2054,12 @@
               <w:t>Zambia Technical Team</w:t>
             </w:r>
           </w:p>
-          <w:p>
-            <w:pPr>
-              <w:spacing w:before="40"/>
-            </w:pPr>
-            <w:r>
-              <w:rPr>
-                <w:rFonts w:ascii="Arial" w:hAnsi="Arial"/>
-                <w:b/>
-                <w:i w:val="0"/>
-                <w:color w:val="B7251C"/>
-                <w:sz w:val="19"/>
-              </w:rPr>
-              <w:t>2026-05-17</w:t>
-            </w:r>
-          </w:p>
         </w:tc>
       </w:tr>
       <w:tr>
         <w:tc>
           <w:tcPr>
-            <w:tcW w:type="dxa" w:w="510"/>
+            <w:tcW w:type="dxa" w:w="624"/>
             <w:shd w:val="clear" w:color="auto" w:fill="F3F2F1"/>
             <w:tcBorders>
               <w:top w:val="nil"/>
@@ -3148,13 +2077,13 @@
                 <w:color w:val="4A4743"/>
                 <w:sz w:val="19"/>
               </w:rPr>
-              <w:t>F8</w:t>
+              <w:t>R8</w:t>
             </w:r>
           </w:p>
         </w:tc>
         <w:tc>
           <w:tcPr>
-            <w:tcW w:type="dxa" w:w="1020"/>
+            <w:tcW w:type="dxa" w:w="1191"/>
             <w:shd w:val="clear" w:color="auto" w:fill="F3F2F1"/>
             <w:tcBorders>
               <w:top w:val="nil"/>
@@ -3197,13 +2126,13 @@
                 <w:color w:val="4A4743"/>
                 <w:sz w:val="19"/>
               </w:rPr>
-              <w:t>Portal URL and access dates missing from the body.</w:t>
+              <w:t>The portal URL and access dates are missing from the body.</w:t>
             </w:r>
           </w:p>
         </w:tc>
         <w:tc>
           <w:tcPr>
-            <w:tcW w:type="dxa" w:w="4422"/>
+            <w:tcW w:type="dxa" w:w="4309"/>
             <w:shd w:val="clear" w:color="auto" w:fill="F3F2F1"/>
             <w:tcBorders>
               <w:top w:val="nil"/>
@@ -3221,13 +2150,13 @@
                 <w:color w:val="4A4743"/>
                 <w:sz w:val="19"/>
               </w:rPr>
-              <w:t>The ZPPA e-GP URL (eprocure.zppa.org.zm/epps/home.d) appears only in the template's (Source) 1 sheet.</w:t>
+              <w:t>The ZPPA e-GP URL (eprocure.zppa.org.zm/epps/home.d) is in the attached mapping template but not in the report itself.</w:t>
             </w:r>
           </w:p>
         </w:tc>
         <w:tc>
           <w:tcPr>
-            <w:tcW w:type="dxa" w:w="3572"/>
+            <w:tcW w:type="dxa" w:w="3628"/>
             <w:shd w:val="clear" w:color="auto" w:fill="F3F2F1"/>
             <w:tcBorders>
               <w:top w:val="nil"/>
@@ -3245,13 +2174,13 @@
                 <w:color w:val="4A4743"/>
                 <w:sz w:val="19"/>
               </w:rPr>
-              <w:t>Add the URL and the date(s) accessed to §3.1 Data Sources.</w:t>
+              <w:t>Add the URL and the dates the system was accessed to section 3.1.</w:t>
             </w:r>
           </w:p>
         </w:tc>
         <w:tc>
           <w:tcPr>
-            <w:tcW w:type="dxa" w:w="1928"/>
+            <w:tcW w:type="dxa" w:w="2211"/>
             <w:shd w:val="clear" w:color="auto" w:fill="F3F2F1"/>
             <w:tcBorders>
               <w:top w:val="nil"/>
@@ -3272,27 +2201,12 @@
               <w:t>Zambia Technical Team</w:t>
             </w:r>
           </w:p>
-          <w:p>
-            <w:pPr>
-              <w:spacing w:before="40"/>
-            </w:pPr>
-            <w:r>
-              <w:rPr>
-                <w:rFonts w:ascii="Arial" w:hAnsi="Arial"/>
-                <w:b/>
-                <w:i w:val="0"/>
-                <w:color w:val="B7251C"/>
-                <w:sz w:val="19"/>
-              </w:rPr>
-              <w:t>2026-05-07</w:t>
-            </w:r>
-          </w:p>
         </w:tc>
       </w:tr>
       <w:tr>
         <w:tc>
           <w:tcPr>
-            <w:tcW w:type="dxa" w:w="510"/>
+            <w:tcW w:type="dxa" w:w="624"/>
             <w:shd w:val="clear" w:color="auto" w:fill="FFFFFF"/>
             <w:tcBorders>
               <w:top w:val="nil"/>
@@ -3310,13 +2224,13 @@
                 <w:color w:val="4A4743"/>
                 <w:sz w:val="19"/>
               </w:rPr>
-              <w:t>F9</w:t>
+              <w:t>R9</w:t>
             </w:r>
           </w:p>
         </w:tc>
         <w:tc>
           <w:tcPr>
-            <w:tcW w:type="dxa" w:w="1020"/>
+            <w:tcW w:type="dxa" w:w="1191"/>
             <w:shd w:val="clear" w:color="auto" w:fill="FFFFFF"/>
             <w:tcBorders>
               <w:top w:val="nil"/>
@@ -3359,13 +2273,13 @@
                 <w:color w:val="4A4743"/>
                 <w:sz w:val="19"/>
               </w:rPr>
-              <w:t>Sample not quantified.</w:t>
+              <w:t>The sample is not quantified.</w:t>
             </w:r>
           </w:p>
         </w:tc>
         <w:tc>
           <w:tcPr>
-            <w:tcW w:type="dxa" w:w="4422"/>
+            <w:tcW w:type="dxa" w:w="4309"/>
             <w:shd w:val="clear" w:color="auto" w:fill="FFFFFF"/>
             <w:tcBorders>
               <w:top w:val="nil"/>
@@ -3383,13 +2297,13 @@
                 <w:color w:val="4A4743"/>
                 <w:sz w:val="19"/>
               </w:rPr>
-              <w:t>"The ZPPA e-GP system was analysed" does not specify the scope.</w:t>
+              <w:t>Section 3 says 'the ZPPA e-GP system was analysed' without specifying what was analysed.</w:t>
             </w:r>
           </w:p>
         </w:tc>
         <w:tc>
           <w:tcPr>
-            <w:tcW w:type="dxa" w:w="3572"/>
+            <w:tcW w:type="dxa" w:w="3628"/>
             <w:shd w:val="clear" w:color="auto" w:fill="FFFFFF"/>
             <w:tcBorders>
               <w:top w:val="nil"/>
@@ -3407,13 +2321,13 @@
                 <w:color w:val="4A4743"/>
                 <w:sz w:val="19"/>
               </w:rPr>
-              <w:t>State the count of procurements reviewed, aggregate value, sectors covered, and the time window.</w:t>
+              <w:t>State the count of procurement records reviewed, the aggregate value, the sectors covered, the time window, and how records were selected.</w:t>
             </w:r>
           </w:p>
         </w:tc>
         <w:tc>
           <w:tcPr>
-            <w:tcW w:type="dxa" w:w="1928"/>
+            <w:tcW w:type="dxa" w:w="2211"/>
             <w:shd w:val="clear" w:color="auto" w:fill="FFFFFF"/>
             <w:tcBorders>
               <w:top w:val="nil"/>
@@ -3434,27 +2348,12 @@
               <w:t>Zambia Technical Team</w:t>
             </w:r>
           </w:p>
-          <w:p>
-            <w:pPr>
-              <w:spacing w:before="40"/>
-            </w:pPr>
-            <w:r>
-              <w:rPr>
-                <w:rFonts w:ascii="Arial" w:hAnsi="Arial"/>
-                <w:b/>
-                <w:i w:val="0"/>
-                <w:color w:val="B7251C"/>
-                <w:sz w:val="19"/>
-              </w:rPr>
-              <w:t>2026-05-07</w:t>
-            </w:r>
-          </w:p>
         </w:tc>
       </w:tr>
       <w:tr>
         <w:tc>
           <w:tcPr>
-            <w:tcW w:type="dxa" w:w="510"/>
+            <w:tcW w:type="dxa" w:w="624"/>
             <w:shd w:val="clear" w:color="auto" w:fill="F3F2F1"/>
             <w:tcBorders>
               <w:top w:val="nil"/>
@@ -3472,13 +2371,13 @@
                 <w:color w:val="4A4743"/>
                 <w:sz w:val="19"/>
               </w:rPr>
-              <w:t>F10</w:t>
+              <w:t>R10</w:t>
             </w:r>
           </w:p>
         </w:tc>
         <w:tc>
           <w:tcPr>
-            <w:tcW w:type="dxa" w:w="1020"/>
+            <w:tcW w:type="dxa" w:w="1191"/>
             <w:shd w:val="clear" w:color="auto" w:fill="F3F2F1"/>
             <w:tcBorders>
               <w:top w:val="nil"/>
@@ -3521,13 +2420,13 @@
                 <w:color w:val="4A4743"/>
                 <w:sz w:val="19"/>
               </w:rPr>
-              <w:t>Unjustified omissions in template Notes column.</w:t>
+              <w:t>Some unmapped rows in the template lack a reason.</w:t>
             </w:r>
           </w:p>
         </w:tc>
         <w:tc>
           <w:tcPr>
-            <w:tcW w:type="dxa" w:w="4422"/>
+            <w:tcW w:type="dxa" w:w="4309"/>
             <w:shd w:val="clear" w:color="auto" w:fill="F3F2F1"/>
             <w:tcBorders>
               <w:top w:val="nil"/>
@@ -3545,13 +2444,13 @@
                 <w:color w:val="4A4743"/>
                 <w:sz w:val="19"/>
               </w:rPr>
-              <w:t>Spot-sample of 5 unmapped template rows found no justification in the Notes column. Overlay rule fails on silent omissions.</w:t>
+              <w:t>A spot-check of five unmapped rows in the OC4IDS sheets found no note explaining why the field was left blank.</w:t>
             </w:r>
           </w:p>
         </w:tc>
         <w:tc>
           <w:tcPr>
-            <w:tcW w:type="dxa" w:w="3572"/>
+            <w:tcW w:type="dxa" w:w="3628"/>
             <w:shd w:val="clear" w:color="auto" w:fill="F3F2F1"/>
             <w:tcBorders>
               <w:top w:val="nil"/>
@@ -3569,13 +2468,13 @@
                 <w:color w:val="4A4743"/>
                 <w:sz w:val="19"/>
               </w:rPr>
-              <w:t>Add a Notes entry to every unmapped row in the (OC4IDS) sheets before resubmission. A one-line reason is enough.</w:t>
+              <w:t>Before resubmission, add a short Notes entry to every unmapped row in the (OC4IDS) sheets. One line per row is sufficient.</w:t>
             </w:r>
           </w:p>
         </w:tc>
         <w:tc>
           <w:tcPr>
-            <w:tcW w:type="dxa" w:w="1928"/>
+            <w:tcW w:type="dxa" w:w="2211"/>
             <w:shd w:val="clear" w:color="auto" w:fill="F3F2F1"/>
             <w:tcBorders>
               <w:top w:val="nil"/>
@@ -3594,21 +2493,6 @@
                 <w:sz w:val="19"/>
               </w:rPr>
               <w:t>Zambia Technical Team</w:t>
-            </w:r>
-          </w:p>
-          <w:p>
-            <w:pPr>
-              <w:spacing w:before="40"/>
-            </w:pPr>
-            <w:r>
-              <w:rPr>
-                <w:rFonts w:ascii="Arial" w:hAnsi="Arial"/>
-                <w:b/>
-                <w:i w:val="0"/>
-                <w:color w:val="B7251C"/>
-                <w:sz w:val="19"/>
-              </w:rPr>
-              <w:t>2026-05-14</w:t>
             </w:r>
           </w:p>
         </w:tc>
@@ -3638,10 +2522,10 @@
     </w:p>
     <w:tbl>
       <w:tblPr>
-        <w:tblW w:type="auto" w:w="0"/>
+        <w:jc w:val="left"/>
         <w:tblLayout w:type="fixed"/>
         <w:tblLook w:firstColumn="1" w:firstRow="1" w:lastColumn="0" w:lastRow="0" w:noHBand="0" w:noVBand="1" w:val="04A0"/>
-        <w:tblW w:w="3200" w:type="dxa"/>
+        <w:tblW w:w="4536" w:type="dxa"/>
       </w:tblPr>
       <w:tblGrid>
         <w:gridCol w:w="14798"/>
@@ -3658,6 +2542,9 @@
             </w:tcBorders>
           </w:tcPr>
           <w:p>
+            <w:pPr>
+              <w:spacing w:after="0"/>
+            </w:pPr>
             <w:r/>
           </w:p>
         </w:tc>
@@ -3680,7 +2567,7 @@
           <w:color w:val="4A4743"/>
           <w:sz w:val="21"/>
         </w:rPr>
-        <w:t>The four-bucket classification below is the steering view government and MSG readers actually use. It sits in §C11 of the Overlay rubric as a mandatory panel. The report's §8.2 Lifecycle Framework is the foundation; expand it into this classification.</w:t>
+        <w:t>This is the reading this review asks for in R7 above. It is also the single table the report's primary audience (MSG members, permanent secretaries, senior officials) will read first. An indicative version, drawn from the current mapping template, appears below. The revision should produce a version reviewed by the Zambia team before publication.</w:t>
       </w:r>
     </w:p>
     <w:p>
@@ -3690,7 +2577,7 @@
       <w:r>
         <w:drawing>
           <wp:inline xmlns:a="http://schemas.openxmlformats.org/drawingml/2006/main" xmlns:pic="http://schemas.openxmlformats.org/drawingml/2006/picture">
-            <wp:extent cx="6480000" cy="3595143"/>
+            <wp:extent cx="7920000" cy="4394064"/>
             <wp:docPr id="3" name="Picture 3"/>
             <wp:cNvGraphicFramePr>
               <a:graphicFrameLocks noChangeAspect="1"/>
@@ -3711,110 +2598,7 @@
                   <pic:spPr>
                     <a:xfrm>
                       <a:off x="0" y="0"/>
-                      <a:ext cx="6480000" cy="3595143"/>
-                    </a:xfrm>
-                    <a:prstGeom prst="rect"/>
-                  </pic:spPr>
-                </pic:pic>
-              </a:graphicData>
-            </a:graphic>
-          </wp:inline>
-        </w:drawing>
-      </w:r>
-    </w:p>
-    <w:p>
-      <w:pPr>
-        <w:spacing w:after="120" w:before="0"/>
-      </w:pPr>
-    </w:p>
-    <w:p>
-      <w:r>
-        <w:rPr>
-          <w:rFonts w:ascii="Arial" w:hAnsi="Arial"/>
-          <w:b/>
-          <w:i w:val="0"/>
-          <w:color w:val="4A4743"/>
-          <w:sz w:val="26"/>
-        </w:rPr>
-        <w:t>6.  The legal lever</w:t>
-      </w:r>
-    </w:p>
-    <w:tbl>
-      <w:tblPr>
-        <w:tblW w:type="auto" w:w="0"/>
-        <w:tblLayout w:type="fixed"/>
-        <w:tblLook w:firstColumn="1" w:firstRow="1" w:lastColumn="0" w:lastRow="0" w:noHBand="0" w:noVBand="1" w:val="04A0"/>
-        <w:tblW w:w="3200" w:type="dxa"/>
-      </w:tblPr>
-      <w:tblGrid>
-        <w:gridCol w:w="14798"/>
-      </w:tblGrid>
-      <w:tr>
-        <w:tc>
-          <w:tcPr>
-            <w:tcW w:type="dxa" w:w="14798"/>
-            <w:tcBorders>
-              <w:top w:val="nil"/>
-              <w:bottom w:val="single" w:sz="24" w:color="B7251C"/>
-              <w:left w:val="nil"/>
-              <w:right w:val="nil"/>
-            </w:tcBorders>
-          </w:tcPr>
-          <w:p>
-            <w:r/>
-          </w:p>
-        </w:tc>
-      </w:tr>
-    </w:tbl>
-    <w:p>
-      <w:pPr>
-        <w:spacing w:after="80" w:before="0"/>
-      </w:pPr>
-    </w:p>
-    <w:p>
-      <w:pPr>
-        <w:spacing w:after="160" w:before="0"/>
-      </w:pPr>
-      <w:r>
-        <w:rPr>
-          <w:rFonts w:ascii="Arial" w:hAnsi="Arial"/>
-          <w:b w:val="0"/>
-          <w:i w:val="0"/>
-          <w:color w:val="4A4743"/>
-          <w:sz w:val="21"/>
-        </w:rPr>
-        <w:t>Zambia's legal framework already authorises publication of most OC4IDS fields. Annex 8.1 is publication-quality and should anchor the executive summary, not sit at the back of the report.</w:t>
-      </w:r>
-    </w:p>
-    <w:p>
-      <w:pPr>
-        <w:jc w:val="center"/>
-      </w:pPr>
-      <w:r>
-        <w:drawing>
-          <wp:inline xmlns:a="http://schemas.openxmlformats.org/drawingml/2006/main" xmlns:pic="http://schemas.openxmlformats.org/drawingml/2006/picture">
-            <wp:extent cx="6480000" cy="3789983"/>
-            <wp:docPr id="4" name="Picture 4"/>
-            <wp:cNvGraphicFramePr>
-              <a:graphicFrameLocks noChangeAspect="1"/>
-            </wp:cNvGraphicFramePr>
-            <a:graphic>
-              <a:graphicData uri="http://schemas.openxmlformats.org/drawingml/2006/picture">
-                <pic:pic>
-                  <pic:nvPicPr>
-                    <pic:cNvPr id="0" name="04-legal-crosswalk.png"/>
-                    <pic:cNvPicPr/>
-                  </pic:nvPicPr>
-                  <pic:blipFill>
-                    <a:blip r:embed="rId14"/>
-                    <a:stretch>
-                      <a:fillRect/>
-                    </a:stretch>
-                  </pic:blipFill>
-                  <pic:spPr>
-                    <a:xfrm>
-                      <a:off x="0" y="0"/>
-                      <a:ext cx="6480000" cy="3789983"/>
+                      <a:ext cx="7920000" cy="4394064"/>
                     </a:xfrm>
                     <a:prstGeom prst="rect"/>
                   </pic:spPr>
@@ -3839,239 +2623,15 @@
           <w:color w:val="4A4743"/>
           <w:sz w:val="26"/>
         </w:rPr>
-        <w:t>7.  Strengths to preserve on revision</w:t>
+        <w:t>6.  The law already permits most of what is missing</w:t>
       </w:r>
     </w:p>
     <w:tbl>
       <w:tblPr>
-        <w:tblW w:type="auto" w:w="0"/>
+        <w:jc w:val="left"/>
         <w:tblLayout w:type="fixed"/>
         <w:tblLook w:firstColumn="1" w:firstRow="1" w:lastColumn="0" w:lastRow="0" w:noHBand="0" w:noVBand="1" w:val="04A0"/>
-        <w:tblW w:w="3200" w:type="dxa"/>
-      </w:tblPr>
-      <w:tblGrid>
-        <w:gridCol w:w="14798"/>
-      </w:tblGrid>
-      <w:tr>
-        <w:tc>
-          <w:tcPr>
-            <w:tcW w:type="dxa" w:w="14798"/>
-            <w:tcBorders>
-              <w:top w:val="nil"/>
-              <w:bottom w:val="single" w:sz="24" w:color="4EA83D"/>
-              <w:left w:val="nil"/>
-              <w:right w:val="nil"/>
-            </w:tcBorders>
-          </w:tcPr>
-          <w:p>
-            <w:r/>
-          </w:p>
-        </w:tc>
-      </w:tr>
-    </w:tbl>
-    <w:p>
-      <w:pPr>
-        <w:spacing w:after="120" w:before="0"/>
-      </w:pPr>
-    </w:p>
-    <w:p>
-      <w:pPr>
-        <w:spacing w:after="120"/>
-      </w:pPr>
-      <w:r>
-        <w:rPr>
-          <w:rFonts w:ascii="Arial" w:hAnsi="Arial"/>
-          <w:b/>
-          <w:i w:val="0"/>
-          <w:color w:val="4EA83D"/>
-          <w:sz w:val="21"/>
-        </w:rPr>
-        <w:t xml:space="preserve">+  </w:t>
-      </w:r>
-      <w:r>
-        <w:rPr>
-          <w:rFonts w:ascii="Arial" w:hAnsi="Arial"/>
-          <w:b/>
-          <w:i w:val="0"/>
-          <w:color w:val="4A4743"/>
-          <w:sz w:val="21"/>
-        </w:rPr>
-        <w:t xml:space="preserve">Legal framework analysis (Annex 8.1).  </w:t>
-      </w:r>
-      <w:r>
-        <w:rPr>
-          <w:rFonts w:ascii="Arial" w:hAnsi="Arial"/>
-          <w:b w:val="0"/>
-          <w:i w:val="0"/>
-          <w:color w:val="4A4743"/>
-          <w:sz w:val="21"/>
-        </w:rPr>
-        <w:t>ATI Act 2023 s.6/8/9/17 with quoted provisions, ZPPA Act No.3/2020 s.67/70, NCC Act No.10/2020 s.5/31/33/53 with subsections. The strongest legal anchoring we have seen on this review cycle. Move the essence of this analysis into the executive summary, keep the full text in the annex.</w:t>
-      </w:r>
-    </w:p>
-    <w:p>
-      <w:pPr>
-        <w:spacing w:after="120"/>
-      </w:pPr>
-      <w:r>
-        <w:rPr>
-          <w:rFonts w:ascii="Arial" w:hAnsi="Arial"/>
-          <w:b/>
-          <w:i w:val="0"/>
-          <w:color w:val="4EA83D"/>
-          <w:sz w:val="21"/>
-        </w:rPr>
-        <w:t xml:space="preserve">+  </w:t>
-      </w:r>
-      <w:r>
-        <w:rPr>
-          <w:rFonts w:ascii="Arial" w:hAnsi="Arial"/>
-          <w:b/>
-          <w:i w:val="0"/>
-          <w:color w:val="4A4743"/>
-          <w:sz w:val="21"/>
-        </w:rPr>
-        <w:t xml:space="preserve">The NCC insight.  </w:t>
-      </w:r>
-      <w:r>
-        <w:rPr>
-          <w:rFonts w:ascii="Arial" w:hAnsi="Arial"/>
-          <w:b w:val="0"/>
-          <w:i w:val="0"/>
-          <w:color w:val="4A4743"/>
-          <w:sz w:val="21"/>
-        </w:rPr>
-        <w:t>The observation that most implementation-stage data is already collected by NCC under its statutory monitoring mandate is the single most actionable finding in the report. Label it explicitly as a type-6 gap (collected, not disclosed) and anchor §6 recommendations around integration rather than collection.</w:t>
-      </w:r>
-    </w:p>
-    <w:p>
-      <w:pPr>
-        <w:spacing w:after="120"/>
-      </w:pPr>
-      <w:r>
-        <w:rPr>
-          <w:rFonts w:ascii="Arial" w:hAnsi="Arial"/>
-          <w:b/>
-          <w:i w:val="0"/>
-          <w:color w:val="4EA83D"/>
-          <w:sz w:val="21"/>
-        </w:rPr>
-        <w:t xml:space="preserve">+  </w:t>
-      </w:r>
-      <w:r>
-        <w:rPr>
-          <w:rFonts w:ascii="Arial" w:hAnsi="Arial"/>
-          <w:b/>
-          <w:i w:val="0"/>
-          <w:color w:val="4A4743"/>
-          <w:sz w:val="21"/>
-        </w:rPr>
-        <w:t xml:space="preserve">Source forward-mapping.  </w:t>
-      </w:r>
-      <w:r>
-        <w:rPr>
-          <w:rFonts w:ascii="Arial" w:hAnsi="Arial"/>
-          <w:b w:val="0"/>
-          <w:i w:val="0"/>
-          <w:color w:val="4A4743"/>
-          <w:sz w:val="21"/>
-        </w:rPr>
-        <w:t>The template maps 47 of 48 source data elements forward to OC4IDS (97.9%). This is exceptional. Lift the number directly into §3 Methodology.</w:t>
-      </w:r>
-    </w:p>
-    <w:p>
-      <w:pPr>
-        <w:spacing w:after="120"/>
-      </w:pPr>
-      <w:r>
-        <w:rPr>
-          <w:rFonts w:ascii="Arial" w:hAnsi="Arial"/>
-          <w:b/>
-          <w:i w:val="0"/>
-          <w:color w:val="4EA83D"/>
-          <w:sz w:val="21"/>
-        </w:rPr>
-        <w:t xml:space="preserve">+  </w:t>
-      </w:r>
-      <w:r>
-        <w:rPr>
-          <w:rFonts w:ascii="Arial" w:hAnsi="Arial"/>
-          <w:b/>
-          <w:i w:val="0"/>
-          <w:color w:val="4A4743"/>
-          <w:sz w:val="21"/>
-        </w:rPr>
-        <w:t xml:space="preserve">Lifecycle framework (§8.2).  </w:t>
-      </w:r>
-      <w:r>
-        <w:rPr>
-          <w:rFonts w:ascii="Arial" w:hAnsi="Arial"/>
-          <w:b w:val="0"/>
-          <w:i w:val="0"/>
-          <w:color w:val="4A4743"/>
-          <w:sz w:val="21"/>
-        </w:rPr>
-        <w:t>The five-row data-source-by-stage crosswalk is the skeleton of the decision summary panel in §C11 of the rubric. Expand it into the four-bucket classification (publish-now / light-transform / system-change / legal-action).</w:t>
-      </w:r>
-    </w:p>
-    <w:p>
-      <w:pPr>
-        <w:spacing w:after="120"/>
-      </w:pPr>
-      <w:r>
-        <w:rPr>
-          <w:rFonts w:ascii="Arial" w:hAnsi="Arial"/>
-          <w:b/>
-          <w:i w:val="0"/>
-          <w:color w:val="4EA83D"/>
-          <w:sz w:val="21"/>
-        </w:rPr>
-        <w:t xml:space="preserve">+  </w:t>
-      </w:r>
-      <w:r>
-        <w:rPr>
-          <w:rFonts w:ascii="Arial" w:hAnsi="Arial"/>
-          <w:b/>
-          <w:i w:val="0"/>
-          <w:color w:val="4A4743"/>
-          <w:sz w:val="21"/>
-        </w:rPr>
-        <w:t xml:space="preserve">No placeholder mappings.  </w:t>
-      </w:r>
-      <w:r>
-        <w:rPr>
-          <w:rFonts w:ascii="Arial" w:hAnsi="Arial"/>
-          <w:b w:val="0"/>
-          <w:i w:val="0"/>
-          <w:color w:val="4A4743"/>
-          <w:sz w:val="21"/>
-        </w:rPr>
-        <w:t>Spot-sample of 5 mapped rows returned 5 substantive entries. This is the strongest evidence-check result on record for Overlay. Do not change the template mappings during revision, the numbers are correct.</w:t>
-      </w:r>
-    </w:p>
-    <w:p>
-      <w:pPr>
-        <w:spacing w:after="280" w:before="0"/>
-      </w:pPr>
-    </w:p>
-    <w:p>
-      <w:r>
-        <w:rPr>
-          <w:rFonts w:ascii="Arial" w:hAnsi="Arial"/>
-          <w:b/>
-          <w:i w:val="0"/>
-          <w:color w:val="4A4743"/>
-          <w:sz w:val="26"/>
-        </w:rPr>
-        <w:t>8.  Companion document</w:t>
-      </w:r>
-    </w:p>
-    <w:tbl>
-      <w:tblPr>
-        <w:tblW w:type="auto" w:w="0"/>
-        <w:tblLayout w:type="fixed"/>
-        <w:tblLook w:firstColumn="1" w:firstRow="1" w:lastColumn="0" w:lastRow="0" w:noHBand="0" w:noVBand="1" w:val="04A0"/>
-        <w:tblW w:w="3200" w:type="dxa"/>
+        <w:tblW w:w="4536" w:type="dxa"/>
       </w:tblPr>
       <w:tblGrid>
         <w:gridCol w:w="14798"/>
@@ -4088,6 +2648,9 @@
             </w:tcBorders>
           </w:tcPr>
           <w:p>
+            <w:pPr>
+              <w:spacing w:after="0"/>
+            </w:pPr>
             <w:r/>
           </w:p>
         </w:tc>
@@ -4095,13 +2658,344 @@
     </w:tbl>
     <w:p>
       <w:pPr>
-        <w:spacing w:after="120" w:before="0"/>
+        <w:spacing w:after="80" w:before="0"/>
+      </w:pPr>
+    </w:p>
+    <w:p>
+      <w:pPr>
+        <w:spacing w:after="160" w:before="0"/>
+      </w:pPr>
+      <w:r>
+        <w:rPr>
+          <w:rFonts w:ascii="Arial" w:hAnsi="Arial"/>
+          <w:b w:val="0"/>
+          <w:i w:val="0"/>
+          <w:color w:val="4A4743"/>
+          <w:sz w:val="21"/>
+        </w:rPr>
+        <w:t>This is the point the legal framework analysis in Annex 8.1 already makes. It is worth pulling forward into the body of the report:</w:t>
+      </w:r>
+    </w:p>
+    <w:tbl>
+      <w:tblPr>
+        <w:jc w:val="left"/>
+        <w:tblLayout w:type="fixed"/>
+        <w:tblLook w:firstColumn="1" w:firstRow="1" w:lastColumn="0" w:lastRow="0" w:noHBand="0" w:noVBand="1" w:val="04A0"/>
+        <w:tblW w:w="14798" w:type="dxa"/>
+      </w:tblPr>
+      <w:tblGrid>
+        <w:gridCol w:w="3969"/>
+        <w:gridCol w:w="6520"/>
+        <w:gridCol w:w="4309"/>
+      </w:tblGrid>
+      <w:tr>
+        <w:tc>
+          <w:tcPr>
+            <w:tcW w:type="dxa" w:w="3969"/>
+            <w:shd w:val="clear" w:color="auto" w:fill="2D2D2D"/>
+            <w:tcBorders>
+              <w:top w:val="single" w:sz="4" w:color="2D2D2D"/>
+              <w:bottom w:val="single" w:sz="4" w:color="2D2D2D"/>
+              <w:left w:val="single" w:sz="4" w:color="2D2D2D"/>
+              <w:right w:val="single" w:sz="4" w:color="2D2D2D"/>
+            </w:tcBorders>
+          </w:tcPr>
+          <w:p>
+            <w:r>
+              <w:rPr>
+                <w:rFonts w:ascii="Arial" w:hAnsi="Arial"/>
+                <w:b/>
+                <w:i w:val="0"/>
+                <w:color w:val="FFFFFF"/>
+                <w:sz w:val="20"/>
+              </w:rPr>
+              <w:t>Legal authority</w:t>
+            </w:r>
+          </w:p>
+        </w:tc>
+        <w:tc>
+          <w:tcPr>
+            <w:tcW w:type="dxa" w:w="6520"/>
+            <w:shd w:val="clear" w:color="auto" w:fill="2D2D2D"/>
+            <w:tcBorders>
+              <w:top w:val="single" w:sz="4" w:color="2D2D2D"/>
+              <w:bottom w:val="single" w:sz="4" w:color="2D2D2D"/>
+              <w:left w:val="single" w:sz="4" w:color="2D2D2D"/>
+              <w:right w:val="single" w:sz="4" w:color="2D2D2D"/>
+            </w:tcBorders>
+          </w:tcPr>
+          <w:p>
+            <w:r>
+              <w:rPr>
+                <w:rFonts w:ascii="Arial" w:hAnsi="Arial"/>
+                <w:b/>
+                <w:i w:val="0"/>
+                <w:color w:val="FFFFFF"/>
+                <w:sz w:val="20"/>
+              </w:rPr>
+              <w:t>What it authorises</w:t>
+            </w:r>
+          </w:p>
+        </w:tc>
+        <w:tc>
+          <w:tcPr>
+            <w:tcW w:type="dxa" w:w="4309"/>
+            <w:shd w:val="clear" w:color="auto" w:fill="2D2D2D"/>
+            <w:tcBorders>
+              <w:top w:val="single" w:sz="4" w:color="2D2D2D"/>
+              <w:bottom w:val="single" w:sz="4" w:color="2D2D2D"/>
+              <w:left w:val="single" w:sz="4" w:color="2D2D2D"/>
+              <w:right w:val="single" w:sz="4" w:color="2D2D2D"/>
+            </w:tcBorders>
+          </w:tcPr>
+          <w:p>
+            <w:r>
+              <w:rPr>
+                <w:rFonts w:ascii="Arial" w:hAnsi="Arial"/>
+                <w:b/>
+                <w:i w:val="0"/>
+                <w:color w:val="FFFFFF"/>
+                <w:sz w:val="20"/>
+              </w:rPr>
+              <w:t>Relevance to OC4IDS publication</w:t>
+            </w:r>
+          </w:p>
+        </w:tc>
+      </w:tr>
+      <w:tr>
+        <w:tc>
+          <w:tcPr>
+            <w:tcW w:type="dxa" w:w="3969"/>
+            <w:shd w:val="clear" w:color="auto" w:fill="FFFFFF"/>
+            <w:tcBorders>
+              <w:top w:val="nil"/>
+              <w:bottom w:val="nil"/>
+              <w:left w:val="nil"/>
+              <w:right w:val="nil"/>
+            </w:tcBorders>
+          </w:tcPr>
+          <w:p>
+            <w:r>
+              <w:rPr>
+                <w:rFonts w:ascii="Arial" w:hAnsi="Arial"/>
+                <w:b/>
+                <w:i w:val="0"/>
+                <w:color w:val="4A4743"/>
+                <w:sz w:val="19"/>
+              </w:rPr>
+              <w:t>Access to Information Act 2023, s.8</w:t>
+            </w:r>
+          </w:p>
+        </w:tc>
+        <w:tc>
+          <w:tcPr>
+            <w:tcW w:type="dxa" w:w="6520"/>
+            <w:shd w:val="clear" w:color="auto" w:fill="FFFFFF"/>
+            <w:tcBorders>
+              <w:top w:val="nil"/>
+              <w:bottom w:val="nil"/>
+              <w:left w:val="nil"/>
+              <w:right w:val="nil"/>
+            </w:tcBorders>
+          </w:tcPr>
+          <w:p>
+            <w:r>
+              <w:rPr>
+                <w:rFonts w:ascii="Arial" w:hAnsi="Arial"/>
+                <w:b w:val="0"/>
+                <w:i w:val="0"/>
+                <w:color w:val="4A4743"/>
+                <w:sz w:val="19"/>
+              </w:rPr>
+              <w:t>Proactive publication by every information holder of contracts signed, suppliers, amounts, and periods for completion.</w:t>
+            </w:r>
+          </w:p>
+        </w:tc>
+        <w:tc>
+          <w:tcPr>
+            <w:tcW w:type="dxa" w:w="4309"/>
+            <w:shd w:val="clear" w:color="auto" w:fill="FFFFFF"/>
+            <w:tcBorders>
+              <w:top w:val="nil"/>
+              <w:bottom w:val="nil"/>
+              <w:left w:val="nil"/>
+              <w:right w:val="nil"/>
+            </w:tcBorders>
+          </w:tcPr>
+          <w:p>
+            <w:r>
+              <w:rPr>
+                <w:rFonts w:ascii="Arial" w:hAnsi="Arial"/>
+                <w:b w:val="0"/>
+                <w:i w:val="0"/>
+                <w:color w:val="4A4743"/>
+                <w:sz w:val="19"/>
+              </w:rPr>
+              <w:t>Broad: covers most procurement-stage and contract-stage OC4IDS fields.</w:t>
+            </w:r>
+          </w:p>
+        </w:tc>
+      </w:tr>
+      <w:tr>
+        <w:tc>
+          <w:tcPr>
+            <w:tcW w:type="dxa" w:w="3969"/>
+            <w:shd w:val="clear" w:color="auto" w:fill="F3F2F1"/>
+            <w:tcBorders>
+              <w:top w:val="nil"/>
+              <w:bottom w:val="nil"/>
+              <w:left w:val="nil"/>
+              <w:right w:val="nil"/>
+            </w:tcBorders>
+          </w:tcPr>
+          <w:p>
+            <w:r>
+              <w:rPr>
+                <w:rFonts w:ascii="Arial" w:hAnsi="Arial"/>
+                <w:b/>
+                <w:i w:val="0"/>
+                <w:color w:val="4A4743"/>
+                <w:sz w:val="19"/>
+              </w:rPr>
+              <w:t>NCC Act 2020, s.53</w:t>
+            </w:r>
+          </w:p>
+        </w:tc>
+        <w:tc>
+          <w:tcPr>
+            <w:tcW w:type="dxa" w:w="6520"/>
+            <w:shd w:val="clear" w:color="auto" w:fill="F3F2F1"/>
+            <w:tcBorders>
+              <w:top w:val="nil"/>
+              <w:bottom w:val="nil"/>
+              <w:left w:val="nil"/>
+              <w:right w:val="nil"/>
+            </w:tcBorders>
+          </w:tcPr>
+          <w:p>
+            <w:r>
+              <w:rPr>
+                <w:rFonts w:ascii="Arial" w:hAnsi="Arial"/>
+                <w:b w:val="0"/>
+                <w:i w:val="0"/>
+                <w:color w:val="4A4743"/>
+                <w:sz w:val="19"/>
+              </w:rPr>
+              <w:t>Regular project monitoring and evaluation by the National Council for Construction, with the right to request records and to share information across authorities.</w:t>
+            </w:r>
+          </w:p>
+        </w:tc>
+        <w:tc>
+          <w:tcPr>
+            <w:tcW w:type="dxa" w:w="4309"/>
+            <w:shd w:val="clear" w:color="auto" w:fill="F3F2F1"/>
+            <w:tcBorders>
+              <w:top w:val="nil"/>
+              <w:bottom w:val="nil"/>
+              <w:left w:val="nil"/>
+              <w:right w:val="nil"/>
+            </w:tcBorders>
+          </w:tcPr>
+          <w:p>
+            <w:r>
+              <w:rPr>
+                <w:rFonts w:ascii="Arial" w:hAnsi="Arial"/>
+                <w:b w:val="0"/>
+                <w:i w:val="0"/>
+                <w:color w:val="4A4743"/>
+                <w:sz w:val="19"/>
+              </w:rPr>
+              <w:t>Depth: covers implementation-stage fields (progress, quality, variations) that ZPPA does not currently publish.</w:t>
+            </w:r>
+          </w:p>
+        </w:tc>
+      </w:tr>
+      <w:tr>
+        <w:tc>
+          <w:tcPr>
+            <w:tcW w:type="dxa" w:w="3969"/>
+            <w:shd w:val="clear" w:color="auto" w:fill="FFFFFF"/>
+            <w:tcBorders>
+              <w:top w:val="nil"/>
+              <w:bottom w:val="nil"/>
+              <w:left w:val="nil"/>
+              <w:right w:val="nil"/>
+            </w:tcBorders>
+          </w:tcPr>
+          <w:p>
+            <w:r>
+              <w:rPr>
+                <w:rFonts w:ascii="Arial" w:hAnsi="Arial"/>
+                <w:b/>
+                <w:i w:val="0"/>
+                <w:color w:val="4A4743"/>
+                <w:sz w:val="19"/>
+              </w:rPr>
+              <w:t>ZPPA Act 2020, s.67 and s.70</w:t>
+            </w:r>
+          </w:p>
+        </w:tc>
+        <w:tc>
+          <w:tcPr>
+            <w:tcW w:type="dxa" w:w="6520"/>
+            <w:shd w:val="clear" w:color="auto" w:fill="FFFFFF"/>
+            <w:tcBorders>
+              <w:top w:val="nil"/>
+              <w:bottom w:val="nil"/>
+              <w:left w:val="nil"/>
+              <w:right w:val="nil"/>
+            </w:tcBorders>
+          </w:tcPr>
+          <w:p>
+            <w:r>
+              <w:rPr>
+                <w:rFonts w:ascii="Arial" w:hAnsi="Arial"/>
+                <w:b w:val="0"/>
+                <w:i w:val="0"/>
+                <w:color w:val="4A4743"/>
+                <w:sz w:val="19"/>
+              </w:rPr>
+              <w:t>Transparency of procurement records subject to confidentiality provisions.</w:t>
+            </w:r>
+          </w:p>
+        </w:tc>
+        <w:tc>
+          <w:tcPr>
+            <w:tcW w:type="dxa" w:w="4309"/>
+            <w:shd w:val="clear" w:color="auto" w:fill="FFFFFF"/>
+            <w:tcBorders>
+              <w:top w:val="nil"/>
+              <w:bottom w:val="nil"/>
+              <w:left w:val="nil"/>
+              <w:right w:val="nil"/>
+            </w:tcBorders>
+          </w:tcPr>
+          <w:p>
+            <w:r>
+              <w:rPr>
+                <w:rFonts w:ascii="Arial" w:hAnsi="Arial"/>
+                <w:b w:val="0"/>
+                <w:i w:val="0"/>
+                <w:color w:val="4A4743"/>
+                <w:sz w:val="19"/>
+              </w:rPr>
+              <w:t>Procurement-specific: already supports the fields the e-GP system publishes today.</w:t>
+            </w:r>
+          </w:p>
+        </w:tc>
+      </w:tr>
+    </w:tbl>
+    <w:p>
+      <w:pPr>
+        <w:spacing w:after="240" w:before="0"/>
       </w:pPr>
     </w:p>
     <w:tbl>
       <w:tblPr>
-        <w:tblW w:type="auto" w:w="0"/>
+        <w:jc w:val="left"/>
+        <w:tblLayout w:type="fixed"/>
         <w:tblLook w:firstColumn="1" w:firstRow="1" w:lastColumn="0" w:lastRow="0" w:noHBand="0" w:noVBand="1" w:val="04A0"/>
+        <w:tblW w:w="14798" w:type="dxa"/>
       </w:tblPr>
       <w:tblGrid>
         <w:gridCol w:w="14798"/>
@@ -4109,7 +3003,7 @@
       <w:tr>
         <w:tc>
           <w:tcPr>
-            <w:tcW w:type="dxa" w:w="14798"/>
+            <w:tcW w:type="dxa" w:w="14797"/>
             <w:shd w:val="clear" w:color="auto" w:fill="F3F2F1"/>
             <w:tcBorders>
               <w:top w:val="nil"/>
@@ -4125,21 +3019,19 @@
                 <w:b/>
                 <w:i w:val="0"/>
                 <w:color w:val="71B6C9"/>
-                <w:sz w:val="21"/>
+                <w:sz w:val="20"/>
               </w:rPr>
-              <w:t>02-sample-corrected-report.docx</w:t>
+              <w:t xml:space="preserve">IMPLICATION  </w:t>
             </w:r>
-          </w:p>
-          <w:p>
             <w:r>
               <w:rPr>
                 <w:rFonts w:ascii="Arial" w:hAnsi="Arial"/>
                 <w:b w:val="0"/>
                 <w:i w:val="0"/>
                 <w:color w:val="4A4743"/>
-                <w:sz w:val="20"/>
+                <w:sz w:val="21"/>
               </w:rPr>
-              <w:t>A full rewrite of the Zambia report showing the target state after all revisions above are applied. Use it as a reference; do not copy it wholesale. Preserve your legal analysis, the NCC insight, and the lifecycle framework; rewrite the executive summary, findings tables, and recommendations sections against the corrected structure.</w:t>
+              <w:t>Publishing most of the missing implementation data does not require new law. It requires an integration layer between ZPPA and NCC, and a short statutory instrument clarifying that the two systems share publication-relevant records. The revision should make this case in the recommendations section.</w:t>
             </w:r>
           </w:p>
         </w:tc>
@@ -4147,22 +3039,69 @@
     </w:tbl>
     <w:p>
       <w:pPr>
-        <w:spacing w:after="240" w:before="0"/>
+        <w:spacing w:after="280" w:before="0"/>
+      </w:pPr>
+    </w:p>
+    <w:p>
+      <w:r>
+        <w:rPr>
+          <w:rFonts w:ascii="Arial" w:hAnsi="Arial"/>
+          <w:b/>
+          <w:i w:val="0"/>
+          <w:color w:val="4A4743"/>
+          <w:sz w:val="26"/>
+        </w:rPr>
+        <w:t>7.  Next step</w:t>
+      </w:r>
+    </w:p>
+    <w:tbl>
+      <w:tblPr>
+        <w:jc w:val="left"/>
+        <w:tblLayout w:type="fixed"/>
+        <w:tblLook w:firstColumn="1" w:firstRow="1" w:lastColumn="0" w:lastRow="0" w:noHBand="0" w:noVBand="1" w:val="04A0"/>
+        <w:tblW w:w="4536" w:type="dxa"/>
+      </w:tblPr>
+      <w:tblGrid>
+        <w:gridCol w:w="14798"/>
+      </w:tblGrid>
+      <w:tr>
+        <w:tc>
+          <w:tcPr>
+            <w:tcW w:type="dxa" w:w="14798"/>
+            <w:tcBorders>
+              <w:top w:val="nil"/>
+              <w:bottom w:val="single" w:sz="24" w:color="B7251C"/>
+              <w:left w:val="nil"/>
+              <w:right w:val="nil"/>
+            </w:tcBorders>
+          </w:tcPr>
+          <w:p>
+            <w:pPr>
+              <w:spacing w:after="0"/>
+            </w:pPr>
+            <w:r/>
+          </w:p>
+        </w:tc>
+      </w:tr>
+    </w:tbl>
+    <w:p>
+      <w:pPr>
+        <w:spacing w:after="80" w:before="0"/>
       </w:pPr>
     </w:p>
     <w:p>
       <w:pPr>
-        <w:spacing w:after="0" w:before="0"/>
+        <w:spacing w:after="240" w:before="0"/>
       </w:pPr>
       <w:r>
         <w:rPr>
           <w:rFonts w:ascii="Arial" w:hAnsi="Arial"/>
           <w:b w:val="0"/>
-          <w:i/>
-          <w:color w:val="9C9B99"/>
-          <w:sz w:val="18"/>
+          <w:i w:val="0"/>
+          <w:color w:val="4A4743"/>
+          <w:sz w:val="21"/>
         </w:rPr>
-        <w:t>Reference: Overlay v0.9  ·  Reviewer Gate Check (Part B v1.0) + Full Rubric (Part C v0.9)</w:t>
+        <w:t>This review is a working document between CoST IS and the Zambia Technical Team. The covering note proposes a short call to walk through the ten revisions and agree a resubmission schedule with the MSG. A companion document (02-structural-reference.docx) is attached: it is a short illustrative extract, not a rewrite of the report. Use it as a reference for the kind of specificity a strong report carries, not as content to adopt.</w:t>
       </w:r>
     </w:p>
     <w:p>
@@ -4177,7 +3116,7 @@
           <w:color w:val="9C9B99"/>
           <w:sz w:val="18"/>
         </w:rPr>
-        <w:t>Sources: Zambia OC4IDS Field-Level Mapping Template v0.9.5, accessed 2026-04-23. n=1,480 template slots. Zambia OC4IDS Field-Level Mapping Report (draft), 3 March 2026.</w:t>
+        <w:t>Source: Zambia OC4IDS field-level mapping template v0.9.5, accessed 2026-04-23. Zambia OC4IDS field-level mapping report (draft), 3 March 2026.</w:t>
       </w:r>
     </w:p>
     <w:sectPr>
@@ -4197,13 +3136,13 @@
   <w:p>
     <w:pPr>
       <w:pStyle w:val="Footer"/>
-      <w:spacing w:before="0" w:after="0"/>
+      <w:spacing w:after="0"/>
       <w:jc w:val="left"/>
     </w:pPr>
     <w:r>
       <w:drawing>
         <wp:inline xmlns:a="http://schemas.openxmlformats.org/drawingml/2006/main" xmlns:pic="http://schemas.openxmlformats.org/drawingml/2006/picture">
-          <wp:extent cx="5760000" cy="126000"/>
+          <wp:extent cx="6120000" cy="145714"/>
           <wp:docPr id="1" name="Picture 1"/>
           <wp:cNvGraphicFramePr>
             <a:graphicFrameLocks noChangeAspect="1"/>
@@ -4224,7 +3163,7 @@
                 <pic:spPr>
                   <a:xfrm>
                     <a:off x="0" y="0"/>
-                    <a:ext cx="5760000" cy="126000"/>
+                    <a:ext cx="6120000" cy="145714"/>
                   </a:xfrm>
                   <a:prstGeom prst="rect"/>
                 </pic:spPr>

--- a/samples/zambia-2026-04/01-review-letter.docx
+++ b/samples/zambia-2026-04/01-review-letter.docx
@@ -34,7 +34,7 @@
     </w:p>
     <w:p>
       <w:pPr>
-        <w:spacing w:after="200" w:before="0"/>
+        <w:spacing w:after="240" w:before="0"/>
       </w:pPr>
       <w:r>
         <w:rPr>
@@ -55,12 +55,12 @@
         <w:tblW w:w="11340" w:type="dxa"/>
       </w:tblPr>
       <w:tblGrid>
-        <w:gridCol w:w="14798"/>
+        <w:gridCol w:w="14570"/>
       </w:tblGrid>
       <w:tr>
         <w:tc>
           <w:tcPr>
-            <w:tcW w:type="dxa" w:w="14798"/>
+            <w:tcW w:type="dxa" w:w="14570"/>
             <w:tcBorders>
               <w:top w:val="nil"/>
               <w:bottom w:val="single" w:sz="24" w:color="B7251C"/>
@@ -79,7 +79,7 @@
     </w:tbl>
     <w:p>
       <w:pPr>
-        <w:spacing w:after="120" w:before="0"/>
+        <w:spacing w:after="200" w:before="0"/>
       </w:pPr>
     </w:p>
     <w:tbl>
@@ -87,16 +87,23 @@
         <w:jc w:val="left"/>
         <w:tblLayout w:type="fixed"/>
         <w:tblLook w:firstColumn="1" w:firstRow="1" w:lastColumn="0" w:lastRow="0" w:noHBand="0" w:noVBand="1" w:val="04A0"/>
-        <w:tblW w:w="14798" w:type="dxa"/>
+        <w:tblW w:w="14571" w:type="dxa"/>
       </w:tblPr>
       <w:tblGrid>
-        <w:gridCol w:w="3118"/>
-        <w:gridCol w:w="11623"/>
+        <w:gridCol w:w="3288"/>
+        <w:gridCol w:w="11283"/>
       </w:tblGrid>
       <w:tr>
         <w:tc>
           <w:tcPr>
-            <w:tcW w:type="dxa" w:w="3118"/>
+            <w:tcW w:type="dxa" w:w="3288"/>
+            <w:tcMar>
+              <w:top w:w="180" w:type="dxa"/>
+              <w:bottom w:w="180" w:type="dxa"/>
+              <w:left w:w="240" w:type="dxa"/>
+              <w:right w:w="240" w:type="dxa"/>
+            </w:tcMar>
+            <w:vAlign w:val="top"/>
             <w:tcBorders>
               <w:top w:val="nil"/>
               <w:bottom w:val="nil"/>
@@ -119,7 +126,14 @@
         </w:tc>
         <w:tc>
           <w:tcPr>
-            <w:tcW w:type="dxa" w:w="11622"/>
+            <w:tcW w:type="dxa" w:w="11282"/>
+            <w:tcMar>
+              <w:top w:w="180" w:type="dxa"/>
+              <w:bottom w:w="180" w:type="dxa"/>
+              <w:left w:w="240" w:type="dxa"/>
+              <w:right w:w="240" w:type="dxa"/>
+            </w:tcMar>
+            <w:vAlign w:val="top"/>
             <w:tcBorders>
               <w:top w:val="nil"/>
               <w:bottom w:val="nil"/>
@@ -144,7 +158,14 @@
       <w:tr>
         <w:tc>
           <w:tcPr>
-            <w:tcW w:type="dxa" w:w="3118"/>
+            <w:tcW w:type="dxa" w:w="3288"/>
+            <w:tcMar>
+              <w:top w:w="180" w:type="dxa"/>
+              <w:bottom w:w="180" w:type="dxa"/>
+              <w:left w:w="240" w:type="dxa"/>
+              <w:right w:w="240" w:type="dxa"/>
+            </w:tcMar>
+            <w:vAlign w:val="top"/>
             <w:tcBorders>
               <w:top w:val="nil"/>
               <w:bottom w:val="nil"/>
@@ -167,7 +188,14 @@
         </w:tc>
         <w:tc>
           <w:tcPr>
-            <w:tcW w:type="dxa" w:w="11622"/>
+            <w:tcW w:type="dxa" w:w="11282"/>
+            <w:tcMar>
+              <w:top w:w="180" w:type="dxa"/>
+              <w:bottom w:w="180" w:type="dxa"/>
+              <w:left w:w="240" w:type="dxa"/>
+              <w:right w:w="240" w:type="dxa"/>
+            </w:tcMar>
+            <w:vAlign w:val="top"/>
             <w:tcBorders>
               <w:top w:val="nil"/>
               <w:bottom w:val="nil"/>
@@ -192,7 +220,14 @@
       <w:tr>
         <w:tc>
           <w:tcPr>
-            <w:tcW w:type="dxa" w:w="3118"/>
+            <w:tcW w:type="dxa" w:w="3288"/>
+            <w:tcMar>
+              <w:top w:w="180" w:type="dxa"/>
+              <w:bottom w:w="180" w:type="dxa"/>
+              <w:left w:w="240" w:type="dxa"/>
+              <w:right w:w="240" w:type="dxa"/>
+            </w:tcMar>
+            <w:vAlign w:val="top"/>
             <w:tcBorders>
               <w:top w:val="nil"/>
               <w:bottom w:val="nil"/>
@@ -209,13 +244,20 @@
                 <w:color w:val="6B6A68"/>
                 <w:sz w:val="20"/>
               </w:rPr>
-              <w:t>Companion document:</w:t>
+              <w:t>Companion documents:</w:t>
             </w:r>
           </w:p>
         </w:tc>
         <w:tc>
           <w:tcPr>
-            <w:tcW w:type="dxa" w:w="11622"/>
+            <w:tcW w:type="dxa" w:w="11282"/>
+            <w:tcMar>
+              <w:top w:w="180" w:type="dxa"/>
+              <w:bottom w:w="180" w:type="dxa"/>
+              <w:left w:w="240" w:type="dxa"/>
+              <w:right w:w="240" w:type="dxa"/>
+            </w:tcMar>
+            <w:vAlign w:val="top"/>
             <w:tcBorders>
               <w:top w:val="nil"/>
               <w:bottom w:val="nil"/>
@@ -232,7 +274,7 @@
                 <w:color w:val="4A4743"/>
                 <w:sz w:val="21"/>
               </w:rPr>
-              <w:t>02-structural-reference.docx, a short illustrative extract showing one way a revised report could be structured.</w:t>
+              <w:t>02-structural-reference.docx (short illustrative extract) and 03-sample-final-report.docx (a fully-worked model report the Zambia team can adapt).</w:t>
             </w:r>
           </w:p>
         </w:tc>
@@ -240,7 +282,7 @@
     </w:tbl>
     <w:p>
       <w:pPr>
-        <w:spacing w:after="240" w:before="0"/>
+        <w:spacing w:after="280" w:before="0"/>
       </w:pPr>
     </w:p>
     <w:tbl>
@@ -248,15 +290,15 @@
         <w:jc w:val="left"/>
         <w:tblLayout w:type="fixed"/>
         <w:tblLook w:firstColumn="1" w:firstRow="1" w:lastColumn="0" w:lastRow="0" w:noHBand="0" w:noVBand="1" w:val="04A0"/>
-        <w:tblW w:w="14798" w:type="dxa"/>
+        <w:tblW w:w="14571" w:type="dxa"/>
       </w:tblPr>
       <w:tblGrid>
-        <w:gridCol w:w="14798"/>
+        <w:gridCol w:w="14571"/>
       </w:tblGrid>
       <w:tr>
         <w:tc>
           <w:tcPr>
-            <w:tcW w:type="dxa" w:w="14797"/>
+            <w:tcW w:type="dxa" w:w="14570"/>
             <w:shd w:val="clear" w:color="auto" w:fill="F3F2F1"/>
             <w:tcBorders>
               <w:top w:val="single" w:sz="24" w:color="B7251C"/>
@@ -264,6 +306,12 @@
               <w:left w:val="nil"/>
               <w:right w:val="nil"/>
             </w:tcBorders>
+            <w:tcMar>
+              <w:top w:w="260" w:type="dxa"/>
+              <w:bottom w:w="260" w:type="dxa"/>
+              <w:left w:w="300" w:type="dxa"/>
+              <w:right w:w="300" w:type="dxa"/>
+            </w:tcMar>
           </w:tcPr>
           <w:p>
             <w:r>
@@ -284,18 +332,13 @@
                 <w:color w:val="4A4743"/>
                 <w:sz w:val="21"/>
               </w:rPr>
-              <w:t xml:space="preserve">The Zambia mapping template is substantively strong: 73 OC4IDS fields mapped, every mapped field backed by a real source path, and 47 of 48 source elements traced forward into OC4IDS. </w:t>
+              <w:t>The Zambia mapping template is substantively strong: 73 OC4IDS fields mapped, every mapped field backed by a real source path, and 47 of 48 source elements traced forward into OC4IDS.</w:t>
             </w:r>
-            <w:r>
-              <w:rPr>
-                <w:rFonts w:ascii="Arial" w:hAnsi="Arial"/>
-                <w:b/>
-                <w:i w:val="0"/>
-                <w:color w:val="4A4743"/>
-                <w:sz w:val="21"/>
-              </w:rPr>
-              <w:t xml:space="preserve">The narrative report does not yet reflect the strength of the underlying work. </w:t>
-            </w:r>
+          </w:p>
+          <w:p>
+            <w:pPr>
+              <w:spacing w:before="120"/>
+            </w:pPr>
             <w:r>
               <w:rPr>
                 <w:rFonts w:ascii="Arial" w:hAnsi="Arial"/>
@@ -304,7 +347,7 @@
                 <w:color w:val="4A4743"/>
                 <w:sz w:val="21"/>
               </w:rPr>
-              <w:t>The executive summary leads with adjectives rather than numbers, the lifecycle findings are described but not quantified, and most recommendations have no named owner. The legal framework analysis in Annex 8.1 is publication-quality and should anchor the report's front page, not sit at the back.</w:t>
+              <w:t>The narrative report does not yet reflect the strength of the underlying work. The executive summary leads with adjectives rather than numbers, the lifecycle findings are described but not quantified, and most recommendations have no named owner. The legal framework analysis in Annex 8.1 is publication-quality and should anchor the report's front page, not sit at the back.</w:t>
             </w:r>
           </w:p>
         </w:tc>
@@ -312,7 +355,7 @@
     </w:tbl>
     <w:p>
       <w:pPr>
-        <w:spacing w:after="280" w:before="0"/>
+        <w:spacing w:after="320" w:before="0"/>
       </w:pPr>
     </w:p>
     <w:p>
@@ -322,7 +365,7 @@
           <w:b/>
           <w:i w:val="0"/>
           <w:color w:val="4A4743"/>
-          <w:sz w:val="26"/>
+          <w:sz w:val="28"/>
         </w:rPr>
         <w:t>1.  What is working</w:t>
       </w:r>
@@ -332,15 +375,15 @@
         <w:jc w:val="left"/>
         <w:tblLayout w:type="fixed"/>
         <w:tblLook w:firstColumn="1" w:firstRow="1" w:lastColumn="0" w:lastRow="0" w:noHBand="0" w:noVBand="1" w:val="04A0"/>
-        <w:tblW w:w="4536" w:type="dxa"/>
+        <w:tblW w:w="5103" w:type="dxa"/>
       </w:tblPr>
       <w:tblGrid>
-        <w:gridCol w:w="14798"/>
+        <w:gridCol w:w="14570"/>
       </w:tblGrid>
       <w:tr>
         <w:tc>
           <w:tcPr>
-            <w:tcW w:type="dxa" w:w="14798"/>
+            <w:tcW w:type="dxa" w:w="14570"/>
             <w:tcBorders>
               <w:top w:val="nil"/>
               <w:bottom w:val="single" w:sz="24" w:color="4EA83D"/>
@@ -359,12 +402,12 @@
     </w:tbl>
     <w:p>
       <w:pPr>
-        <w:spacing w:after="80" w:before="0"/>
+        <w:spacing w:after="120" w:before="0"/>
       </w:pPr>
     </w:p>
     <w:p>
       <w:pPr>
-        <w:spacing w:after="160" w:before="0"/>
+        <w:spacing w:after="200" w:before="0"/>
       </w:pPr>
       <w:r>
         <w:rPr>
@@ -379,7 +422,7 @@
     </w:p>
     <w:p>
       <w:pPr>
-        <w:spacing w:after="120"/>
+        <w:spacing w:after="160"/>
       </w:pPr>
       <w:r>
         <w:rPr>
@@ -387,7 +430,7 @@
           <w:b/>
           <w:i w:val="0"/>
           <w:color w:val="4EA83D"/>
-          <w:sz w:val="21"/>
+          <w:sz w:val="22"/>
         </w:rPr>
         <w:t xml:space="preserve">+  </w:t>
       </w:r>
@@ -414,7 +457,7 @@
     </w:p>
     <w:p>
       <w:pPr>
-        <w:spacing w:after="120"/>
+        <w:spacing w:after="160"/>
       </w:pPr>
       <w:r>
         <w:rPr>
@@ -422,7 +465,7 @@
           <w:b/>
           <w:i w:val="0"/>
           <w:color w:val="4EA83D"/>
-          <w:sz w:val="21"/>
+          <w:sz w:val="22"/>
         </w:rPr>
         <w:t xml:space="preserve">+  </w:t>
       </w:r>
@@ -444,12 +487,12 @@
           <w:color w:val="4A4743"/>
           <w:sz w:val="21"/>
         </w:rPr>
-        <w:t>The observation in section 4.1 that most implementation-stage data is already collected by NCC under its statutory monitoring mandate is the single most actionable finding in the report. It reframes the question from 'how do we collect this data?' to 'how do we integrate and disclose what is already collected?' Make this the headline of the recommendations section.</w:t>
+        <w:t>The observation in section 4.1 that most implementation-stage data is already collected by NCC under its statutory monitoring mandate is the single most actionable finding in the report. It reframes the question from 'how do we collect this data' to 'how do we integrate and disclose what is already collected'. Make this the headline of the recommendations section.</w:t>
       </w:r>
     </w:p>
     <w:p>
       <w:pPr>
-        <w:spacing w:after="120"/>
+        <w:spacing w:after="160"/>
       </w:pPr>
       <w:r>
         <w:rPr>
@@ -457,7 +500,7 @@
           <w:b/>
           <w:i w:val="0"/>
           <w:color w:val="4EA83D"/>
-          <w:sz w:val="21"/>
+          <w:sz w:val="22"/>
         </w:rPr>
         <w:t xml:space="preserve">+  </w:t>
       </w:r>
@@ -484,7 +527,7 @@
     </w:p>
     <w:p>
       <w:pPr>
-        <w:spacing w:after="120"/>
+        <w:spacing w:after="160"/>
       </w:pPr>
       <w:r>
         <w:rPr>
@@ -492,7 +535,7 @@
           <w:b/>
           <w:i w:val="0"/>
           <w:color w:val="4EA83D"/>
-          <w:sz w:val="21"/>
+          <w:sz w:val="22"/>
         </w:rPr>
         <w:t xml:space="preserve">+  </w:t>
       </w:r>
@@ -519,7 +562,7 @@
     </w:p>
     <w:p>
       <w:pPr>
-        <w:spacing w:after="120"/>
+        <w:spacing w:after="160"/>
       </w:pPr>
       <w:r>
         <w:rPr>
@@ -527,7 +570,7 @@
           <w:b/>
           <w:i w:val="0"/>
           <w:color w:val="4EA83D"/>
-          <w:sz w:val="21"/>
+          <w:sz w:val="22"/>
         </w:rPr>
         <w:t xml:space="preserve">+  </w:t>
       </w:r>
@@ -564,7 +607,7 @@
           <w:b/>
           <w:i w:val="0"/>
           <w:color w:val="4A4743"/>
-          <w:sz w:val="26"/>
+          <w:sz w:val="28"/>
         </w:rPr>
         <w:t>2.  The mapping evidence</w:t>
       </w:r>
@@ -574,15 +617,15 @@
         <w:jc w:val="left"/>
         <w:tblLayout w:type="fixed"/>
         <w:tblLook w:firstColumn="1" w:firstRow="1" w:lastColumn="0" w:lastRow="0" w:noHBand="0" w:noVBand="1" w:val="04A0"/>
-        <w:tblW w:w="4536" w:type="dxa"/>
+        <w:tblW w:w="5103" w:type="dxa"/>
       </w:tblPr>
       <w:tblGrid>
-        <w:gridCol w:w="14798"/>
+        <w:gridCol w:w="14570"/>
       </w:tblGrid>
       <w:tr>
         <w:tc>
           <w:tcPr>
-            <w:tcW w:type="dxa" w:w="14798"/>
+            <w:tcW w:type="dxa" w:w="14570"/>
             <w:tcBorders>
               <w:top w:val="nil"/>
               <w:bottom w:val="single" w:sz="24" w:color="B7251C"/>
@@ -601,12 +644,12 @@
     </w:tbl>
     <w:p>
       <w:pPr>
-        <w:spacing w:after="80" w:before="0"/>
+        <w:spacing w:after="120" w:before="0"/>
       </w:pPr>
     </w:p>
     <w:p>
       <w:pPr>
-        <w:spacing w:after="160" w:before="0"/>
+        <w:spacing w:after="120" w:before="0"/>
       </w:pPr>
       <w:r>
         <w:rPr>
@@ -621,7 +664,7 @@
     </w:p>
     <w:p>
       <w:pPr>
-        <w:spacing w:after="120" w:before="0"/>
+        <w:spacing w:after="160" w:before="0"/>
       </w:pPr>
       <w:r>
         <w:rPr>
@@ -636,12 +679,13 @@
     </w:p>
     <w:p>
       <w:pPr>
+        <w:spacing w:before="160" w:after="280"/>
         <w:jc w:val="center"/>
       </w:pPr>
       <w:r>
         <w:drawing>
           <wp:inline xmlns:a="http://schemas.openxmlformats.org/drawingml/2006/main" xmlns:pic="http://schemas.openxmlformats.org/drawingml/2006/picture">
-            <wp:extent cx="7920000" cy="4055533"/>
+            <wp:extent cx="7920000" cy="4429928"/>
             <wp:docPr id="1" name="Picture 1"/>
             <wp:cNvGraphicFramePr>
               <a:graphicFrameLocks noChangeAspect="1"/>
@@ -662,7 +706,7 @@
                   <pic:spPr>
                     <a:xfrm>
                       <a:off x="0" y="0"/>
-                      <a:ext cx="7920000" cy="4055533"/>
+                      <a:ext cx="7920000" cy="4429928"/>
                     </a:xfrm>
                     <a:prstGeom prst="rect"/>
                   </pic:spPr>
@@ -672,11 +716,6 @@
           </wp:inline>
         </w:drawing>
       </w:r>
-    </w:p>
-    <w:p>
-      <w:pPr>
-        <w:spacing w:after="280" w:before="0"/>
-      </w:pPr>
     </w:p>
     <w:p>
       <w:r>
@@ -690,7 +729,7 @@
           <w:b/>
           <w:i w:val="0"/>
           <w:color w:val="4A4743"/>
-          <w:sz w:val="26"/>
+          <w:sz w:val="28"/>
         </w:rPr>
         <w:t>3.  Where the gaps sit across the project lifecycle</w:t>
       </w:r>
@@ -700,15 +739,15 @@
         <w:jc w:val="left"/>
         <w:tblLayout w:type="fixed"/>
         <w:tblLook w:firstColumn="1" w:firstRow="1" w:lastColumn="0" w:lastRow="0" w:noHBand="0" w:noVBand="1" w:val="04A0"/>
-        <w:tblW w:w="4536" w:type="dxa"/>
+        <w:tblW w:w="5103" w:type="dxa"/>
       </w:tblPr>
       <w:tblGrid>
-        <w:gridCol w:w="14798"/>
+        <w:gridCol w:w="14570"/>
       </w:tblGrid>
       <w:tr>
         <w:tc>
           <w:tcPr>
-            <w:tcW w:type="dxa" w:w="14798"/>
+            <w:tcW w:type="dxa" w:w="14570"/>
             <w:tcBorders>
               <w:top w:val="nil"/>
               <w:bottom w:val="single" w:sz="24" w:color="B7251C"/>
@@ -727,7 +766,7 @@
     </w:tbl>
     <w:p>
       <w:pPr>
-        <w:spacing w:after="80" w:before="0"/>
+        <w:spacing w:after="120" w:before="0"/>
       </w:pPr>
     </w:p>
     <w:p>
@@ -747,12 +786,13 @@
     </w:p>
     <w:p>
       <w:pPr>
+        <w:spacing w:before="160" w:after="200"/>
         <w:jc w:val="center"/>
       </w:pPr>
       <w:r>
         <w:drawing>
           <wp:inline xmlns:a="http://schemas.openxmlformats.org/drawingml/2006/main" xmlns:pic="http://schemas.openxmlformats.org/drawingml/2006/picture">
-            <wp:extent cx="7920000" cy="4423404"/>
+            <wp:extent cx="7920000" cy="4548649"/>
             <wp:docPr id="2" name="Picture 2"/>
             <wp:cNvGraphicFramePr>
               <a:graphicFrameLocks noChangeAspect="1"/>
@@ -773,7 +813,7 @@
                   <pic:spPr>
                     <a:xfrm>
                       <a:off x="0" y="0"/>
-                      <a:ext cx="7920000" cy="4423404"/>
+                      <a:ext cx="7920000" cy="4548649"/>
                     </a:xfrm>
                     <a:prstGeom prst="rect"/>
                   </pic:spPr>
@@ -786,12 +826,7 @@
     </w:p>
     <w:p>
       <w:pPr>
-        <w:spacing w:after="120" w:before="0"/>
-      </w:pPr>
-    </w:p>
-    <w:p>
-      <w:pPr>
-        <w:spacing w:after="280" w:before="0"/>
+        <w:spacing w:after="320" w:before="0"/>
       </w:pPr>
       <w:r>
         <w:rPr>
@@ -811,7 +846,7 @@
           <w:b/>
           <w:i w:val="0"/>
           <w:color w:val="4A4743"/>
-          <w:sz w:val="26"/>
+          <w:sz w:val="28"/>
         </w:rPr>
         <w:t>4.  Priority revisions requested</w:t>
       </w:r>
@@ -821,15 +856,15 @@
         <w:jc w:val="left"/>
         <w:tblLayout w:type="fixed"/>
         <w:tblLook w:firstColumn="1" w:firstRow="1" w:lastColumn="0" w:lastRow="0" w:noHBand="0" w:noVBand="1" w:val="04A0"/>
-        <w:tblW w:w="4536" w:type="dxa"/>
+        <w:tblW w:w="5103" w:type="dxa"/>
       </w:tblPr>
       <w:tblGrid>
-        <w:gridCol w:w="14798"/>
+        <w:gridCol w:w="14570"/>
       </w:tblGrid>
       <w:tr>
         <w:tc>
           <w:tcPr>
-            <w:tcW w:type="dxa" w:w="14798"/>
+            <w:tcW w:type="dxa" w:w="14570"/>
             <w:tcBorders>
               <w:top w:val="nil"/>
               <w:bottom w:val="single" w:sz="24" w:color="B7251C"/>
@@ -848,12 +883,12 @@
     </w:tbl>
     <w:p>
       <w:pPr>
-        <w:spacing w:after="80" w:before="0"/>
+        <w:spacing w:after="120" w:before="0"/>
       </w:pPr>
     </w:p>
     <w:p>
       <w:pPr>
-        <w:spacing w:after="200" w:before="0"/>
+        <w:spacing w:after="240" w:before="0"/>
       </w:pPr>
       <w:r>
         <w:rPr>
@@ -871,20 +906,27 @@
         <w:jc w:val="left"/>
         <w:tblLayout w:type="fixed"/>
         <w:tblLook w:firstColumn="1" w:firstRow="1" w:lastColumn="0" w:lastRow="0" w:noHBand="0" w:noVBand="1" w:val="04A0"/>
-        <w:tblW w:w="14798" w:type="dxa"/>
+        <w:tblW w:w="14571" w:type="dxa"/>
       </w:tblPr>
       <w:tblGrid>
-        <w:gridCol w:w="623"/>
-        <w:gridCol w:w="1190"/>
+        <w:gridCol w:w="680"/>
+        <w:gridCol w:w="1304"/>
         <w:gridCol w:w="2835"/>
-        <w:gridCol w:w="4309"/>
-        <w:gridCol w:w="3628"/>
-        <w:gridCol w:w="2211"/>
+        <w:gridCol w:w="4195"/>
+        <w:gridCol w:w="3515"/>
+        <w:gridCol w:w="2041"/>
       </w:tblGrid>
       <w:tr>
         <w:tc>
           <w:tcPr>
-            <w:tcW w:type="dxa" w:w="624"/>
+            <w:tcW w:type="dxa" w:w="680"/>
+            <w:tcMar>
+              <w:top w:w="220" w:type="dxa"/>
+              <w:bottom w:w="220" w:type="dxa"/>
+              <w:left w:w="240" w:type="dxa"/>
+              <w:right w:w="240" w:type="dxa"/>
+            </w:tcMar>
+            <w:vAlign w:val="top"/>
             <w:shd w:val="clear" w:color="auto" w:fill="2D2D2D"/>
             <w:tcBorders>
               <w:top w:val="single" w:sz="4" w:color="2D2D2D"/>
@@ -892,6 +934,12 @@
               <w:left w:val="single" w:sz="4" w:color="2D2D2D"/>
               <w:right w:val="single" w:sz="4" w:color="2D2D2D"/>
             </w:tcBorders>
+            <w:tcMar>
+              <w:top w:w="220" w:type="dxa"/>
+              <w:bottom w:w="220" w:type="dxa"/>
+              <w:left w:w="240" w:type="dxa"/>
+              <w:right w:w="240" w:type="dxa"/>
+            </w:tcMar>
           </w:tcPr>
           <w:p>
             <w:r>
@@ -908,7 +956,14 @@
         </w:tc>
         <w:tc>
           <w:tcPr>
-            <w:tcW w:type="dxa" w:w="1191"/>
+            <w:tcW w:type="dxa" w:w="1304"/>
+            <w:tcMar>
+              <w:top w:w="220" w:type="dxa"/>
+              <w:bottom w:w="220" w:type="dxa"/>
+              <w:left w:w="240" w:type="dxa"/>
+              <w:right w:w="240" w:type="dxa"/>
+            </w:tcMar>
+            <w:vAlign w:val="top"/>
             <w:shd w:val="clear" w:color="auto" w:fill="2D2D2D"/>
             <w:tcBorders>
               <w:top w:val="single" w:sz="4" w:color="2D2D2D"/>
@@ -916,6 +971,12 @@
               <w:left w:val="single" w:sz="4" w:color="2D2D2D"/>
               <w:right w:val="single" w:sz="4" w:color="2D2D2D"/>
             </w:tcBorders>
+            <w:tcMar>
+              <w:top w:w="220" w:type="dxa"/>
+              <w:bottom w:w="220" w:type="dxa"/>
+              <w:left w:w="240" w:type="dxa"/>
+              <w:right w:w="240" w:type="dxa"/>
+            </w:tcMar>
           </w:tcPr>
           <w:p>
             <w:r>
@@ -933,6 +994,13 @@
         <w:tc>
           <w:tcPr>
             <w:tcW w:type="dxa" w:w="2835"/>
+            <w:tcMar>
+              <w:top w:w="220" w:type="dxa"/>
+              <w:bottom w:w="220" w:type="dxa"/>
+              <w:left w:w="240" w:type="dxa"/>
+              <w:right w:w="240" w:type="dxa"/>
+            </w:tcMar>
+            <w:vAlign w:val="top"/>
             <w:shd w:val="clear" w:color="auto" w:fill="2D2D2D"/>
             <w:tcBorders>
               <w:top w:val="single" w:sz="4" w:color="2D2D2D"/>
@@ -940,6 +1008,12 @@
               <w:left w:val="single" w:sz="4" w:color="2D2D2D"/>
               <w:right w:val="single" w:sz="4" w:color="2D2D2D"/>
             </w:tcBorders>
+            <w:tcMar>
+              <w:top w:w="220" w:type="dxa"/>
+              <w:bottom w:w="220" w:type="dxa"/>
+              <w:left w:w="240" w:type="dxa"/>
+              <w:right w:w="240" w:type="dxa"/>
+            </w:tcMar>
           </w:tcPr>
           <w:p>
             <w:r>
@@ -956,7 +1030,14 @@
         </w:tc>
         <w:tc>
           <w:tcPr>
-            <w:tcW w:type="dxa" w:w="4309"/>
+            <w:tcW w:type="dxa" w:w="4195"/>
+            <w:tcMar>
+              <w:top w:w="220" w:type="dxa"/>
+              <w:bottom w:w="220" w:type="dxa"/>
+              <w:left w:w="240" w:type="dxa"/>
+              <w:right w:w="240" w:type="dxa"/>
+            </w:tcMar>
+            <w:vAlign w:val="top"/>
             <w:shd w:val="clear" w:color="auto" w:fill="2D2D2D"/>
             <w:tcBorders>
               <w:top w:val="single" w:sz="4" w:color="2D2D2D"/>
@@ -964,6 +1045,12 @@
               <w:left w:val="single" w:sz="4" w:color="2D2D2D"/>
               <w:right w:val="single" w:sz="4" w:color="2D2D2D"/>
             </w:tcBorders>
+            <w:tcMar>
+              <w:top w:w="220" w:type="dxa"/>
+              <w:bottom w:w="220" w:type="dxa"/>
+              <w:left w:w="240" w:type="dxa"/>
+              <w:right w:w="240" w:type="dxa"/>
+            </w:tcMar>
           </w:tcPr>
           <w:p>
             <w:r>
@@ -980,7 +1067,14 @@
         </w:tc>
         <w:tc>
           <w:tcPr>
-            <w:tcW w:type="dxa" w:w="3628"/>
+            <w:tcW w:type="dxa" w:w="3515"/>
+            <w:tcMar>
+              <w:top w:w="220" w:type="dxa"/>
+              <w:bottom w:w="220" w:type="dxa"/>
+              <w:left w:w="240" w:type="dxa"/>
+              <w:right w:w="240" w:type="dxa"/>
+            </w:tcMar>
+            <w:vAlign w:val="top"/>
             <w:shd w:val="clear" w:color="auto" w:fill="2D2D2D"/>
             <w:tcBorders>
               <w:top w:val="single" w:sz="4" w:color="2D2D2D"/>
@@ -988,6 +1082,12 @@
               <w:left w:val="single" w:sz="4" w:color="2D2D2D"/>
               <w:right w:val="single" w:sz="4" w:color="2D2D2D"/>
             </w:tcBorders>
+            <w:tcMar>
+              <w:top w:w="220" w:type="dxa"/>
+              <w:bottom w:w="220" w:type="dxa"/>
+              <w:left w:w="240" w:type="dxa"/>
+              <w:right w:w="240" w:type="dxa"/>
+            </w:tcMar>
           </w:tcPr>
           <w:p>
             <w:r>
@@ -1004,7 +1104,14 @@
         </w:tc>
         <w:tc>
           <w:tcPr>
-            <w:tcW w:type="dxa" w:w="2211"/>
+            <w:tcW w:type="dxa" w:w="2041"/>
+            <w:tcMar>
+              <w:top w:w="220" w:type="dxa"/>
+              <w:bottom w:w="220" w:type="dxa"/>
+              <w:left w:w="240" w:type="dxa"/>
+              <w:right w:w="240" w:type="dxa"/>
+            </w:tcMar>
+            <w:vAlign w:val="top"/>
             <w:shd w:val="clear" w:color="auto" w:fill="2D2D2D"/>
             <w:tcBorders>
               <w:top w:val="single" w:sz="4" w:color="2D2D2D"/>
@@ -1012,6 +1119,12 @@
               <w:left w:val="single" w:sz="4" w:color="2D2D2D"/>
               <w:right w:val="single" w:sz="4" w:color="2D2D2D"/>
             </w:tcBorders>
+            <w:tcMar>
+              <w:top w:w="220" w:type="dxa"/>
+              <w:bottom w:w="220" w:type="dxa"/>
+              <w:left w:w="240" w:type="dxa"/>
+              <w:right w:w="240" w:type="dxa"/>
+            </w:tcMar>
           </w:tcPr>
           <w:p>
             <w:r>
@@ -1028,9 +1141,19 @@
         </w:tc>
       </w:tr>
       <w:tr>
+        <w:trPr>
+          <w:trHeight w:val="1020" w:hRule="atLeast"/>
+        </w:trPr>
         <w:tc>
           <w:tcPr>
-            <w:tcW w:type="dxa" w:w="624"/>
+            <w:tcW w:type="dxa" w:w="680"/>
+            <w:tcMar>
+              <w:top w:w="180" w:type="dxa"/>
+              <w:bottom w:w="180" w:type="dxa"/>
+              <w:left w:w="240" w:type="dxa"/>
+              <w:right w:w="240" w:type="dxa"/>
+            </w:tcMar>
+            <w:vAlign w:val="top"/>
             <w:shd w:val="clear" w:color="auto" w:fill="FFFFFF"/>
             <w:tcBorders>
               <w:top w:val="nil"/>
@@ -1054,7 +1177,14 @@
         </w:tc>
         <w:tc>
           <w:tcPr>
-            <w:tcW w:type="dxa" w:w="1191"/>
+            <w:tcW w:type="dxa" w:w="1304"/>
+            <w:tcMar>
+              <w:top w:w="180" w:type="dxa"/>
+              <w:bottom w:w="180" w:type="dxa"/>
+              <w:left w:w="240" w:type="dxa"/>
+              <w:right w:w="240" w:type="dxa"/>
+            </w:tcMar>
+            <w:vAlign w:val="top"/>
             <w:shd w:val="clear" w:color="auto" w:fill="FFFFFF"/>
             <w:tcBorders>
               <w:top w:val="nil"/>
@@ -1080,6 +1210,13 @@
         <w:tc>
           <w:tcPr>
             <w:tcW w:type="dxa" w:w="2835"/>
+            <w:tcMar>
+              <w:top w:w="180" w:type="dxa"/>
+              <w:bottom w:w="180" w:type="dxa"/>
+              <w:left w:w="240" w:type="dxa"/>
+              <w:right w:w="240" w:type="dxa"/>
+            </w:tcMar>
+            <w:vAlign w:val="top"/>
             <w:shd w:val="clear" w:color="auto" w:fill="FFFFFF"/>
             <w:tcBorders>
               <w:top w:val="nil"/>
@@ -1103,7 +1240,14 @@
         </w:tc>
         <w:tc>
           <w:tcPr>
-            <w:tcW w:type="dxa" w:w="4309"/>
+            <w:tcW w:type="dxa" w:w="4195"/>
+            <w:tcMar>
+              <w:top w:w="180" w:type="dxa"/>
+              <w:bottom w:w="180" w:type="dxa"/>
+              <w:left w:w="240" w:type="dxa"/>
+              <w:right w:w="240" w:type="dxa"/>
+            </w:tcMar>
+            <w:vAlign w:val="top"/>
             <w:shd w:val="clear" w:color="auto" w:fill="FFFFFF"/>
             <w:tcBorders>
               <w:top w:val="nil"/>
@@ -1127,7 +1271,14 @@
         </w:tc>
         <w:tc>
           <w:tcPr>
-            <w:tcW w:type="dxa" w:w="3628"/>
+            <w:tcW w:type="dxa" w:w="3515"/>
+            <w:tcMar>
+              <w:top w:w="180" w:type="dxa"/>
+              <w:bottom w:w="180" w:type="dxa"/>
+              <w:left w:w="240" w:type="dxa"/>
+              <w:right w:w="240" w:type="dxa"/>
+            </w:tcMar>
+            <w:vAlign w:val="top"/>
             <w:shd w:val="clear" w:color="auto" w:fill="FFFFFF"/>
             <w:tcBorders>
               <w:top w:val="nil"/>
@@ -1151,7 +1302,14 @@
         </w:tc>
         <w:tc>
           <w:tcPr>
-            <w:tcW w:type="dxa" w:w="2211"/>
+            <w:tcW w:type="dxa" w:w="2041"/>
+            <w:tcMar>
+              <w:top w:w="180" w:type="dxa"/>
+              <w:bottom w:w="180" w:type="dxa"/>
+              <w:left w:w="240" w:type="dxa"/>
+              <w:right w:w="240" w:type="dxa"/>
+            </w:tcMar>
+            <w:vAlign w:val="top"/>
             <w:shd w:val="clear" w:color="auto" w:fill="FFFFFF"/>
             <w:tcBorders>
               <w:top w:val="nil"/>
@@ -1175,9 +1333,19 @@
         </w:tc>
       </w:tr>
       <w:tr>
+        <w:trPr>
+          <w:trHeight w:val="1020" w:hRule="atLeast"/>
+        </w:trPr>
         <w:tc>
           <w:tcPr>
-            <w:tcW w:type="dxa" w:w="624"/>
+            <w:tcW w:type="dxa" w:w="680"/>
+            <w:tcMar>
+              <w:top w:w="180" w:type="dxa"/>
+              <w:bottom w:w="180" w:type="dxa"/>
+              <w:left w:w="240" w:type="dxa"/>
+              <w:right w:w="240" w:type="dxa"/>
+            </w:tcMar>
+            <w:vAlign w:val="top"/>
             <w:shd w:val="clear" w:color="auto" w:fill="F3F2F1"/>
             <w:tcBorders>
               <w:top w:val="nil"/>
@@ -1201,7 +1369,14 @@
         </w:tc>
         <w:tc>
           <w:tcPr>
-            <w:tcW w:type="dxa" w:w="1191"/>
+            <w:tcW w:type="dxa" w:w="1304"/>
+            <w:tcMar>
+              <w:top w:w="180" w:type="dxa"/>
+              <w:bottom w:w="180" w:type="dxa"/>
+              <w:left w:w="240" w:type="dxa"/>
+              <w:right w:w="240" w:type="dxa"/>
+            </w:tcMar>
+            <w:vAlign w:val="top"/>
             <w:shd w:val="clear" w:color="auto" w:fill="F3F2F1"/>
             <w:tcBorders>
               <w:top w:val="nil"/>
@@ -1227,6 +1402,13 @@
         <w:tc>
           <w:tcPr>
             <w:tcW w:type="dxa" w:w="2835"/>
+            <w:tcMar>
+              <w:top w:w="180" w:type="dxa"/>
+              <w:bottom w:w="180" w:type="dxa"/>
+              <w:left w:w="240" w:type="dxa"/>
+              <w:right w:w="240" w:type="dxa"/>
+            </w:tcMar>
+            <w:vAlign w:val="top"/>
             <w:shd w:val="clear" w:color="auto" w:fill="F3F2F1"/>
             <w:tcBorders>
               <w:top w:val="nil"/>
@@ -1250,7 +1432,14 @@
         </w:tc>
         <w:tc>
           <w:tcPr>
-            <w:tcW w:type="dxa" w:w="4309"/>
+            <w:tcW w:type="dxa" w:w="4195"/>
+            <w:tcMar>
+              <w:top w:w="180" w:type="dxa"/>
+              <w:bottom w:w="180" w:type="dxa"/>
+              <w:left w:w="240" w:type="dxa"/>
+              <w:right w:w="240" w:type="dxa"/>
+            </w:tcMar>
+            <w:vAlign w:val="top"/>
             <w:shd w:val="clear" w:color="auto" w:fill="F3F2F1"/>
             <w:tcBorders>
               <w:top w:val="nil"/>
@@ -1274,7 +1463,14 @@
         </w:tc>
         <w:tc>
           <w:tcPr>
-            <w:tcW w:type="dxa" w:w="3628"/>
+            <w:tcW w:type="dxa" w:w="3515"/>
+            <w:tcMar>
+              <w:top w:w="180" w:type="dxa"/>
+              <w:bottom w:w="180" w:type="dxa"/>
+              <w:left w:w="240" w:type="dxa"/>
+              <w:right w:w="240" w:type="dxa"/>
+            </w:tcMar>
+            <w:vAlign w:val="top"/>
             <w:shd w:val="clear" w:color="auto" w:fill="F3F2F1"/>
             <w:tcBorders>
               <w:top w:val="nil"/>
@@ -1298,7 +1494,14 @@
         </w:tc>
         <w:tc>
           <w:tcPr>
-            <w:tcW w:type="dxa" w:w="2211"/>
+            <w:tcW w:type="dxa" w:w="2041"/>
+            <w:tcMar>
+              <w:top w:w="180" w:type="dxa"/>
+              <w:bottom w:w="180" w:type="dxa"/>
+              <w:left w:w="240" w:type="dxa"/>
+              <w:right w:w="240" w:type="dxa"/>
+            </w:tcMar>
+            <w:vAlign w:val="top"/>
             <w:shd w:val="clear" w:color="auto" w:fill="F3F2F1"/>
             <w:tcBorders>
               <w:top w:val="nil"/>
@@ -1322,9 +1525,19 @@
         </w:tc>
       </w:tr>
       <w:tr>
+        <w:trPr>
+          <w:trHeight w:val="1020" w:hRule="atLeast"/>
+        </w:trPr>
         <w:tc>
           <w:tcPr>
-            <w:tcW w:type="dxa" w:w="624"/>
+            <w:tcW w:type="dxa" w:w="680"/>
+            <w:tcMar>
+              <w:top w:w="180" w:type="dxa"/>
+              <w:bottom w:w="180" w:type="dxa"/>
+              <w:left w:w="240" w:type="dxa"/>
+              <w:right w:w="240" w:type="dxa"/>
+            </w:tcMar>
+            <w:vAlign w:val="top"/>
             <w:shd w:val="clear" w:color="auto" w:fill="FFFFFF"/>
             <w:tcBorders>
               <w:top w:val="nil"/>
@@ -1348,7 +1561,14 @@
         </w:tc>
         <w:tc>
           <w:tcPr>
-            <w:tcW w:type="dxa" w:w="1191"/>
+            <w:tcW w:type="dxa" w:w="1304"/>
+            <w:tcMar>
+              <w:top w:w="180" w:type="dxa"/>
+              <w:bottom w:w="180" w:type="dxa"/>
+              <w:left w:w="240" w:type="dxa"/>
+              <w:right w:w="240" w:type="dxa"/>
+            </w:tcMar>
+            <w:vAlign w:val="top"/>
             <w:shd w:val="clear" w:color="auto" w:fill="FFFFFF"/>
             <w:tcBorders>
               <w:top w:val="nil"/>
@@ -1374,6 +1594,13 @@
         <w:tc>
           <w:tcPr>
             <w:tcW w:type="dxa" w:w="2835"/>
+            <w:tcMar>
+              <w:top w:w="180" w:type="dxa"/>
+              <w:bottom w:w="180" w:type="dxa"/>
+              <w:left w:w="240" w:type="dxa"/>
+              <w:right w:w="240" w:type="dxa"/>
+            </w:tcMar>
+            <w:vAlign w:val="top"/>
             <w:shd w:val="clear" w:color="auto" w:fill="FFFFFF"/>
             <w:tcBorders>
               <w:top w:val="nil"/>
@@ -1397,7 +1624,14 @@
         </w:tc>
         <w:tc>
           <w:tcPr>
-            <w:tcW w:type="dxa" w:w="4309"/>
+            <w:tcW w:type="dxa" w:w="4195"/>
+            <w:tcMar>
+              <w:top w:w="180" w:type="dxa"/>
+              <w:bottom w:w="180" w:type="dxa"/>
+              <w:left w:w="240" w:type="dxa"/>
+              <w:right w:w="240" w:type="dxa"/>
+            </w:tcMar>
+            <w:vAlign w:val="top"/>
             <w:shd w:val="clear" w:color="auto" w:fill="FFFFFF"/>
             <w:tcBorders>
               <w:top w:val="nil"/>
@@ -1421,7 +1655,14 @@
         </w:tc>
         <w:tc>
           <w:tcPr>
-            <w:tcW w:type="dxa" w:w="3628"/>
+            <w:tcW w:type="dxa" w:w="3515"/>
+            <w:tcMar>
+              <w:top w:w="180" w:type="dxa"/>
+              <w:bottom w:w="180" w:type="dxa"/>
+              <w:left w:w="240" w:type="dxa"/>
+              <w:right w:w="240" w:type="dxa"/>
+            </w:tcMar>
+            <w:vAlign w:val="top"/>
             <w:shd w:val="clear" w:color="auto" w:fill="FFFFFF"/>
             <w:tcBorders>
               <w:top w:val="nil"/>
@@ -1445,7 +1686,14 @@
         </w:tc>
         <w:tc>
           <w:tcPr>
-            <w:tcW w:type="dxa" w:w="2211"/>
+            <w:tcW w:type="dxa" w:w="2041"/>
+            <w:tcMar>
+              <w:top w:w="180" w:type="dxa"/>
+              <w:bottom w:w="180" w:type="dxa"/>
+              <w:left w:w="240" w:type="dxa"/>
+              <w:right w:w="240" w:type="dxa"/>
+            </w:tcMar>
+            <w:vAlign w:val="top"/>
             <w:shd w:val="clear" w:color="auto" w:fill="FFFFFF"/>
             <w:tcBorders>
               <w:top w:val="nil"/>
@@ -1469,9 +1717,19 @@
         </w:tc>
       </w:tr>
       <w:tr>
+        <w:trPr>
+          <w:trHeight w:val="1020" w:hRule="atLeast"/>
+        </w:trPr>
         <w:tc>
           <w:tcPr>
-            <w:tcW w:type="dxa" w:w="624"/>
+            <w:tcW w:type="dxa" w:w="680"/>
+            <w:tcMar>
+              <w:top w:w="180" w:type="dxa"/>
+              <w:bottom w:w="180" w:type="dxa"/>
+              <w:left w:w="240" w:type="dxa"/>
+              <w:right w:w="240" w:type="dxa"/>
+            </w:tcMar>
+            <w:vAlign w:val="top"/>
             <w:shd w:val="clear" w:color="auto" w:fill="F3F2F1"/>
             <w:tcBorders>
               <w:top w:val="nil"/>
@@ -1495,7 +1753,14 @@
         </w:tc>
         <w:tc>
           <w:tcPr>
-            <w:tcW w:type="dxa" w:w="1191"/>
+            <w:tcW w:type="dxa" w:w="1304"/>
+            <w:tcMar>
+              <w:top w:w="180" w:type="dxa"/>
+              <w:bottom w:w="180" w:type="dxa"/>
+              <w:left w:w="240" w:type="dxa"/>
+              <w:right w:w="240" w:type="dxa"/>
+            </w:tcMar>
+            <w:vAlign w:val="top"/>
             <w:shd w:val="clear" w:color="auto" w:fill="F3F2F1"/>
             <w:tcBorders>
               <w:top w:val="nil"/>
@@ -1521,6 +1786,13 @@
         <w:tc>
           <w:tcPr>
             <w:tcW w:type="dxa" w:w="2835"/>
+            <w:tcMar>
+              <w:top w:w="180" w:type="dxa"/>
+              <w:bottom w:w="180" w:type="dxa"/>
+              <w:left w:w="240" w:type="dxa"/>
+              <w:right w:w="240" w:type="dxa"/>
+            </w:tcMar>
+            <w:vAlign w:val="top"/>
             <w:shd w:val="clear" w:color="auto" w:fill="F3F2F1"/>
             <w:tcBorders>
               <w:top w:val="nil"/>
@@ -1544,7 +1816,14 @@
         </w:tc>
         <w:tc>
           <w:tcPr>
-            <w:tcW w:type="dxa" w:w="4309"/>
+            <w:tcW w:type="dxa" w:w="4195"/>
+            <w:tcMar>
+              <w:top w:w="180" w:type="dxa"/>
+              <w:bottom w:w="180" w:type="dxa"/>
+              <w:left w:w="240" w:type="dxa"/>
+              <w:right w:w="240" w:type="dxa"/>
+            </w:tcMar>
+            <w:vAlign w:val="top"/>
             <w:shd w:val="clear" w:color="auto" w:fill="F3F2F1"/>
             <w:tcBorders>
               <w:top w:val="nil"/>
@@ -1568,7 +1847,14 @@
         </w:tc>
         <w:tc>
           <w:tcPr>
-            <w:tcW w:type="dxa" w:w="3628"/>
+            <w:tcW w:type="dxa" w:w="3515"/>
+            <w:tcMar>
+              <w:top w:w="180" w:type="dxa"/>
+              <w:bottom w:w="180" w:type="dxa"/>
+              <w:left w:w="240" w:type="dxa"/>
+              <w:right w:w="240" w:type="dxa"/>
+            </w:tcMar>
+            <w:vAlign w:val="top"/>
             <w:shd w:val="clear" w:color="auto" w:fill="F3F2F1"/>
             <w:tcBorders>
               <w:top w:val="nil"/>
@@ -1592,7 +1878,14 @@
         </w:tc>
         <w:tc>
           <w:tcPr>
-            <w:tcW w:type="dxa" w:w="2211"/>
+            <w:tcW w:type="dxa" w:w="2041"/>
+            <w:tcMar>
+              <w:top w:w="180" w:type="dxa"/>
+              <w:bottom w:w="180" w:type="dxa"/>
+              <w:left w:w="240" w:type="dxa"/>
+              <w:right w:w="240" w:type="dxa"/>
+            </w:tcMar>
+            <w:vAlign w:val="top"/>
             <w:shd w:val="clear" w:color="auto" w:fill="F3F2F1"/>
             <w:tcBorders>
               <w:top w:val="nil"/>
@@ -1616,9 +1909,19 @@
         </w:tc>
       </w:tr>
       <w:tr>
+        <w:trPr>
+          <w:trHeight w:val="1020" w:hRule="atLeast"/>
+        </w:trPr>
         <w:tc>
           <w:tcPr>
-            <w:tcW w:type="dxa" w:w="624"/>
+            <w:tcW w:type="dxa" w:w="680"/>
+            <w:tcMar>
+              <w:top w:w="180" w:type="dxa"/>
+              <w:bottom w:w="180" w:type="dxa"/>
+              <w:left w:w="240" w:type="dxa"/>
+              <w:right w:w="240" w:type="dxa"/>
+            </w:tcMar>
+            <w:vAlign w:val="top"/>
             <w:shd w:val="clear" w:color="auto" w:fill="FFFFFF"/>
             <w:tcBorders>
               <w:top w:val="nil"/>
@@ -1642,7 +1945,14 @@
         </w:tc>
         <w:tc>
           <w:tcPr>
-            <w:tcW w:type="dxa" w:w="1191"/>
+            <w:tcW w:type="dxa" w:w="1304"/>
+            <w:tcMar>
+              <w:top w:w="180" w:type="dxa"/>
+              <w:bottom w:w="180" w:type="dxa"/>
+              <w:left w:w="240" w:type="dxa"/>
+              <w:right w:w="240" w:type="dxa"/>
+            </w:tcMar>
+            <w:vAlign w:val="top"/>
             <w:shd w:val="clear" w:color="auto" w:fill="FFFFFF"/>
             <w:tcBorders>
               <w:top w:val="nil"/>
@@ -1668,6 +1978,13 @@
         <w:tc>
           <w:tcPr>
             <w:tcW w:type="dxa" w:w="2835"/>
+            <w:tcMar>
+              <w:top w:w="180" w:type="dxa"/>
+              <w:bottom w:w="180" w:type="dxa"/>
+              <w:left w:w="240" w:type="dxa"/>
+              <w:right w:w="240" w:type="dxa"/>
+            </w:tcMar>
+            <w:vAlign w:val="top"/>
             <w:shd w:val="clear" w:color="auto" w:fill="FFFFFF"/>
             <w:tcBorders>
               <w:top w:val="nil"/>
@@ -1691,7 +2008,14 @@
         </w:tc>
         <w:tc>
           <w:tcPr>
-            <w:tcW w:type="dxa" w:w="4309"/>
+            <w:tcW w:type="dxa" w:w="4195"/>
+            <w:tcMar>
+              <w:top w:w="180" w:type="dxa"/>
+              <w:bottom w:w="180" w:type="dxa"/>
+              <w:left w:w="240" w:type="dxa"/>
+              <w:right w:w="240" w:type="dxa"/>
+            </w:tcMar>
+            <w:vAlign w:val="top"/>
             <w:shd w:val="clear" w:color="auto" w:fill="FFFFFF"/>
             <w:tcBorders>
               <w:top w:val="nil"/>
@@ -1715,7 +2039,14 @@
         </w:tc>
         <w:tc>
           <w:tcPr>
-            <w:tcW w:type="dxa" w:w="3628"/>
+            <w:tcW w:type="dxa" w:w="3515"/>
+            <w:tcMar>
+              <w:top w:w="180" w:type="dxa"/>
+              <w:bottom w:w="180" w:type="dxa"/>
+              <w:left w:w="240" w:type="dxa"/>
+              <w:right w:w="240" w:type="dxa"/>
+            </w:tcMar>
+            <w:vAlign w:val="top"/>
             <w:shd w:val="clear" w:color="auto" w:fill="FFFFFF"/>
             <w:tcBorders>
               <w:top w:val="nil"/>
@@ -1739,7 +2070,14 @@
         </w:tc>
         <w:tc>
           <w:tcPr>
-            <w:tcW w:type="dxa" w:w="2211"/>
+            <w:tcW w:type="dxa" w:w="2041"/>
+            <w:tcMar>
+              <w:top w:w="180" w:type="dxa"/>
+              <w:bottom w:w="180" w:type="dxa"/>
+              <w:left w:w="240" w:type="dxa"/>
+              <w:right w:w="240" w:type="dxa"/>
+            </w:tcMar>
+            <w:vAlign w:val="top"/>
             <w:shd w:val="clear" w:color="auto" w:fill="FFFFFF"/>
             <w:tcBorders>
               <w:top w:val="nil"/>
@@ -1763,9 +2101,19 @@
         </w:tc>
       </w:tr>
       <w:tr>
+        <w:trPr>
+          <w:trHeight w:val="1020" w:hRule="atLeast"/>
+        </w:trPr>
         <w:tc>
           <w:tcPr>
-            <w:tcW w:type="dxa" w:w="624"/>
+            <w:tcW w:type="dxa" w:w="680"/>
+            <w:tcMar>
+              <w:top w:w="180" w:type="dxa"/>
+              <w:bottom w:w="180" w:type="dxa"/>
+              <w:left w:w="240" w:type="dxa"/>
+              <w:right w:w="240" w:type="dxa"/>
+            </w:tcMar>
+            <w:vAlign w:val="top"/>
             <w:shd w:val="clear" w:color="auto" w:fill="F3F2F1"/>
             <w:tcBorders>
               <w:top w:val="nil"/>
@@ -1789,7 +2137,14 @@
         </w:tc>
         <w:tc>
           <w:tcPr>
-            <w:tcW w:type="dxa" w:w="1191"/>
+            <w:tcW w:type="dxa" w:w="1304"/>
+            <w:tcMar>
+              <w:top w:w="180" w:type="dxa"/>
+              <w:bottom w:w="180" w:type="dxa"/>
+              <w:left w:w="240" w:type="dxa"/>
+              <w:right w:w="240" w:type="dxa"/>
+            </w:tcMar>
+            <w:vAlign w:val="top"/>
             <w:shd w:val="clear" w:color="auto" w:fill="F3F2F1"/>
             <w:tcBorders>
               <w:top w:val="nil"/>
@@ -1815,6 +2170,13 @@
         <w:tc>
           <w:tcPr>
             <w:tcW w:type="dxa" w:w="2835"/>
+            <w:tcMar>
+              <w:top w:w="180" w:type="dxa"/>
+              <w:bottom w:w="180" w:type="dxa"/>
+              <w:left w:w="240" w:type="dxa"/>
+              <w:right w:w="240" w:type="dxa"/>
+            </w:tcMar>
+            <w:vAlign w:val="top"/>
             <w:shd w:val="clear" w:color="auto" w:fill="F3F2F1"/>
             <w:tcBorders>
               <w:top w:val="nil"/>
@@ -1838,7 +2200,14 @@
         </w:tc>
         <w:tc>
           <w:tcPr>
-            <w:tcW w:type="dxa" w:w="4309"/>
+            <w:tcW w:type="dxa" w:w="4195"/>
+            <w:tcMar>
+              <w:top w:w="180" w:type="dxa"/>
+              <w:bottom w:w="180" w:type="dxa"/>
+              <w:left w:w="240" w:type="dxa"/>
+              <w:right w:w="240" w:type="dxa"/>
+            </w:tcMar>
+            <w:vAlign w:val="top"/>
             <w:shd w:val="clear" w:color="auto" w:fill="F3F2F1"/>
             <w:tcBorders>
               <w:top w:val="nil"/>
@@ -1862,7 +2231,14 @@
         </w:tc>
         <w:tc>
           <w:tcPr>
-            <w:tcW w:type="dxa" w:w="3628"/>
+            <w:tcW w:type="dxa" w:w="3515"/>
+            <w:tcMar>
+              <w:top w:w="180" w:type="dxa"/>
+              <w:bottom w:w="180" w:type="dxa"/>
+              <w:left w:w="240" w:type="dxa"/>
+              <w:right w:w="240" w:type="dxa"/>
+            </w:tcMar>
+            <w:vAlign w:val="top"/>
             <w:shd w:val="clear" w:color="auto" w:fill="F3F2F1"/>
             <w:tcBorders>
               <w:top w:val="nil"/>
@@ -1886,7 +2262,14 @@
         </w:tc>
         <w:tc>
           <w:tcPr>
-            <w:tcW w:type="dxa" w:w="2211"/>
+            <w:tcW w:type="dxa" w:w="2041"/>
+            <w:tcMar>
+              <w:top w:w="180" w:type="dxa"/>
+              <w:bottom w:w="180" w:type="dxa"/>
+              <w:left w:w="240" w:type="dxa"/>
+              <w:right w:w="240" w:type="dxa"/>
+            </w:tcMar>
+            <w:vAlign w:val="top"/>
             <w:shd w:val="clear" w:color="auto" w:fill="F3F2F1"/>
             <w:tcBorders>
               <w:top w:val="nil"/>
@@ -1910,9 +2293,19 @@
         </w:tc>
       </w:tr>
       <w:tr>
+        <w:trPr>
+          <w:trHeight w:val="1020" w:hRule="atLeast"/>
+        </w:trPr>
         <w:tc>
           <w:tcPr>
-            <w:tcW w:type="dxa" w:w="624"/>
+            <w:tcW w:type="dxa" w:w="680"/>
+            <w:tcMar>
+              <w:top w:w="180" w:type="dxa"/>
+              <w:bottom w:w="180" w:type="dxa"/>
+              <w:left w:w="240" w:type="dxa"/>
+              <w:right w:w="240" w:type="dxa"/>
+            </w:tcMar>
+            <w:vAlign w:val="top"/>
             <w:shd w:val="clear" w:color="auto" w:fill="FFFFFF"/>
             <w:tcBorders>
               <w:top w:val="nil"/>
@@ -1936,7 +2329,14 @@
         </w:tc>
         <w:tc>
           <w:tcPr>
-            <w:tcW w:type="dxa" w:w="1191"/>
+            <w:tcW w:type="dxa" w:w="1304"/>
+            <w:tcMar>
+              <w:top w:w="180" w:type="dxa"/>
+              <w:bottom w:w="180" w:type="dxa"/>
+              <w:left w:w="240" w:type="dxa"/>
+              <w:right w:w="240" w:type="dxa"/>
+            </w:tcMar>
+            <w:vAlign w:val="top"/>
             <w:shd w:val="clear" w:color="auto" w:fill="FFFFFF"/>
             <w:tcBorders>
               <w:top w:val="nil"/>
@@ -1962,6 +2362,13 @@
         <w:tc>
           <w:tcPr>
             <w:tcW w:type="dxa" w:w="2835"/>
+            <w:tcMar>
+              <w:top w:w="180" w:type="dxa"/>
+              <w:bottom w:w="180" w:type="dxa"/>
+              <w:left w:w="240" w:type="dxa"/>
+              <w:right w:w="240" w:type="dxa"/>
+            </w:tcMar>
+            <w:vAlign w:val="top"/>
             <w:shd w:val="clear" w:color="auto" w:fill="FFFFFF"/>
             <w:tcBorders>
               <w:top w:val="nil"/>
@@ -1985,7 +2392,14 @@
         </w:tc>
         <w:tc>
           <w:tcPr>
-            <w:tcW w:type="dxa" w:w="4309"/>
+            <w:tcW w:type="dxa" w:w="4195"/>
+            <w:tcMar>
+              <w:top w:w="180" w:type="dxa"/>
+              <w:bottom w:w="180" w:type="dxa"/>
+              <w:left w:w="240" w:type="dxa"/>
+              <w:right w:w="240" w:type="dxa"/>
+            </w:tcMar>
+            <w:vAlign w:val="top"/>
             <w:shd w:val="clear" w:color="auto" w:fill="FFFFFF"/>
             <w:tcBorders>
               <w:top w:val="nil"/>
@@ -2009,7 +2423,14 @@
         </w:tc>
         <w:tc>
           <w:tcPr>
-            <w:tcW w:type="dxa" w:w="3628"/>
+            <w:tcW w:type="dxa" w:w="3515"/>
+            <w:tcMar>
+              <w:top w:w="180" w:type="dxa"/>
+              <w:bottom w:w="180" w:type="dxa"/>
+              <w:left w:w="240" w:type="dxa"/>
+              <w:right w:w="240" w:type="dxa"/>
+            </w:tcMar>
+            <w:vAlign w:val="top"/>
             <w:shd w:val="clear" w:color="auto" w:fill="FFFFFF"/>
             <w:tcBorders>
               <w:top w:val="nil"/>
@@ -2033,7 +2454,14 @@
         </w:tc>
         <w:tc>
           <w:tcPr>
-            <w:tcW w:type="dxa" w:w="2211"/>
+            <w:tcW w:type="dxa" w:w="2041"/>
+            <w:tcMar>
+              <w:top w:w="180" w:type="dxa"/>
+              <w:bottom w:w="180" w:type="dxa"/>
+              <w:left w:w="240" w:type="dxa"/>
+              <w:right w:w="240" w:type="dxa"/>
+            </w:tcMar>
+            <w:vAlign w:val="top"/>
             <w:shd w:val="clear" w:color="auto" w:fill="FFFFFF"/>
             <w:tcBorders>
               <w:top w:val="nil"/>
@@ -2057,9 +2485,19 @@
         </w:tc>
       </w:tr>
       <w:tr>
+        <w:trPr>
+          <w:trHeight w:val="1020" w:hRule="atLeast"/>
+        </w:trPr>
         <w:tc>
           <w:tcPr>
-            <w:tcW w:type="dxa" w:w="624"/>
+            <w:tcW w:type="dxa" w:w="680"/>
+            <w:tcMar>
+              <w:top w:w="180" w:type="dxa"/>
+              <w:bottom w:w="180" w:type="dxa"/>
+              <w:left w:w="240" w:type="dxa"/>
+              <w:right w:w="240" w:type="dxa"/>
+            </w:tcMar>
+            <w:vAlign w:val="top"/>
             <w:shd w:val="clear" w:color="auto" w:fill="F3F2F1"/>
             <w:tcBorders>
               <w:top w:val="nil"/>
@@ -2083,7 +2521,14 @@
         </w:tc>
         <w:tc>
           <w:tcPr>
-            <w:tcW w:type="dxa" w:w="1191"/>
+            <w:tcW w:type="dxa" w:w="1304"/>
+            <w:tcMar>
+              <w:top w:w="180" w:type="dxa"/>
+              <w:bottom w:w="180" w:type="dxa"/>
+              <w:left w:w="240" w:type="dxa"/>
+              <w:right w:w="240" w:type="dxa"/>
+            </w:tcMar>
+            <w:vAlign w:val="top"/>
             <w:shd w:val="clear" w:color="auto" w:fill="F3F2F1"/>
             <w:tcBorders>
               <w:top w:val="nil"/>
@@ -2109,6 +2554,13 @@
         <w:tc>
           <w:tcPr>
             <w:tcW w:type="dxa" w:w="2835"/>
+            <w:tcMar>
+              <w:top w:w="180" w:type="dxa"/>
+              <w:bottom w:w="180" w:type="dxa"/>
+              <w:left w:w="240" w:type="dxa"/>
+              <w:right w:w="240" w:type="dxa"/>
+            </w:tcMar>
+            <w:vAlign w:val="top"/>
             <w:shd w:val="clear" w:color="auto" w:fill="F3F2F1"/>
             <w:tcBorders>
               <w:top w:val="nil"/>
@@ -2132,7 +2584,14 @@
         </w:tc>
         <w:tc>
           <w:tcPr>
-            <w:tcW w:type="dxa" w:w="4309"/>
+            <w:tcW w:type="dxa" w:w="4195"/>
+            <w:tcMar>
+              <w:top w:w="180" w:type="dxa"/>
+              <w:bottom w:w="180" w:type="dxa"/>
+              <w:left w:w="240" w:type="dxa"/>
+              <w:right w:w="240" w:type="dxa"/>
+            </w:tcMar>
+            <w:vAlign w:val="top"/>
             <w:shd w:val="clear" w:color="auto" w:fill="F3F2F1"/>
             <w:tcBorders>
               <w:top w:val="nil"/>
@@ -2156,7 +2615,14 @@
         </w:tc>
         <w:tc>
           <w:tcPr>
-            <w:tcW w:type="dxa" w:w="3628"/>
+            <w:tcW w:type="dxa" w:w="3515"/>
+            <w:tcMar>
+              <w:top w:w="180" w:type="dxa"/>
+              <w:bottom w:w="180" w:type="dxa"/>
+              <w:left w:w="240" w:type="dxa"/>
+              <w:right w:w="240" w:type="dxa"/>
+            </w:tcMar>
+            <w:vAlign w:val="top"/>
             <w:shd w:val="clear" w:color="auto" w:fill="F3F2F1"/>
             <w:tcBorders>
               <w:top w:val="nil"/>
@@ -2180,7 +2646,14 @@
         </w:tc>
         <w:tc>
           <w:tcPr>
-            <w:tcW w:type="dxa" w:w="2211"/>
+            <w:tcW w:type="dxa" w:w="2041"/>
+            <w:tcMar>
+              <w:top w:w="180" w:type="dxa"/>
+              <w:bottom w:w="180" w:type="dxa"/>
+              <w:left w:w="240" w:type="dxa"/>
+              <w:right w:w="240" w:type="dxa"/>
+            </w:tcMar>
+            <w:vAlign w:val="top"/>
             <w:shd w:val="clear" w:color="auto" w:fill="F3F2F1"/>
             <w:tcBorders>
               <w:top w:val="nil"/>
@@ -2204,9 +2677,19 @@
         </w:tc>
       </w:tr>
       <w:tr>
+        <w:trPr>
+          <w:trHeight w:val="1020" w:hRule="atLeast"/>
+        </w:trPr>
         <w:tc>
           <w:tcPr>
-            <w:tcW w:type="dxa" w:w="624"/>
+            <w:tcW w:type="dxa" w:w="680"/>
+            <w:tcMar>
+              <w:top w:w="180" w:type="dxa"/>
+              <w:bottom w:w="180" w:type="dxa"/>
+              <w:left w:w="240" w:type="dxa"/>
+              <w:right w:w="240" w:type="dxa"/>
+            </w:tcMar>
+            <w:vAlign w:val="top"/>
             <w:shd w:val="clear" w:color="auto" w:fill="FFFFFF"/>
             <w:tcBorders>
               <w:top w:val="nil"/>
@@ -2230,7 +2713,14 @@
         </w:tc>
         <w:tc>
           <w:tcPr>
-            <w:tcW w:type="dxa" w:w="1191"/>
+            <w:tcW w:type="dxa" w:w="1304"/>
+            <w:tcMar>
+              <w:top w:w="180" w:type="dxa"/>
+              <w:bottom w:w="180" w:type="dxa"/>
+              <w:left w:w="240" w:type="dxa"/>
+              <w:right w:w="240" w:type="dxa"/>
+            </w:tcMar>
+            <w:vAlign w:val="top"/>
             <w:shd w:val="clear" w:color="auto" w:fill="FFFFFF"/>
             <w:tcBorders>
               <w:top w:val="nil"/>
@@ -2256,6 +2746,13 @@
         <w:tc>
           <w:tcPr>
             <w:tcW w:type="dxa" w:w="2835"/>
+            <w:tcMar>
+              <w:top w:w="180" w:type="dxa"/>
+              <w:bottom w:w="180" w:type="dxa"/>
+              <w:left w:w="240" w:type="dxa"/>
+              <w:right w:w="240" w:type="dxa"/>
+            </w:tcMar>
+            <w:vAlign w:val="top"/>
             <w:shd w:val="clear" w:color="auto" w:fill="FFFFFF"/>
             <w:tcBorders>
               <w:top w:val="nil"/>
@@ -2279,7 +2776,14 @@
         </w:tc>
         <w:tc>
           <w:tcPr>
-            <w:tcW w:type="dxa" w:w="4309"/>
+            <w:tcW w:type="dxa" w:w="4195"/>
+            <w:tcMar>
+              <w:top w:w="180" w:type="dxa"/>
+              <w:bottom w:w="180" w:type="dxa"/>
+              <w:left w:w="240" w:type="dxa"/>
+              <w:right w:w="240" w:type="dxa"/>
+            </w:tcMar>
+            <w:vAlign w:val="top"/>
             <w:shd w:val="clear" w:color="auto" w:fill="FFFFFF"/>
             <w:tcBorders>
               <w:top w:val="nil"/>
@@ -2303,7 +2807,14 @@
         </w:tc>
         <w:tc>
           <w:tcPr>
-            <w:tcW w:type="dxa" w:w="3628"/>
+            <w:tcW w:type="dxa" w:w="3515"/>
+            <w:tcMar>
+              <w:top w:w="180" w:type="dxa"/>
+              <w:bottom w:w="180" w:type="dxa"/>
+              <w:left w:w="240" w:type="dxa"/>
+              <w:right w:w="240" w:type="dxa"/>
+            </w:tcMar>
+            <w:vAlign w:val="top"/>
             <w:shd w:val="clear" w:color="auto" w:fill="FFFFFF"/>
             <w:tcBorders>
               <w:top w:val="nil"/>
@@ -2327,7 +2838,14 @@
         </w:tc>
         <w:tc>
           <w:tcPr>
-            <w:tcW w:type="dxa" w:w="2211"/>
+            <w:tcW w:type="dxa" w:w="2041"/>
+            <w:tcMar>
+              <w:top w:w="180" w:type="dxa"/>
+              <w:bottom w:w="180" w:type="dxa"/>
+              <w:left w:w="240" w:type="dxa"/>
+              <w:right w:w="240" w:type="dxa"/>
+            </w:tcMar>
+            <w:vAlign w:val="top"/>
             <w:shd w:val="clear" w:color="auto" w:fill="FFFFFF"/>
             <w:tcBorders>
               <w:top w:val="nil"/>
@@ -2351,9 +2869,19 @@
         </w:tc>
       </w:tr>
       <w:tr>
+        <w:trPr>
+          <w:trHeight w:val="1020" w:hRule="atLeast"/>
+        </w:trPr>
         <w:tc>
           <w:tcPr>
-            <w:tcW w:type="dxa" w:w="624"/>
+            <w:tcW w:type="dxa" w:w="680"/>
+            <w:tcMar>
+              <w:top w:w="180" w:type="dxa"/>
+              <w:bottom w:w="180" w:type="dxa"/>
+              <w:left w:w="240" w:type="dxa"/>
+              <w:right w:w="240" w:type="dxa"/>
+            </w:tcMar>
+            <w:vAlign w:val="top"/>
             <w:shd w:val="clear" w:color="auto" w:fill="F3F2F1"/>
             <w:tcBorders>
               <w:top w:val="nil"/>
@@ -2377,7 +2905,14 @@
         </w:tc>
         <w:tc>
           <w:tcPr>
-            <w:tcW w:type="dxa" w:w="1191"/>
+            <w:tcW w:type="dxa" w:w="1304"/>
+            <w:tcMar>
+              <w:top w:w="180" w:type="dxa"/>
+              <w:bottom w:w="180" w:type="dxa"/>
+              <w:left w:w="240" w:type="dxa"/>
+              <w:right w:w="240" w:type="dxa"/>
+            </w:tcMar>
+            <w:vAlign w:val="top"/>
             <w:shd w:val="clear" w:color="auto" w:fill="F3F2F1"/>
             <w:tcBorders>
               <w:top w:val="nil"/>
@@ -2403,6 +2938,13 @@
         <w:tc>
           <w:tcPr>
             <w:tcW w:type="dxa" w:w="2835"/>
+            <w:tcMar>
+              <w:top w:w="180" w:type="dxa"/>
+              <w:bottom w:w="180" w:type="dxa"/>
+              <w:left w:w="240" w:type="dxa"/>
+              <w:right w:w="240" w:type="dxa"/>
+            </w:tcMar>
+            <w:vAlign w:val="top"/>
             <w:shd w:val="clear" w:color="auto" w:fill="F3F2F1"/>
             <w:tcBorders>
               <w:top w:val="nil"/>
@@ -2426,7 +2968,14 @@
         </w:tc>
         <w:tc>
           <w:tcPr>
-            <w:tcW w:type="dxa" w:w="4309"/>
+            <w:tcW w:type="dxa" w:w="4195"/>
+            <w:tcMar>
+              <w:top w:w="180" w:type="dxa"/>
+              <w:bottom w:w="180" w:type="dxa"/>
+              <w:left w:w="240" w:type="dxa"/>
+              <w:right w:w="240" w:type="dxa"/>
+            </w:tcMar>
+            <w:vAlign w:val="top"/>
             <w:shd w:val="clear" w:color="auto" w:fill="F3F2F1"/>
             <w:tcBorders>
               <w:top w:val="nil"/>
@@ -2450,7 +2999,14 @@
         </w:tc>
         <w:tc>
           <w:tcPr>
-            <w:tcW w:type="dxa" w:w="3628"/>
+            <w:tcW w:type="dxa" w:w="3515"/>
+            <w:tcMar>
+              <w:top w:w="180" w:type="dxa"/>
+              <w:bottom w:w="180" w:type="dxa"/>
+              <w:left w:w="240" w:type="dxa"/>
+              <w:right w:w="240" w:type="dxa"/>
+            </w:tcMar>
+            <w:vAlign w:val="top"/>
             <w:shd w:val="clear" w:color="auto" w:fill="F3F2F1"/>
             <w:tcBorders>
               <w:top w:val="nil"/>
@@ -2474,7 +3030,14 @@
         </w:tc>
         <w:tc>
           <w:tcPr>
-            <w:tcW w:type="dxa" w:w="2211"/>
+            <w:tcW w:type="dxa" w:w="2041"/>
+            <w:tcMar>
+              <w:top w:w="180" w:type="dxa"/>
+              <w:bottom w:w="180" w:type="dxa"/>
+              <w:left w:w="240" w:type="dxa"/>
+              <w:right w:w="240" w:type="dxa"/>
+            </w:tcMar>
+            <w:vAlign w:val="top"/>
             <w:shd w:val="clear" w:color="auto" w:fill="F3F2F1"/>
             <w:tcBorders>
               <w:top w:val="nil"/>
@@ -2500,7 +3063,7 @@
     </w:tbl>
     <w:p>
       <w:pPr>
-        <w:spacing w:after="240" w:before="0"/>
+        <w:spacing w:after="280" w:before="0"/>
       </w:pPr>
     </w:p>
     <w:p>
@@ -2515,7 +3078,7 @@
           <w:b/>
           <w:i w:val="0"/>
           <w:color w:val="4A4743"/>
-          <w:sz w:val="26"/>
+          <w:sz w:val="28"/>
         </w:rPr>
         <w:t>5.  What Zambia can publish now</w:t>
       </w:r>
@@ -2525,15 +3088,15 @@
         <w:jc w:val="left"/>
         <w:tblLayout w:type="fixed"/>
         <w:tblLook w:firstColumn="1" w:firstRow="1" w:lastColumn="0" w:lastRow="0" w:noHBand="0" w:noVBand="1" w:val="04A0"/>
-        <w:tblW w:w="4536" w:type="dxa"/>
+        <w:tblW w:w="5103" w:type="dxa"/>
       </w:tblPr>
       <w:tblGrid>
-        <w:gridCol w:w="14798"/>
+        <w:gridCol w:w="14570"/>
       </w:tblGrid>
       <w:tr>
         <w:tc>
           <w:tcPr>
-            <w:tcW w:type="dxa" w:w="14798"/>
+            <w:tcW w:type="dxa" w:w="14570"/>
             <w:tcBorders>
               <w:top w:val="nil"/>
               <w:bottom w:val="single" w:sz="24" w:color="B7251C"/>
@@ -2552,7 +3115,7 @@
     </w:tbl>
     <w:p>
       <w:pPr>
-        <w:spacing w:after="80" w:before="0"/>
+        <w:spacing w:after="120" w:before="0"/>
       </w:pPr>
     </w:p>
     <w:p>
@@ -2572,12 +3135,13 @@
     </w:p>
     <w:p>
       <w:pPr>
+        <w:spacing w:before="160" w:after="320"/>
         <w:jc w:val="center"/>
       </w:pPr>
       <w:r>
         <w:drawing>
           <wp:inline xmlns:a="http://schemas.openxmlformats.org/drawingml/2006/main" xmlns:pic="http://schemas.openxmlformats.org/drawingml/2006/picture">
-            <wp:extent cx="7920000" cy="4394064"/>
+            <wp:extent cx="7920000" cy="4212156"/>
             <wp:docPr id="3" name="Picture 3"/>
             <wp:cNvGraphicFramePr>
               <a:graphicFrameLocks noChangeAspect="1"/>
@@ -2598,7 +3162,7 @@
                   <pic:spPr>
                     <a:xfrm>
                       <a:off x="0" y="0"/>
-                      <a:ext cx="7920000" cy="4394064"/>
+                      <a:ext cx="7920000" cy="4212156"/>
                     </a:xfrm>
                     <a:prstGeom prst="rect"/>
                   </pic:spPr>
@@ -2610,18 +3174,13 @@
       </w:r>
     </w:p>
     <w:p>
-      <w:pPr>
-        <w:spacing w:after="280" w:before="0"/>
-      </w:pPr>
-    </w:p>
-    <w:p>
       <w:r>
         <w:rPr>
           <w:rFonts w:ascii="Arial" w:hAnsi="Arial"/>
           <w:b/>
           <w:i w:val="0"/>
           <w:color w:val="4A4743"/>
-          <w:sz w:val="26"/>
+          <w:sz w:val="28"/>
         </w:rPr>
         <w:t>6.  The law already permits most of what is missing</w:t>
       </w:r>
@@ -2631,15 +3190,15 @@
         <w:jc w:val="left"/>
         <w:tblLayout w:type="fixed"/>
         <w:tblLook w:firstColumn="1" w:firstRow="1" w:lastColumn="0" w:lastRow="0" w:noHBand="0" w:noVBand="1" w:val="04A0"/>
-        <w:tblW w:w="4536" w:type="dxa"/>
+        <w:tblW w:w="5103" w:type="dxa"/>
       </w:tblPr>
       <w:tblGrid>
-        <w:gridCol w:w="14798"/>
+        <w:gridCol w:w="14570"/>
       </w:tblGrid>
       <w:tr>
         <w:tc>
           <w:tcPr>
-            <w:tcW w:type="dxa" w:w="14798"/>
+            <w:tcW w:type="dxa" w:w="14570"/>
             <w:tcBorders>
               <w:top w:val="nil"/>
               <w:bottom w:val="single" w:sz="24" w:color="B7251C"/>
@@ -2658,12 +3217,12 @@
     </w:tbl>
     <w:p>
       <w:pPr>
-        <w:spacing w:after="80" w:before="0"/>
+        <w:spacing w:after="120" w:before="0"/>
       </w:pPr>
     </w:p>
     <w:p>
       <w:pPr>
-        <w:spacing w:after="160" w:before="0"/>
+        <w:spacing w:after="200" w:before="0"/>
       </w:pPr>
       <w:r>
         <w:rPr>
@@ -2681,17 +3240,24 @@
         <w:jc w:val="left"/>
         <w:tblLayout w:type="fixed"/>
         <w:tblLook w:firstColumn="1" w:firstRow="1" w:lastColumn="0" w:lastRow="0" w:noHBand="0" w:noVBand="1" w:val="04A0"/>
-        <w:tblW w:w="14798" w:type="dxa"/>
+        <w:tblW w:w="14571" w:type="dxa"/>
       </w:tblPr>
       <w:tblGrid>
         <w:gridCol w:w="3969"/>
         <w:gridCol w:w="6520"/>
-        <w:gridCol w:w="4309"/>
+        <w:gridCol w:w="4082"/>
       </w:tblGrid>
       <w:tr>
         <w:tc>
           <w:tcPr>
             <w:tcW w:type="dxa" w:w="3969"/>
+            <w:tcMar>
+              <w:top w:w="220" w:type="dxa"/>
+              <w:bottom w:w="220" w:type="dxa"/>
+              <w:left w:w="240" w:type="dxa"/>
+              <w:right w:w="240" w:type="dxa"/>
+            </w:tcMar>
+            <w:vAlign w:val="top"/>
             <w:shd w:val="clear" w:color="auto" w:fill="2D2D2D"/>
             <w:tcBorders>
               <w:top w:val="single" w:sz="4" w:color="2D2D2D"/>
@@ -2699,6 +3265,12 @@
               <w:left w:val="single" w:sz="4" w:color="2D2D2D"/>
               <w:right w:val="single" w:sz="4" w:color="2D2D2D"/>
             </w:tcBorders>
+            <w:tcMar>
+              <w:top w:w="220" w:type="dxa"/>
+              <w:bottom w:w="220" w:type="dxa"/>
+              <w:left w:w="240" w:type="dxa"/>
+              <w:right w:w="240" w:type="dxa"/>
+            </w:tcMar>
           </w:tcPr>
           <w:p>
             <w:r>
@@ -2716,6 +3288,13 @@
         <w:tc>
           <w:tcPr>
             <w:tcW w:type="dxa" w:w="6520"/>
+            <w:tcMar>
+              <w:top w:w="220" w:type="dxa"/>
+              <w:bottom w:w="220" w:type="dxa"/>
+              <w:left w:w="240" w:type="dxa"/>
+              <w:right w:w="240" w:type="dxa"/>
+            </w:tcMar>
+            <w:vAlign w:val="top"/>
             <w:shd w:val="clear" w:color="auto" w:fill="2D2D2D"/>
             <w:tcBorders>
               <w:top w:val="single" w:sz="4" w:color="2D2D2D"/>
@@ -2723,6 +3302,12 @@
               <w:left w:val="single" w:sz="4" w:color="2D2D2D"/>
               <w:right w:val="single" w:sz="4" w:color="2D2D2D"/>
             </w:tcBorders>
+            <w:tcMar>
+              <w:top w:w="220" w:type="dxa"/>
+              <w:bottom w:w="220" w:type="dxa"/>
+              <w:left w:w="240" w:type="dxa"/>
+              <w:right w:w="240" w:type="dxa"/>
+            </w:tcMar>
           </w:tcPr>
           <w:p>
             <w:r>
@@ -2739,7 +3324,14 @@
         </w:tc>
         <w:tc>
           <w:tcPr>
-            <w:tcW w:type="dxa" w:w="4309"/>
+            <w:tcW w:type="dxa" w:w="4082"/>
+            <w:tcMar>
+              <w:top w:w="220" w:type="dxa"/>
+              <w:bottom w:w="220" w:type="dxa"/>
+              <w:left w:w="240" w:type="dxa"/>
+              <w:right w:w="240" w:type="dxa"/>
+            </w:tcMar>
+            <w:vAlign w:val="top"/>
             <w:shd w:val="clear" w:color="auto" w:fill="2D2D2D"/>
             <w:tcBorders>
               <w:top w:val="single" w:sz="4" w:color="2D2D2D"/>
@@ -2747,6 +3339,12 @@
               <w:left w:val="single" w:sz="4" w:color="2D2D2D"/>
               <w:right w:val="single" w:sz="4" w:color="2D2D2D"/>
             </w:tcBorders>
+            <w:tcMar>
+              <w:top w:w="220" w:type="dxa"/>
+              <w:bottom w:w="220" w:type="dxa"/>
+              <w:left w:w="240" w:type="dxa"/>
+              <w:right w:w="240" w:type="dxa"/>
+            </w:tcMar>
           </w:tcPr>
           <w:p>
             <w:r>
@@ -2763,9 +3361,19 @@
         </w:tc>
       </w:tr>
       <w:tr>
+        <w:trPr>
+          <w:trHeight w:val="850" w:hRule="atLeast"/>
+        </w:trPr>
         <w:tc>
           <w:tcPr>
             <w:tcW w:type="dxa" w:w="3969"/>
+            <w:tcMar>
+              <w:top w:w="180" w:type="dxa"/>
+              <w:bottom w:w="180" w:type="dxa"/>
+              <w:left w:w="240" w:type="dxa"/>
+              <w:right w:w="240" w:type="dxa"/>
+            </w:tcMar>
+            <w:vAlign w:val="top"/>
             <w:shd w:val="clear" w:color="auto" w:fill="FFFFFF"/>
             <w:tcBorders>
               <w:top w:val="nil"/>
@@ -2781,7 +3389,7 @@
                 <w:b/>
                 <w:i w:val="0"/>
                 <w:color w:val="4A4743"/>
-                <w:sz w:val="19"/>
+                <w:sz w:val="20"/>
               </w:rPr>
               <w:t>Access to Information Act 2023, s.8</w:t>
             </w:r>
@@ -2790,6 +3398,13 @@
         <w:tc>
           <w:tcPr>
             <w:tcW w:type="dxa" w:w="6520"/>
+            <w:tcMar>
+              <w:top w:w="180" w:type="dxa"/>
+              <w:bottom w:w="180" w:type="dxa"/>
+              <w:left w:w="240" w:type="dxa"/>
+              <w:right w:w="240" w:type="dxa"/>
+            </w:tcMar>
+            <w:vAlign w:val="top"/>
             <w:shd w:val="clear" w:color="auto" w:fill="FFFFFF"/>
             <w:tcBorders>
               <w:top w:val="nil"/>
@@ -2805,7 +3420,7 @@
                 <w:b w:val="0"/>
                 <w:i w:val="0"/>
                 <w:color w:val="4A4743"/>
-                <w:sz w:val="19"/>
+                <w:sz w:val="20"/>
               </w:rPr>
               <w:t>Proactive publication by every information holder of contracts signed, suppliers, amounts, and periods for completion.</w:t>
             </w:r>
@@ -2813,7 +3428,14 @@
         </w:tc>
         <w:tc>
           <w:tcPr>
-            <w:tcW w:type="dxa" w:w="4309"/>
+            <w:tcW w:type="dxa" w:w="4082"/>
+            <w:tcMar>
+              <w:top w:w="180" w:type="dxa"/>
+              <w:bottom w:w="180" w:type="dxa"/>
+              <w:left w:w="240" w:type="dxa"/>
+              <w:right w:w="240" w:type="dxa"/>
+            </w:tcMar>
+            <w:vAlign w:val="top"/>
             <w:shd w:val="clear" w:color="auto" w:fill="FFFFFF"/>
             <w:tcBorders>
               <w:top w:val="nil"/>
@@ -2829,7 +3451,7 @@
                 <w:b w:val="0"/>
                 <w:i w:val="0"/>
                 <w:color w:val="4A4743"/>
-                <w:sz w:val="19"/>
+                <w:sz w:val="20"/>
               </w:rPr>
               <w:t>Broad: covers most procurement-stage and contract-stage OC4IDS fields.</w:t>
             </w:r>
@@ -2837,9 +3459,19 @@
         </w:tc>
       </w:tr>
       <w:tr>
+        <w:trPr>
+          <w:trHeight w:val="850" w:hRule="atLeast"/>
+        </w:trPr>
         <w:tc>
           <w:tcPr>
             <w:tcW w:type="dxa" w:w="3969"/>
+            <w:tcMar>
+              <w:top w:w="180" w:type="dxa"/>
+              <w:bottom w:w="180" w:type="dxa"/>
+              <w:left w:w="240" w:type="dxa"/>
+              <w:right w:w="240" w:type="dxa"/>
+            </w:tcMar>
+            <w:vAlign w:val="top"/>
             <w:shd w:val="clear" w:color="auto" w:fill="F3F2F1"/>
             <w:tcBorders>
               <w:top w:val="nil"/>
@@ -2855,7 +3487,7 @@
                 <w:b/>
                 <w:i w:val="0"/>
                 <w:color w:val="4A4743"/>
-                <w:sz w:val="19"/>
+                <w:sz w:val="20"/>
               </w:rPr>
               <w:t>NCC Act 2020, s.53</w:t>
             </w:r>
@@ -2864,6 +3496,13 @@
         <w:tc>
           <w:tcPr>
             <w:tcW w:type="dxa" w:w="6520"/>
+            <w:tcMar>
+              <w:top w:w="180" w:type="dxa"/>
+              <w:bottom w:w="180" w:type="dxa"/>
+              <w:left w:w="240" w:type="dxa"/>
+              <w:right w:w="240" w:type="dxa"/>
+            </w:tcMar>
+            <w:vAlign w:val="top"/>
             <w:shd w:val="clear" w:color="auto" w:fill="F3F2F1"/>
             <w:tcBorders>
               <w:top w:val="nil"/>
@@ -2879,7 +3518,7 @@
                 <w:b w:val="0"/>
                 <w:i w:val="0"/>
                 <w:color w:val="4A4743"/>
-                <w:sz w:val="19"/>
+                <w:sz w:val="20"/>
               </w:rPr>
               <w:t>Regular project monitoring and evaluation by the National Council for Construction, with the right to request records and to share information across authorities.</w:t>
             </w:r>
@@ -2887,7 +3526,14 @@
         </w:tc>
         <w:tc>
           <w:tcPr>
-            <w:tcW w:type="dxa" w:w="4309"/>
+            <w:tcW w:type="dxa" w:w="4082"/>
+            <w:tcMar>
+              <w:top w:w="180" w:type="dxa"/>
+              <w:bottom w:w="180" w:type="dxa"/>
+              <w:left w:w="240" w:type="dxa"/>
+              <w:right w:w="240" w:type="dxa"/>
+            </w:tcMar>
+            <w:vAlign w:val="top"/>
             <w:shd w:val="clear" w:color="auto" w:fill="F3F2F1"/>
             <w:tcBorders>
               <w:top w:val="nil"/>
@@ -2903,7 +3549,7 @@
                 <w:b w:val="0"/>
                 <w:i w:val="0"/>
                 <w:color w:val="4A4743"/>
-                <w:sz w:val="19"/>
+                <w:sz w:val="20"/>
               </w:rPr>
               <w:t>Depth: covers implementation-stage fields (progress, quality, variations) that ZPPA does not currently publish.</w:t>
             </w:r>
@@ -2911,9 +3557,19 @@
         </w:tc>
       </w:tr>
       <w:tr>
+        <w:trPr>
+          <w:trHeight w:val="850" w:hRule="atLeast"/>
+        </w:trPr>
         <w:tc>
           <w:tcPr>
             <w:tcW w:type="dxa" w:w="3969"/>
+            <w:tcMar>
+              <w:top w:w="180" w:type="dxa"/>
+              <w:bottom w:w="180" w:type="dxa"/>
+              <w:left w:w="240" w:type="dxa"/>
+              <w:right w:w="240" w:type="dxa"/>
+            </w:tcMar>
+            <w:vAlign w:val="top"/>
             <w:shd w:val="clear" w:color="auto" w:fill="FFFFFF"/>
             <w:tcBorders>
               <w:top w:val="nil"/>
@@ -2929,7 +3585,7 @@
                 <w:b/>
                 <w:i w:val="0"/>
                 <w:color w:val="4A4743"/>
-                <w:sz w:val="19"/>
+                <w:sz w:val="20"/>
               </w:rPr>
               <w:t>ZPPA Act 2020, s.67 and s.70</w:t>
             </w:r>
@@ -2938,6 +3594,13 @@
         <w:tc>
           <w:tcPr>
             <w:tcW w:type="dxa" w:w="6520"/>
+            <w:tcMar>
+              <w:top w:w="180" w:type="dxa"/>
+              <w:bottom w:w="180" w:type="dxa"/>
+              <w:left w:w="240" w:type="dxa"/>
+              <w:right w:w="240" w:type="dxa"/>
+            </w:tcMar>
+            <w:vAlign w:val="top"/>
             <w:shd w:val="clear" w:color="auto" w:fill="FFFFFF"/>
             <w:tcBorders>
               <w:top w:val="nil"/>
@@ -2953,7 +3616,7 @@
                 <w:b w:val="0"/>
                 <w:i w:val="0"/>
                 <w:color w:val="4A4743"/>
-                <w:sz w:val="19"/>
+                <w:sz w:val="20"/>
               </w:rPr>
               <w:t>Transparency of procurement records subject to confidentiality provisions.</w:t>
             </w:r>
@@ -2961,7 +3624,14 @@
         </w:tc>
         <w:tc>
           <w:tcPr>
-            <w:tcW w:type="dxa" w:w="4309"/>
+            <w:tcW w:type="dxa" w:w="4082"/>
+            <w:tcMar>
+              <w:top w:w="180" w:type="dxa"/>
+              <w:bottom w:w="180" w:type="dxa"/>
+              <w:left w:w="240" w:type="dxa"/>
+              <w:right w:w="240" w:type="dxa"/>
+            </w:tcMar>
+            <w:vAlign w:val="top"/>
             <w:shd w:val="clear" w:color="auto" w:fill="FFFFFF"/>
             <w:tcBorders>
               <w:top w:val="nil"/>
@@ -2977,7 +3647,7 @@
                 <w:b w:val="0"/>
                 <w:i w:val="0"/>
                 <w:color w:val="4A4743"/>
-                <w:sz w:val="19"/>
+                <w:sz w:val="20"/>
               </w:rPr>
               <w:t>Procurement-specific: already supports the fields the e-GP system publishes today.</w:t>
             </w:r>
@@ -2987,7 +3657,7 @@
     </w:tbl>
     <w:p>
       <w:pPr>
-        <w:spacing w:after="240" w:before="0"/>
+        <w:spacing w:after="280" w:before="0"/>
       </w:pPr>
     </w:p>
     <w:tbl>
@@ -2995,15 +3665,15 @@
         <w:jc w:val="left"/>
         <w:tblLayout w:type="fixed"/>
         <w:tblLook w:firstColumn="1" w:firstRow="1" w:lastColumn="0" w:lastRow="0" w:noHBand="0" w:noVBand="1" w:val="04A0"/>
-        <w:tblW w:w="14798" w:type="dxa"/>
+        <w:tblW w:w="14571" w:type="dxa"/>
       </w:tblPr>
       <w:tblGrid>
-        <w:gridCol w:w="14798"/>
+        <w:gridCol w:w="14571"/>
       </w:tblGrid>
       <w:tr>
         <w:tc>
           <w:tcPr>
-            <w:tcW w:type="dxa" w:w="14797"/>
+            <w:tcW w:type="dxa" w:w="14570"/>
             <w:shd w:val="clear" w:color="auto" w:fill="F3F2F1"/>
             <w:tcBorders>
               <w:top w:val="nil"/>
@@ -3011,6 +3681,12 @@
               <w:left w:val="single" w:sz="32" w:color="71B6C9"/>
               <w:right w:val="nil"/>
             </w:tcBorders>
+            <w:tcMar>
+              <w:top w:w="260" w:type="dxa"/>
+              <w:bottom w:w="260" w:type="dxa"/>
+              <w:left w:w="300" w:type="dxa"/>
+              <w:right w:w="300" w:type="dxa"/>
+            </w:tcMar>
           </w:tcPr>
           <w:p>
             <w:r>
@@ -3021,7 +3697,7 @@
                 <w:color w:val="71B6C9"/>
                 <w:sz w:val="20"/>
               </w:rPr>
-              <w:t xml:space="preserve">IMPLICATION  </w:t>
+              <w:t xml:space="preserve">IMPLICATION   </w:t>
             </w:r>
             <w:r>
               <w:rPr>
@@ -3039,7 +3715,7 @@
     </w:tbl>
     <w:p>
       <w:pPr>
-        <w:spacing w:after="280" w:before="0"/>
+        <w:spacing w:after="320" w:before="0"/>
       </w:pPr>
     </w:p>
     <w:p>
@@ -3049,7 +3725,7 @@
           <w:b/>
           <w:i w:val="0"/>
           <w:color w:val="4A4743"/>
-          <w:sz w:val="26"/>
+          <w:sz w:val="28"/>
         </w:rPr>
         <w:t>7.  Next step</w:t>
       </w:r>
@@ -3059,15 +3735,15 @@
         <w:jc w:val="left"/>
         <w:tblLayout w:type="fixed"/>
         <w:tblLook w:firstColumn="1" w:firstRow="1" w:lastColumn="0" w:lastRow="0" w:noHBand="0" w:noVBand="1" w:val="04A0"/>
-        <w:tblW w:w="4536" w:type="dxa"/>
+        <w:tblW w:w="5103" w:type="dxa"/>
       </w:tblPr>
       <w:tblGrid>
-        <w:gridCol w:w="14798"/>
+        <w:gridCol w:w="14570"/>
       </w:tblGrid>
       <w:tr>
         <w:tc>
           <w:tcPr>
-            <w:tcW w:type="dxa" w:w="14798"/>
+            <w:tcW w:type="dxa" w:w="14570"/>
             <w:tcBorders>
               <w:top w:val="nil"/>
               <w:bottom w:val="single" w:sz="24" w:color="B7251C"/>
@@ -3086,12 +3762,12 @@
     </w:tbl>
     <w:p>
       <w:pPr>
-        <w:spacing w:after="80" w:before="0"/>
+        <w:spacing w:after="120" w:before="0"/>
       </w:pPr>
     </w:p>
     <w:p>
       <w:pPr>
-        <w:spacing w:after="240" w:before="0"/>
+        <w:spacing w:after="120" w:before="0"/>
       </w:pPr>
       <w:r>
         <w:rPr>
@@ -3101,7 +3777,52 @@
           <w:color w:val="4A4743"/>
           <w:sz w:val="21"/>
         </w:rPr>
-        <w:t>This review is a working document between CoST IS and the Zambia Technical Team. The covering note proposes a short call to walk through the ten revisions and agree a resubmission schedule with the MSG. A companion document (02-structural-reference.docx) is attached: it is a short illustrative extract, not a rewrite of the report. Use it as a reference for the kind of specificity a strong report carries, not as content to adopt.</w:t>
+        <w:t>This review is a working document between CoST IS and the Zambia Technical Team. The covering note proposes a short call to walk through the ten revisions and agree a resubmission schedule with the MSG.</w:t>
+      </w:r>
+    </w:p>
+    <w:p>
+      <w:pPr>
+        <w:spacing w:after="80" w:before="0"/>
+      </w:pPr>
+      <w:r>
+        <w:rPr>
+          <w:rFonts w:ascii="Arial" w:hAnsi="Arial"/>
+          <w:b w:val="0"/>
+          <w:i w:val="0"/>
+          <w:color w:val="4A4743"/>
+          <w:sz w:val="21"/>
+        </w:rPr>
+        <w:t>Two companion documents are attached:</w:t>
+      </w:r>
+    </w:p>
+    <w:p>
+      <w:pPr>
+        <w:spacing w:after="80" w:before="0"/>
+      </w:pPr>
+      <w:r>
+        <w:rPr>
+          <w:rFonts w:ascii="Arial" w:hAnsi="Arial"/>
+          <w:b w:val="0"/>
+          <w:i w:val="0"/>
+          <w:color w:val="4A4743"/>
+          <w:sz w:val="21"/>
+        </w:rPr>
+        <w:t>•   02-structural-reference.docx: a short illustrative extract showing the shape and specificity a strong report carries. Use it as a pattern reference.</w:t>
+      </w:r>
+    </w:p>
+    <w:p>
+      <w:pPr>
+        <w:spacing w:after="280" w:before="0"/>
+      </w:pPr>
+      <w:r>
+        <w:rPr>
+          <w:rFonts w:ascii="Arial" w:hAnsi="Arial"/>
+          <w:b w:val="0"/>
+          <w:i w:val="0"/>
+          <w:color w:val="4A4743"/>
+          <w:sz w:val="21"/>
+        </w:rPr>
+        <w:t>•   03-sample-final-report.docx: a fully-worked model report for Zambia. Every stakeholder name is a placeholder pending MSG consultation, but the structure, numbers, legal analysis, and recommendation logic are at the target standard. The Zambia team can adapt it directly if useful.</w:t>
       </w:r>
     </w:p>
     <w:p>
@@ -3123,7 +3844,7 @@
       <w:headerReference w:type="default" r:id="rId9"/>
       <w:footerReference w:type="default" r:id="rId10"/>
       <w:pgSz w:w="16838" w:h="11906" w:orient="landscape"/>
-      <w:pgMar w:top="1020" w:right="1020" w:bottom="1020" w:left="1020" w:header="720" w:footer="720" w:gutter="0"/>
+      <w:pgMar w:top="1134" w:right="1134" w:bottom="1134" w:left="1134" w:header="720" w:footer="720" w:gutter="0"/>
       <w:cols w:space="720"/>
       <w:docGrid w:linePitch="360"/>
     </w:sectPr>
